--- a/output/documents/BAOCAO_VERCEL_MAU_SACH.docx
+++ b/output/documents/BAOCAO_VERCEL_MAU_SACH.docx
@@ -800,10 +800,11 @@
     <w:p>
       <w:pPr>
         <w:tabs>
-          <w:tab w:val="left" w:leader="none" w:pos="4230"/>
+          <w:tab w:val="left" w:pos="1000"/>
+          <w:tab w:val="left" w:pos="5500"/>
         </w:tabs>
-        <w:spacing w:after="200" w:before="360" w:lineRule="auto"/>
-        <w:ind w:left="720" w:firstLine="187.00000000000003"/>
+        <w:spacing w:after="100" w:before="160" w:lineRule="auto" w:line="260"/>
+        <w:ind w:left="720" w:firstLine="0"/>
         <w:jc w:val="left"/>
         <w:rPr>
           <w:sz w:val="28"/>
@@ -812,45 +813,144 @@
       </w:pPr>
       <w:r>
         <w:rPr>
-          <w:b w:val="1"/>
-          <w:bCs w:val="1"/>
+          <w:rFonts w:ascii="Times New Roman" w:hAnsi="Times New Roman" w:eastAsia="Times New Roman" w:cs="Times New Roman"/>
           <w:sz w:val="28"/>
           <w:szCs w:val="28"/>
-          <w:rtl w:val="0"/>
+          <w:color w:val="000000"/>
+          <w:b w:val="1"/>
         </w:rPr>
         <w:t xml:space="preserve">Nhóm sinh viên thực hiện:</w:t>
       </w:r>
       <w:r>
-        <w:rPr>
-          <w:sz w:val="28"/>
-          <w:szCs w:val="28"/>
-          <w:rtl w:val="0"/>
-        </w:rPr>
+        <w:br/>
         <w:tab/>
+      </w:r>
+      <w:r>
+        <w:rPr>
+          <w:rFonts w:ascii="Times New Roman" w:hAnsi="Times New Roman" w:eastAsia="Times New Roman" w:cs="Times New Roman"/>
+          <w:sz w:val="26"/>
+          <w:szCs w:val="26"/>
+          <w:color w:val="000000"/>
+        </w:rPr>
+        <w:t xml:space="preserve">Quách Hoàng Kha</w:t>
+      </w:r>
+      <w:r>
         <w:tab/>
+      </w:r>
+      <w:r>
+        <w:rPr>
+          <w:rFonts w:ascii="Times New Roman" w:hAnsi="Times New Roman" w:eastAsia="Times New Roman" w:cs="Times New Roman"/>
+          <w:sz w:val="26"/>
+          <w:szCs w:val="26"/>
+          <w:color w:val="000000"/>
+        </w:rPr>
+        <w:t xml:space="preserve">3122410167</w:t>
+      </w:r>
+      <w:r>
+        <w:br/>
         <w:tab/>
-        <w:t xml:space="preserve">Đặng Văn Bảo</w:t>
+      </w:r>
+      <w:r>
+        <w:rPr>
+          <w:rFonts w:ascii="Times New Roman" w:hAnsi="Times New Roman" w:eastAsia="Times New Roman" w:cs="Times New Roman"/>
+          <w:sz w:val="26"/>
+          <w:szCs w:val="26"/>
+          <w:color w:val="000000"/>
+        </w:rPr>
+        <w:t xml:space="preserve">Tô Hoàng Nhật Lâm</w:t>
+      </w:r>
+      <w:r>
         <w:tab/>
-        <w:t xml:space="preserve">3119410024</w:t>
-        <w:br w:type="textWrapping"/>
+      </w:r>
+      <w:r>
+        <w:rPr>
+          <w:rFonts w:ascii="Times New Roman" w:hAnsi="Times New Roman" w:eastAsia="Times New Roman" w:cs="Times New Roman"/>
+          <w:sz w:val="26"/>
+          <w:szCs w:val="26"/>
+          <w:color w:val="000000"/>
+        </w:rPr>
+        <w:t xml:space="preserve">3124410183</w:t>
+      </w:r>
+      <w:r>
+        <w:br/>
         <w:tab/>
+      </w:r>
+      <w:r>
+        <w:rPr>
+          <w:rFonts w:ascii="Times New Roman" w:hAnsi="Times New Roman" w:eastAsia="Times New Roman" w:cs="Times New Roman"/>
+          <w:sz w:val="26"/>
+          <w:szCs w:val="26"/>
+          <w:color w:val="000000"/>
+        </w:rPr>
+        <w:t xml:space="preserve">Nguyễn Phúc Tài</w:t>
+      </w:r>
+      <w:r>
         <w:tab/>
+      </w:r>
+      <w:r>
+        <w:rPr>
+          <w:rFonts w:ascii="Times New Roman" w:hAnsi="Times New Roman" w:eastAsia="Times New Roman" w:cs="Times New Roman"/>
+          <w:sz w:val="26"/>
+          <w:szCs w:val="26"/>
+          <w:color w:val="000000"/>
+        </w:rPr>
+        <w:t xml:space="preserve">3124410308</w:t>
+      </w:r>
+      <w:r>
+        <w:br/>
         <w:tab/>
-        <w:t xml:space="preserve">Quách Hoàng Kha 3122410167</w:t>
-        <w:br w:type="textWrapping"/>
+      </w:r>
+      <w:r>
+        <w:rPr>
+          <w:rFonts w:ascii="Times New Roman" w:hAnsi="Times New Roman" w:eastAsia="Times New Roman" w:cs="Times New Roman"/>
+          <w:sz w:val="26"/>
+          <w:szCs w:val="26"/>
+          <w:color w:val="000000"/>
+        </w:rPr>
+        <w:t xml:space="preserve">Trần Quỳnh Ngọc</w:t>
+      </w:r>
+      <w:r>
         <w:tab/>
+      </w:r>
+      <w:r>
+        <w:rPr>
+          <w:rFonts w:ascii="Times New Roman" w:hAnsi="Times New Roman" w:eastAsia="Times New Roman" w:cs="Times New Roman"/>
+          <w:sz w:val="26"/>
+          <w:szCs w:val="26"/>
+          <w:color w:val="000000"/>
+        </w:rPr>
+        <w:t xml:space="preserve">3124560062</w:t>
+      </w:r>
+      <w:r>
+        <w:br/>
         <w:tab/>
+      </w:r>
+      <w:r>
+        <w:rPr>
+          <w:rFonts w:ascii="Times New Roman" w:hAnsi="Times New Roman" w:eastAsia="Times New Roman" w:cs="Times New Roman"/>
+          <w:sz w:val="26"/>
+          <w:szCs w:val="26"/>
+          <w:color w:val="000000"/>
+        </w:rPr>
+        <w:t xml:space="preserve">Nguyễn Đinh Ý Vy</w:t>
+      </w:r>
+      <w:r>
         <w:tab/>
-        <w:t xml:space="preserve">Lý Chí Bảo </w:t>
-        <w:tab/>
-        <w:tab/>
-        <w:t xml:space="preserve">3123410021</w:t>
+      </w:r>
+      <w:r>
+        <w:rPr>
+          <w:rFonts w:ascii="Times New Roman" w:hAnsi="Times New Roman" w:eastAsia="Times New Roman" w:cs="Times New Roman"/>
+          <w:sz w:val="26"/>
+          <w:szCs w:val="26"/>
+          <w:color w:val="000000"/>
+        </w:rPr>
+        <w:t xml:space="preserve">3124560100</w:t>
       </w:r>
     </w:p>
     <w:p>
       <w:pPr>
         <w:widowControl w:val="1"/>
-        <w:spacing w:after="0" w:lineRule="auto" w:before="750" w:line="240"/>
+        <w:spacing w:after="0" w:lineRule="auto" w:before="320" w:line="240"/>
         <w:ind w:left="0" w:right="0" w:firstLine="0"/>
         <w:jc w:val="center"/>
         <w:keepLines w:val="1"/>
@@ -1020,7 +1120,7 @@
           <w:r>
             <w:fldChar w:fldCharType="separate"/>
           </w:r>
-          <w:hyperlink w:anchor="_Toc243057755" w:history="1">
+          <w:hyperlink w:anchor="_Toc243058977" w:history="1">
             <w:r>
               <w:rPr>
                 <w:rStyle w:val="Hyperlink"/>
@@ -1047,7 +1147,7 @@
                 <w:noProof/>
                 <w:webHidden/>
               </w:rPr>
-              <w:instrText xml:space="preserve"> PAGEREF _Toc243057755 \h </w:instrText>
+              <w:instrText xml:space="preserve"> PAGEREF _Toc243058977 \h </w:instrText>
             </w:r>
             <w:r>
               <w:rPr>
@@ -1094,7 +1194,7 @@
               <w14:ligatures w14:val="standardContextual"/>
             </w:rPr>
           </w:pPr>
-          <w:hyperlink w:anchor="_Toc243057756" w:history="1">
+          <w:hyperlink w:anchor="_Toc243058978" w:history="1">
             <w:r>
               <w:rPr>
                 <w:rStyle w:val="Hyperlink"/>
@@ -1121,7 +1221,7 @@
                 <w:noProof/>
                 <w:webHidden/>
               </w:rPr>
-              <w:instrText xml:space="preserve"> PAGEREF _Toc243057756 \h </w:instrText>
+              <w:instrText xml:space="preserve"> PAGEREF _Toc243058978 \h </w:instrText>
             </w:r>
             <w:r>
               <w:rPr>
@@ -1168,7 +1268,7 @@
               <w14:ligatures w14:val="standardContextual"/>
             </w:rPr>
           </w:pPr>
-          <w:hyperlink w:anchor="_Toc243057757" w:history="1">
+          <w:hyperlink w:anchor="_Toc243058979" w:history="1">
             <w:r>
               <w:rPr>
                 <w:rStyle w:val="Hyperlink"/>
@@ -1195,7 +1295,7 @@
                 <w:noProof/>
                 <w:webHidden/>
               </w:rPr>
-              <w:instrText xml:space="preserve"> PAGEREF _Toc243057757 \h </w:instrText>
+              <w:instrText xml:space="preserve"> PAGEREF _Toc243058979 \h </w:instrText>
             </w:r>
             <w:r>
               <w:rPr>
@@ -1242,13 +1342,13 @@
               <w14:ligatures w14:val="standardContextual"/>
             </w:rPr>
           </w:pPr>
-          <w:hyperlink w:anchor="_Toc243057758" w:history="1">
+          <w:hyperlink w:anchor="_Toc243058980" w:history="1">
             <w:r>
               <w:rPr>
                 <w:rStyle w:val="Hyperlink"/>
                 <w:noProof/>
               </w:rPr>
-              <w:t>1.3 Phạm vi và đối tượng nghiên cứu</w:t>
+              <w:t>1.3 Phạm vi và trọng tâm báo cáo</w:t>
             </w:r>
             <w:r>
               <w:rPr>
@@ -1269,7 +1369,7 @@
                 <w:noProof/>
                 <w:webHidden/>
               </w:rPr>
-              <w:instrText xml:space="preserve"> PAGEREF _Toc243057758 \h </w:instrText>
+              <w:instrText xml:space="preserve"> PAGEREF _Toc243058980 \h </w:instrText>
             </w:r>
             <w:r>
               <w:rPr>
@@ -1316,13 +1416,13 @@
               <w14:ligatures w14:val="standardContextual"/>
             </w:rPr>
           </w:pPr>
-          <w:hyperlink w:anchor="_Toc243057759" w:history="1">
+          <w:hyperlink w:anchor="_Toc243058981" w:history="1">
             <w:r>
               <w:rPr>
                 <w:rStyle w:val="Hyperlink"/>
                 <w:noProof/>
               </w:rPr>
-              <w:t>1.4 Tổng quan về website thực hiện</w:t>
+              <w:t>1.4 Tổng quan về ứng dụng Shrimple</w:t>
             </w:r>
             <w:r>
               <w:rPr>
@@ -1343,7 +1443,7 @@
                 <w:noProof/>
                 <w:webHidden/>
               </w:rPr>
-              <w:instrText xml:space="preserve"> PAGEREF _Toc243057759 \h </w:instrText>
+              <w:instrText xml:space="preserve"> PAGEREF _Toc243058981 \h </w:instrText>
             </w:r>
             <w:r>
               <w:rPr>
@@ -1390,7 +1490,7 @@
               <w14:ligatures w14:val="standardContextual"/>
             </w:rPr>
           </w:pPr>
-          <w:hyperlink w:anchor="_Toc243057760" w:history="1">
+          <w:hyperlink w:anchor="_Toc243058982" w:history="1">
             <w:r>
               <w:rPr>
                 <w:rStyle w:val="Hyperlink"/>
@@ -1417,7 +1517,7 @@
                 <w:noProof/>
                 <w:webHidden/>
               </w:rPr>
-              <w:instrText xml:space="preserve"> PAGEREF _Toc243057760 \h </w:instrText>
+              <w:instrText xml:space="preserve"> PAGEREF _Toc243058982 \h </w:instrText>
             </w:r>
             <w:r>
               <w:rPr>
@@ -1461,7 +1561,7 @@
               <w14:ligatures w14:val="standardContextual"/>
             </w:rPr>
           </w:pPr>
-          <w:hyperlink w:anchor="_Toc243057761" w:history="1">
+          <w:hyperlink w:anchor="_Toc243058983" w:history="1">
             <w:r>
               <w:rPr>
                 <w:rStyle w:val="Hyperlink"/>
@@ -1488,7 +1588,7 @@
                 <w:noProof/>
                 <w:webHidden/>
               </w:rPr>
-              <w:instrText xml:space="preserve"> PAGEREF _Toc243057761 \h </w:instrText>
+              <w:instrText xml:space="preserve"> PAGEREF _Toc243058983 \h </w:instrText>
             </w:r>
             <w:r>
               <w:rPr>
@@ -1535,13 +1635,13 @@
               <w14:ligatures w14:val="standardContextual"/>
             </w:rPr>
           </w:pPr>
-          <w:hyperlink w:anchor="_Toc243057762" w:history="1">
+          <w:hyperlink w:anchor="_Toc243058984" w:history="1">
             <w:r>
               <w:rPr>
                 <w:rStyle w:val="Hyperlink"/>
                 <w:noProof/>
               </w:rPr>
-              <w:t>2.1 Tổng quan về Vercel</w:t>
+              <w:t>2.1 Nền tảng Vercel</w:t>
             </w:r>
             <w:r>
               <w:rPr>
@@ -1562,7 +1662,7 @@
                 <w:noProof/>
                 <w:webHidden/>
               </w:rPr>
-              <w:instrText xml:space="preserve"> PAGEREF _Toc243057762 \h </w:instrText>
+              <w:instrText xml:space="preserve"> PAGEREF _Toc243058984 \h </w:instrText>
             </w:r>
             <w:r>
               <w:rPr>
@@ -1609,13 +1709,13 @@
               <w14:ligatures w14:val="standardContextual"/>
             </w:rPr>
           </w:pPr>
-          <w:hyperlink w:anchor="_Toc243057763" w:history="1">
+          <w:hyperlink w:anchor="_Toc243058985" w:history="1">
             <w:r>
               <w:rPr>
                 <w:rStyle w:val="Hyperlink"/>
                 <w:noProof/>
               </w:rPr>
-              <w:t>2.1.1 Mô hình triển khai ứng dụng web</w:t>
+              <w:t>2.1.1 Quy trình build và triển khai frontend</w:t>
             </w:r>
             <w:r>
               <w:rPr>
@@ -1636,7 +1736,7 @@
                 <w:noProof/>
                 <w:webHidden/>
               </w:rPr>
-              <w:instrText xml:space="preserve"> PAGEREF _Toc243057763 \h </w:instrText>
+              <w:instrText xml:space="preserve"> PAGEREF _Toc243058985 \h </w:instrText>
             </w:r>
             <w:r>
               <w:rPr>
@@ -1683,13 +1783,13 @@
               <w14:ligatures w14:val="standardContextual"/>
             </w:rPr>
           </w:pPr>
-          <w:hyperlink w:anchor="_Toc243057764" w:history="1">
+          <w:hyperlink w:anchor="_Toc243058986" w:history="1">
             <w:r>
               <w:rPr>
                 <w:rStyle w:val="Hyperlink"/>
                 <w:noProof/>
               </w:rPr>
-              <w:t>2.1.2 Các thành phần sử dụng trong đề tài</w:t>
+              <w:t>2.1.2 Tích hợp GitHub và các môi trường triển khai</w:t>
             </w:r>
             <w:r>
               <w:rPr>
@@ -1710,7 +1810,155 @@
                 <w:noProof/>
                 <w:webHidden/>
               </w:rPr>
-              <w:instrText xml:space="preserve"> PAGEREF _Toc243057764 \h </w:instrText>
+              <w:instrText xml:space="preserve"> PAGEREF _Toc243058986 \h </w:instrText>
+            </w:r>
+            <w:r>
+              <w:rPr>
+                <w:noProof/>
+                <w:webHidden/>
+              </w:rPr>
+            </w:r>
+            <w:r>
+              <w:rPr>
+                <w:noProof/>
+                <w:webHidden/>
+              </w:rPr>
+              <w:fldChar w:fldCharType="separate"/>
+            </w:r>
+            <w:r>
+              <w:rPr>
+                <w:noProof/>
+                <w:webHidden/>
+              </w:rPr>
+              <w:t>2</w:t>
+            </w:r>
+            <w:r>
+              <w:rPr>
+                <w:noProof/>
+                <w:webHidden/>
+              </w:rPr>
+              <w:fldChar w:fldCharType="end"/>
+            </w:r>
+          </w:hyperlink>
+        </w:p>
+        <w:p>
+          <w:pPr>
+            <w:pStyle w:val="TOC3"/>
+            <w:tabs>
+              <w:tab w:val="right" w:leader="dot" w:pos="9016"/>
+            </w:tabs>
+            <w:rPr>
+              <w:rFonts w:asciiTheme="minorHAnsi" w:eastAsiaTheme="minorEastAsia" w:hAnsiTheme="minorHAnsi" w:cstheme="minorBidi"/>
+              <w:noProof/>
+              <w:kern w:val="2"/>
+              <w:sz w:val="24"/>
+              <w:szCs w:val="24"/>
+              <w:lang w:val="en-US"/>
+              <w14:ligatures w14:val="standardContextual"/>
+            </w:rPr>
+          </w:pPr>
+          <w:hyperlink w:anchor="_Toc243058987" w:history="1">
+            <w:r>
+              <w:rPr>
+                <w:rStyle w:val="Hyperlink"/>
+                <w:noProof/>
+              </w:rPr>
+              <w:t>2.1.3 Cấu hình dự án và biến môi trường</w:t>
+            </w:r>
+            <w:r>
+              <w:rPr>
+                <w:noProof/>
+                <w:webHidden/>
+              </w:rPr>
+              <w:tab/>
+            </w:r>
+            <w:r>
+              <w:rPr>
+                <w:noProof/>
+                <w:webHidden/>
+              </w:rPr>
+              <w:fldChar w:fldCharType="begin"/>
+            </w:r>
+            <w:r>
+              <w:rPr>
+                <w:noProof/>
+                <w:webHidden/>
+              </w:rPr>
+              <w:instrText xml:space="preserve"> PAGEREF _Toc243058987 \h </w:instrText>
+            </w:r>
+            <w:r>
+              <w:rPr>
+                <w:noProof/>
+                <w:webHidden/>
+              </w:rPr>
+            </w:r>
+            <w:r>
+              <w:rPr>
+                <w:noProof/>
+                <w:webHidden/>
+              </w:rPr>
+              <w:fldChar w:fldCharType="separate"/>
+            </w:r>
+            <w:r>
+              <w:rPr>
+                <w:noProof/>
+                <w:webHidden/>
+              </w:rPr>
+              <w:t>2</w:t>
+            </w:r>
+            <w:r>
+              <w:rPr>
+                <w:noProof/>
+                <w:webHidden/>
+              </w:rPr>
+              <w:fldChar w:fldCharType="end"/>
+            </w:r>
+          </w:hyperlink>
+        </w:p>
+        <w:p>
+          <w:pPr>
+            <w:pStyle w:val="TOC3"/>
+            <w:tabs>
+              <w:tab w:val="right" w:leader="dot" w:pos="9016"/>
+            </w:tabs>
+            <w:rPr>
+              <w:rFonts w:asciiTheme="minorHAnsi" w:eastAsiaTheme="minorEastAsia" w:hAnsiTheme="minorHAnsi" w:cstheme="minorBidi"/>
+              <w:noProof/>
+              <w:kern w:val="2"/>
+              <w:sz w:val="24"/>
+              <w:szCs w:val="24"/>
+              <w:lang w:val="en-US"/>
+              <w14:ligatures w14:val="standardContextual"/>
+            </w:rPr>
+          </w:pPr>
+          <w:hyperlink w:anchor="_Toc243058988" w:history="1">
+            <w:r>
+              <w:rPr>
+                <w:rStyle w:val="Hyperlink"/>
+                <w:noProof/>
+              </w:rPr>
+              <w:t>2.1.4 Định tuyến và địa chỉ truy cập</w:t>
+            </w:r>
+            <w:r>
+              <w:rPr>
+                <w:noProof/>
+                <w:webHidden/>
+              </w:rPr>
+              <w:tab/>
+            </w:r>
+            <w:r>
+              <w:rPr>
+                <w:noProof/>
+                <w:webHidden/>
+              </w:rPr>
+              <w:fldChar w:fldCharType="begin"/>
+            </w:r>
+            <w:r>
+              <w:rPr>
+                <w:noProof/>
+                <w:webHidden/>
+              </w:rPr>
+              <w:instrText xml:space="preserve"> PAGEREF _Toc243058988 \h </w:instrText>
             </w:r>
             <w:r>
               <w:rPr>
@@ -1757,13 +2005,13 @@
               <w14:ligatures w14:val="standardContextual"/>
             </w:rPr>
           </w:pPr>
-          <w:hyperlink w:anchor="_Toc243057765" w:history="1">
+          <w:hyperlink w:anchor="_Toc243058989" w:history="1">
             <w:r>
               <w:rPr>
                 <w:rStyle w:val="Hyperlink"/>
                 <w:noProof/>
               </w:rPr>
-              <w:t>2.2 Git và GitHub</w:t>
+              <w:t>2.2 Git và GitHub trong quy trình triển khai</w:t>
             </w:r>
             <w:r>
               <w:rPr>
@@ -1784,7 +2032,81 @@
                 <w:noProof/>
                 <w:webHidden/>
               </w:rPr>
-              <w:instrText xml:space="preserve"> PAGEREF _Toc243057765 \h </w:instrText>
+              <w:instrText xml:space="preserve"> PAGEREF _Toc243058989 \h </w:instrText>
+            </w:r>
+            <w:r>
+              <w:rPr>
+                <w:noProof/>
+                <w:webHidden/>
+              </w:rPr>
+            </w:r>
+            <w:r>
+              <w:rPr>
+                <w:noProof/>
+                <w:webHidden/>
+              </w:rPr>
+              <w:fldChar w:fldCharType="separate"/>
+            </w:r>
+            <w:r>
+              <w:rPr>
+                <w:noProof/>
+                <w:webHidden/>
+              </w:rPr>
+              <w:t>2</w:t>
+            </w:r>
+            <w:r>
+              <w:rPr>
+                <w:noProof/>
+                <w:webHidden/>
+              </w:rPr>
+              <w:fldChar w:fldCharType="end"/>
+            </w:r>
+          </w:hyperlink>
+        </w:p>
+        <w:p>
+          <w:pPr>
+            <w:pStyle w:val="TOC2"/>
+            <w:tabs>
+              <w:tab w:val="right" w:leader="dot" w:pos="9016"/>
+            </w:tabs>
+            <w:rPr>
+              <w:rFonts w:asciiTheme="minorHAnsi" w:eastAsiaTheme="minorEastAsia" w:hAnsiTheme="minorHAnsi" w:cstheme="minorBidi"/>
+              <w:noProof/>
+              <w:kern w:val="2"/>
+              <w:sz w:val="24"/>
+              <w:szCs w:val="24"/>
+              <w:lang w:val="en-US"/>
+              <w14:ligatures w14:val="standardContextual"/>
+            </w:rPr>
+          </w:pPr>
+          <w:hyperlink w:anchor="_Toc243058990" w:history="1">
+            <w:r>
+              <w:rPr>
+                <w:rStyle w:val="Hyperlink"/>
+                <w:noProof/>
+              </w:rPr>
+              <w:t>2.3 Backend và các dịch vụ hỗ trợ</w:t>
+            </w:r>
+            <w:r>
+              <w:rPr>
+                <w:noProof/>
+                <w:webHidden/>
+              </w:rPr>
+              <w:tab/>
+            </w:r>
+            <w:r>
+              <w:rPr>
+                <w:noProof/>
+                <w:webHidden/>
+              </w:rPr>
+              <w:fldChar w:fldCharType="begin"/>
+            </w:r>
+            <w:r>
+              <w:rPr>
+                <w:noProof/>
+                <w:webHidden/>
+              </w:rPr>
+              <w:instrText xml:space="preserve"> PAGEREF _Toc243058990 \h </w:instrText>
             </w:r>
             <w:r>
               <w:rPr>
@@ -1831,13 +2153,13 @@
               <w14:ligatures w14:val="standardContextual"/>
             </w:rPr>
           </w:pPr>
-          <w:hyperlink w:anchor="_Toc243057766" w:history="1">
+          <w:hyperlink w:anchor="_Toc243058991" w:history="1">
             <w:r>
               <w:rPr>
                 <w:rStyle w:val="Hyperlink"/>
                 <w:noProof/>
               </w:rPr>
-              <w:t>2.2.1 Kho mã nguồn và commit</w:t>
+              <w:t>2.3.1 Render cho backend</w:t>
             </w:r>
             <w:r>
               <w:rPr>
@@ -1858,7 +2180,7 @@
                 <w:noProof/>
                 <w:webHidden/>
               </w:rPr>
-              <w:instrText xml:space="preserve"> PAGEREF _Toc243057766 \h </w:instrText>
+              <w:instrText xml:space="preserve"> PAGEREF _Toc243058991 \h </w:instrText>
             </w:r>
             <w:r>
               <w:rPr>
@@ -1905,13 +2227,13 @@
               <w14:ligatures w14:val="standardContextual"/>
             </w:rPr>
           </w:pPr>
-          <w:hyperlink w:anchor="_Toc243057767" w:history="1">
+          <w:hyperlink w:anchor="_Toc243058992" w:history="1">
             <w:r>
               <w:rPr>
                 <w:rStyle w:val="Hyperlink"/>
                 <w:noProof/>
               </w:rPr>
-              <w:t>2.2.2 Nhánh và phối hợp làm việc</w:t>
+              <w:t>2.3.2 MongoDB cho cơ sở dữ liệu</w:t>
             </w:r>
             <w:r>
               <w:rPr>
@@ -1932,7 +2254,7 @@
                 <w:noProof/>
                 <w:webHidden/>
               </w:rPr>
-              <w:instrText xml:space="preserve"> PAGEREF _Toc243057767 \h </w:instrText>
+              <w:instrText xml:space="preserve"> PAGEREF _Toc243058992 \h </w:instrText>
             </w:r>
             <w:r>
               <w:rPr>
@@ -1979,13 +2301,13 @@
               <w14:ligatures w14:val="standardContextual"/>
             </w:rPr>
           </w:pPr>
-          <w:hyperlink w:anchor="_Toc243057768" w:history="1">
+          <w:hyperlink w:anchor="_Toc243058993" w:history="1">
             <w:r>
               <w:rPr>
                 <w:rStyle w:val="Hyperlink"/>
                 <w:noProof/>
               </w:rPr>
-              <w:t>2.2.3 Mối liên hệ giữa GitHub và Vercel</w:t>
+              <w:t>2.3.3 Brevo cho email OTP</w:t>
             </w:r>
             <w:r>
               <w:rPr>
@@ -2006,7 +2328,7 @@
                 <w:noProof/>
                 <w:webHidden/>
               </w:rPr>
-              <w:instrText xml:space="preserve"> PAGEREF _Toc243057768 \h </w:instrText>
+              <w:instrText xml:space="preserve"> PAGEREF _Toc243058993 \h </w:instrText>
             </w:r>
             <w:r>
               <w:rPr>
@@ -2026,7 +2348,152 @@
                 <w:noProof/>
                 <w:webHidden/>
               </w:rPr>
-              <w:t>2</w:t>
+              <w:t>3</w:t>
+            </w:r>
+            <w:r>
+              <w:rPr>
+                <w:noProof/>
+                <w:webHidden/>
+              </w:rPr>
+              <w:fldChar w:fldCharType="end"/>
+            </w:r>
+          </w:hyperlink>
+        </w:p>
+        <w:p>
+          <w:pPr>
+            <w:pStyle w:val="TOC3"/>
+            <w:tabs>
+              <w:tab w:val="right" w:leader="dot" w:pos="9016"/>
+            </w:tabs>
+            <w:rPr>
+              <w:rFonts w:asciiTheme="minorHAnsi" w:eastAsiaTheme="minorEastAsia" w:hAnsiTheme="minorHAnsi" w:cstheme="minorBidi"/>
+              <w:noProof/>
+              <w:kern w:val="2"/>
+              <w:sz w:val="24"/>
+              <w:szCs w:val="24"/>
+              <w:lang w:val="en-US"/>
+              <w14:ligatures w14:val="standardContextual"/>
+            </w:rPr>
+          </w:pPr>
+          <w:hyperlink w:anchor="_Toc243058994" w:history="1">
+            <w:r>
+              <w:rPr>
+                <w:rStyle w:val="Hyperlink"/>
+                <w:noProof/>
+              </w:rPr>
+              <w:t>2.3.4 Các thành phần hỗ trợ khác</w:t>
+            </w:r>
+            <w:r>
+              <w:rPr>
+                <w:noProof/>
+                <w:webHidden/>
+              </w:rPr>
+              <w:tab/>
+            </w:r>
+            <w:r>
+              <w:rPr>
+                <w:noProof/>
+                <w:webHidden/>
+              </w:rPr>
+              <w:fldChar w:fldCharType="begin"/>
+            </w:r>
+            <w:r>
+              <w:rPr>
+                <w:noProof/>
+                <w:webHidden/>
+              </w:rPr>
+              <w:instrText xml:space="preserve"> PAGEREF _Toc243058994 \h </w:instrText>
+            </w:r>
+            <w:r>
+              <w:rPr>
+                <w:noProof/>
+                <w:webHidden/>
+              </w:rPr>
+            </w:r>
+            <w:r>
+              <w:rPr>
+                <w:noProof/>
+                <w:webHidden/>
+              </w:rPr>
+              <w:fldChar w:fldCharType="separate"/>
+            </w:r>
+            <w:r>
+              <w:rPr>
+                <w:noProof/>
+                <w:webHidden/>
+              </w:rPr>
+              <w:t>3</w:t>
+            </w:r>
+            <w:r>
+              <w:rPr>
+                <w:noProof/>
+                <w:webHidden/>
+              </w:rPr>
+              <w:fldChar w:fldCharType="end"/>
+            </w:r>
+          </w:hyperlink>
+        </w:p>
+        <w:p>
+          <w:pPr>
+            <w:pStyle w:val="TOC1"/>
+            <w:rPr>
+              <w:rFonts w:asciiTheme="minorHAnsi" w:eastAsiaTheme="minorEastAsia" w:hAnsiTheme="minorHAnsi" w:cstheme="minorBidi"/>
+              <w:noProof/>
+              <w:kern w:val="2"/>
+              <w:sz w:val="24"/>
+              <w:szCs w:val="24"/>
+              <w:lang w:val="en-US"/>
+              <w14:ligatures w14:val="standardContextual"/>
+            </w:rPr>
+          </w:pPr>
+          <w:hyperlink w:anchor="_Toc243058995" w:history="1">
+            <w:r>
+              <w:rPr>
+                <w:rStyle w:val="Hyperlink"/>
+                <w:noProof/>
+              </w:rPr>
+              <w:t>CHƯƠNG 3: THIẾT KẾ HỆ THỐNG</w:t>
+            </w:r>
+            <w:r>
+              <w:rPr>
+                <w:noProof/>
+                <w:webHidden/>
+              </w:rPr>
+              <w:tab/>
+            </w:r>
+            <w:r>
+              <w:rPr>
+                <w:noProof/>
+                <w:webHidden/>
+              </w:rPr>
+              <w:fldChar w:fldCharType="begin"/>
+            </w:r>
+            <w:r>
+              <w:rPr>
+                <w:noProof/>
+                <w:webHidden/>
+              </w:rPr>
+              <w:instrText xml:space="preserve"> PAGEREF _Toc243058995 \h </w:instrText>
+            </w:r>
+            <w:r>
+              <w:rPr>
+                <w:noProof/>
+                <w:webHidden/>
+              </w:rPr>
+            </w:r>
+            <w:r>
+              <w:rPr>
+                <w:noProof/>
+                <w:webHidden/>
+              </w:rPr>
+              <w:fldChar w:fldCharType="separate"/>
+            </w:r>
+            <w:r>
+              <w:rPr>
+                <w:noProof/>
+                <w:webHidden/>
+              </w:rPr>
+              <w:t>4</w:t>
             </w:r>
             <w:r>
               <w:rPr>
@@ -2053,13 +2520,13 @@
               <w14:ligatures w14:val="standardContextual"/>
             </w:rPr>
           </w:pPr>
-          <w:hyperlink w:anchor="_Toc243057769" w:history="1">
+          <w:hyperlink w:anchor="_Toc243058996" w:history="1">
             <w:r>
               <w:rPr>
                 <w:rStyle w:val="Hyperlink"/>
                 <w:noProof/>
               </w:rPr>
-              <w:t>2.3 Công nghệ xây dựng website</w:t>
+              <w:t>3.1 Kiến trúc triển khai tổng thể</w:t>
             </w:r>
             <w:r>
               <w:rPr>
@@ -2080,7 +2547,7 @@
                 <w:noProof/>
                 <w:webHidden/>
               </w:rPr>
-              <w:instrText xml:space="preserve"> PAGEREF _Toc243057769 \h </w:instrText>
+              <w:instrText xml:space="preserve"> PAGEREF _Toc243058996 \h </w:instrText>
             </w:r>
             <w:r>
               <w:rPr>
@@ -2100,7 +2567,7 @@
                 <w:noProof/>
                 <w:webHidden/>
               </w:rPr>
-              <w:t>2</w:t>
+              <w:t>4</w:t>
             </w:r>
             <w:r>
               <w:rPr>
@@ -2127,13 +2594,13 @@
               <w14:ligatures w14:val="standardContextual"/>
             </w:rPr>
           </w:pPr>
-          <w:hyperlink w:anchor="_Toc243057770" w:history="1">
+          <w:hyperlink w:anchor="_Toc243058997" w:history="1">
             <w:r>
               <w:rPr>
                 <w:rStyle w:val="Hyperlink"/>
                 <w:noProof/>
               </w:rPr>
-              <w:t>2.4 Các khái niệm liên quan đến triển khai</w:t>
+              <w:t>3.2 Thiết kế frontend trên Vercel</w:t>
             </w:r>
             <w:r>
               <w:rPr>
@@ -2154,7 +2621,7 @@
                 <w:noProof/>
                 <w:webHidden/>
               </w:rPr>
-              <w:instrText xml:space="preserve"> PAGEREF _Toc243057770 \h </w:instrText>
+              <w:instrText xml:space="preserve"> PAGEREF _Toc243058997 \h </w:instrText>
             </w:r>
             <w:r>
               <w:rPr>
@@ -2174,7 +2641,7 @@
                 <w:noProof/>
                 <w:webHidden/>
               </w:rPr>
-              <w:t>2</w:t>
+              <w:t>4</w:t>
             </w:r>
             <w:r>
               <w:rPr>
@@ -2187,7 +2654,10 @@
         </w:p>
         <w:p>
           <w:pPr>
-            <w:pStyle w:val="TOC1"/>
+            <w:pStyle w:val="TOC3"/>
+            <w:tabs>
+              <w:tab w:val="right" w:leader="dot" w:pos="9016"/>
+            </w:tabs>
             <w:rPr>
               <w:rFonts w:asciiTheme="minorHAnsi" w:eastAsiaTheme="minorEastAsia" w:hAnsiTheme="minorHAnsi" w:cstheme="minorBidi"/>
               <w:noProof/>
@@ -2198,13 +2668,13 @@
               <w14:ligatures w14:val="standardContextual"/>
             </w:rPr>
           </w:pPr>
-          <w:hyperlink w:anchor="_Toc243057771" w:history="1">
+          <w:hyperlink w:anchor="_Toc243058998" w:history="1">
             <w:r>
               <w:rPr>
                 <w:rStyle w:val="Hyperlink"/>
                 <w:noProof/>
               </w:rPr>
-              <w:t>CHƯƠNG 3: THIẾT KẾ HỆ THỐNG</w:t>
+              <w:t>3.2.1 Tổ chức mã nguồn React và Vite</w:t>
             </w:r>
             <w:r>
               <w:rPr>
@@ -2225,7 +2695,7 @@
                 <w:noProof/>
                 <w:webHidden/>
               </w:rPr>
-              <w:instrText xml:space="preserve"> PAGEREF _Toc243057771 \h </w:instrText>
+              <w:instrText xml:space="preserve"> PAGEREF _Toc243058998 \h </w:instrText>
             </w:r>
             <w:r>
               <w:rPr>
@@ -2245,7 +2715,155 @@
                 <w:noProof/>
                 <w:webHidden/>
               </w:rPr>
-              <w:t>3</w:t>
+              <w:t>4</w:t>
+            </w:r>
+            <w:r>
+              <w:rPr>
+                <w:noProof/>
+                <w:webHidden/>
+              </w:rPr>
+              <w:fldChar w:fldCharType="end"/>
+            </w:r>
+          </w:hyperlink>
+        </w:p>
+        <w:p>
+          <w:pPr>
+            <w:pStyle w:val="TOC3"/>
+            <w:tabs>
+              <w:tab w:val="right" w:leader="dot" w:pos="9016"/>
+            </w:tabs>
+            <w:rPr>
+              <w:rFonts w:asciiTheme="minorHAnsi" w:eastAsiaTheme="minorEastAsia" w:hAnsiTheme="minorHAnsi" w:cstheme="minorBidi"/>
+              <w:noProof/>
+              <w:kern w:val="2"/>
+              <w:sz w:val="24"/>
+              <w:szCs w:val="24"/>
+              <w:lang w:val="en-US"/>
+              <w14:ligatures w14:val="standardContextual"/>
+            </w:rPr>
+          </w:pPr>
+          <w:hyperlink w:anchor="_Toc243058999" w:history="1">
+            <w:r>
+              <w:rPr>
+                <w:rStyle w:val="Hyperlink"/>
+                <w:noProof/>
+              </w:rPr>
+              <w:t>3.2.2 Định tuyến và kết nối tới backend</w:t>
+            </w:r>
+            <w:r>
+              <w:rPr>
+                <w:noProof/>
+                <w:webHidden/>
+              </w:rPr>
+              <w:tab/>
+            </w:r>
+            <w:r>
+              <w:rPr>
+                <w:noProof/>
+                <w:webHidden/>
+              </w:rPr>
+              <w:fldChar w:fldCharType="begin"/>
+            </w:r>
+            <w:r>
+              <w:rPr>
+                <w:noProof/>
+                <w:webHidden/>
+              </w:rPr>
+              <w:instrText xml:space="preserve"> PAGEREF _Toc243058999 \h </w:instrText>
+            </w:r>
+            <w:r>
+              <w:rPr>
+                <w:noProof/>
+                <w:webHidden/>
+              </w:rPr>
+            </w:r>
+            <w:r>
+              <w:rPr>
+                <w:noProof/>
+                <w:webHidden/>
+              </w:rPr>
+              <w:fldChar w:fldCharType="separate"/>
+            </w:r>
+            <w:r>
+              <w:rPr>
+                <w:noProof/>
+                <w:webHidden/>
+              </w:rPr>
+              <w:t>4</w:t>
+            </w:r>
+            <w:r>
+              <w:rPr>
+                <w:noProof/>
+                <w:webHidden/>
+              </w:rPr>
+              <w:fldChar w:fldCharType="end"/>
+            </w:r>
+          </w:hyperlink>
+        </w:p>
+        <w:p>
+          <w:pPr>
+            <w:pStyle w:val="TOC3"/>
+            <w:tabs>
+              <w:tab w:val="right" w:leader="dot" w:pos="9016"/>
+            </w:tabs>
+            <w:rPr>
+              <w:rFonts w:asciiTheme="minorHAnsi" w:eastAsiaTheme="minorEastAsia" w:hAnsiTheme="minorHAnsi" w:cstheme="minorBidi"/>
+              <w:noProof/>
+              <w:kern w:val="2"/>
+              <w:sz w:val="24"/>
+              <w:szCs w:val="24"/>
+              <w:lang w:val="en-US"/>
+              <w14:ligatures w14:val="standardContextual"/>
+            </w:rPr>
+          </w:pPr>
+          <w:hyperlink w:anchor="_Toc243059000" w:history="1">
+            <w:r>
+              <w:rPr>
+                <w:rStyle w:val="Hyperlink"/>
+                <w:noProof/>
+              </w:rPr>
+              <w:t>3.2.3 Phân bố cấu hình giữa các dịch vụ</w:t>
+            </w:r>
+            <w:r>
+              <w:rPr>
+                <w:noProof/>
+                <w:webHidden/>
+              </w:rPr>
+              <w:tab/>
+            </w:r>
+            <w:r>
+              <w:rPr>
+                <w:noProof/>
+                <w:webHidden/>
+              </w:rPr>
+              <w:fldChar w:fldCharType="begin"/>
+            </w:r>
+            <w:r>
+              <w:rPr>
+                <w:noProof/>
+                <w:webHidden/>
+              </w:rPr>
+              <w:instrText xml:space="preserve"> PAGEREF _Toc243059000 \h </w:instrText>
+            </w:r>
+            <w:r>
+              <w:rPr>
+                <w:noProof/>
+                <w:webHidden/>
+              </w:rPr>
+            </w:r>
+            <w:r>
+              <w:rPr>
+                <w:noProof/>
+                <w:webHidden/>
+              </w:rPr>
+              <w:fldChar w:fldCharType="separate"/>
+            </w:r>
+            <w:r>
+              <w:rPr>
+                <w:noProof/>
+                <w:webHidden/>
+              </w:rPr>
+              <w:t>4</w:t>
             </w:r>
             <w:r>
               <w:rPr>
@@ -2272,13 +2890,13 @@
               <w14:ligatures w14:val="standardContextual"/>
             </w:rPr>
           </w:pPr>
-          <w:hyperlink w:anchor="_Toc243057772" w:history="1">
+          <w:hyperlink w:anchor="_Toc243059001" w:history="1">
             <w:r>
               <w:rPr>
                 <w:rStyle w:val="Hyperlink"/>
                 <w:noProof/>
               </w:rPr>
-              <w:t>3.1 Kiến trúc tổng thể của hệ thống</w:t>
+              <w:t>3.3 Giao diện và luồng sử dụng minh họa</w:t>
             </w:r>
             <w:r>
               <w:rPr>
@@ -2299,7 +2917,7 @@
                 <w:noProof/>
                 <w:webHidden/>
               </w:rPr>
-              <w:instrText xml:space="preserve"> PAGEREF _Toc243057772 \h </w:instrText>
+              <w:instrText xml:space="preserve"> PAGEREF _Toc243059001 \h </w:instrText>
             </w:r>
             <w:r>
               <w:rPr>
@@ -2319,7 +2937,78 @@
                 <w:noProof/>
                 <w:webHidden/>
               </w:rPr>
-              <w:t>3</w:t>
+              <w:t>4</w:t>
+            </w:r>
+            <w:r>
+              <w:rPr>
+                <w:noProof/>
+                <w:webHidden/>
+              </w:rPr>
+              <w:fldChar w:fldCharType="end"/>
+            </w:r>
+          </w:hyperlink>
+        </w:p>
+        <w:p>
+          <w:pPr>
+            <w:pStyle w:val="TOC1"/>
+            <w:rPr>
+              <w:rFonts w:asciiTheme="minorHAnsi" w:eastAsiaTheme="minorEastAsia" w:hAnsiTheme="minorHAnsi" w:cstheme="minorBidi"/>
+              <w:noProof/>
+              <w:kern w:val="2"/>
+              <w:sz w:val="24"/>
+              <w:szCs w:val="24"/>
+              <w:lang w:val="en-US"/>
+              <w14:ligatures w14:val="standardContextual"/>
+            </w:rPr>
+          </w:pPr>
+          <w:hyperlink w:anchor="_Toc243059002" w:history="1">
+            <w:r>
+              <w:rPr>
+                <w:rStyle w:val="Hyperlink"/>
+                <w:noProof/>
+              </w:rPr>
+              <w:t>CHƯƠNG 4: TRIỂN KHAI VÀ KẾT QUẢ</w:t>
+            </w:r>
+            <w:r>
+              <w:rPr>
+                <w:noProof/>
+                <w:webHidden/>
+              </w:rPr>
+              <w:tab/>
+            </w:r>
+            <w:r>
+              <w:rPr>
+                <w:noProof/>
+                <w:webHidden/>
+              </w:rPr>
+              <w:fldChar w:fldCharType="begin"/>
+            </w:r>
+            <w:r>
+              <w:rPr>
+                <w:noProof/>
+                <w:webHidden/>
+              </w:rPr>
+              <w:instrText xml:space="preserve"> PAGEREF _Toc243059002 \h </w:instrText>
+            </w:r>
+            <w:r>
+              <w:rPr>
+                <w:noProof/>
+                <w:webHidden/>
+              </w:rPr>
+            </w:r>
+            <w:r>
+              <w:rPr>
+                <w:noProof/>
+                <w:webHidden/>
+              </w:rPr>
+              <w:fldChar w:fldCharType="separate"/>
+            </w:r>
+            <w:r>
+              <w:rPr>
+                <w:noProof/>
+                <w:webHidden/>
+              </w:rPr>
+              <w:t>5</w:t>
             </w:r>
             <w:r>
               <w:rPr>
@@ -2346,13 +3035,13 @@
               <w14:ligatures w14:val="standardContextual"/>
             </w:rPr>
           </w:pPr>
-          <w:hyperlink w:anchor="_Toc243057773" w:history="1">
+          <w:hyperlink w:anchor="_Toc243059003" w:history="1">
             <w:r>
               <w:rPr>
                 <w:rStyle w:val="Hyperlink"/>
                 <w:noProof/>
               </w:rPr>
-              <w:t>3.2 Giao diện và luồng sử dụng</w:t>
+              <w:t>4.1 Chuẩn bị mã nguồn trên GitHub</w:t>
             </w:r>
             <w:r>
               <w:rPr>
@@ -2373,7 +3062,7 @@
                 <w:noProof/>
                 <w:webHidden/>
               </w:rPr>
-              <w:instrText xml:space="preserve"> PAGEREF _Toc243057773 \h </w:instrText>
+              <w:instrText xml:space="preserve"> PAGEREF _Toc243059003 \h </w:instrText>
             </w:r>
             <w:r>
               <w:rPr>
@@ -2393,7 +3082,7 @@
                 <w:noProof/>
                 <w:webHidden/>
               </w:rPr>
-              <w:t>3</w:t>
+              <w:t>5</w:t>
             </w:r>
             <w:r>
               <w:rPr>
@@ -2420,13 +3109,13 @@
               <w14:ligatures w14:val="standardContextual"/>
             </w:rPr>
           </w:pPr>
-          <w:hyperlink w:anchor="_Toc243057774" w:history="1">
+          <w:hyperlink w:anchor="_Toc243059004" w:history="1">
             <w:r>
               <w:rPr>
                 <w:rStyle w:val="Hyperlink"/>
                 <w:noProof/>
               </w:rPr>
-              <w:t>3.3 Thiết kế quy trình triển khai</w:t>
+              <w:t>4.2 Triển khai frontend trên Vercel</w:t>
             </w:r>
             <w:r>
               <w:rPr>
@@ -2447,7 +3136,7 @@
                 <w:noProof/>
                 <w:webHidden/>
               </w:rPr>
-              <w:instrText xml:space="preserve"> PAGEREF _Toc243057774 \h </w:instrText>
+              <w:instrText xml:space="preserve"> PAGEREF _Toc243059004 \h </w:instrText>
             </w:r>
             <w:r>
               <w:rPr>
@@ -2467,7 +3156,7 @@
                 <w:noProof/>
                 <w:webHidden/>
               </w:rPr>
-              <w:t>3</w:t>
+              <w:t>5</w:t>
             </w:r>
             <w:r>
               <w:rPr>
@@ -2494,13 +3183,13 @@
               <w14:ligatures w14:val="standardContextual"/>
             </w:rPr>
           </w:pPr>
-          <w:hyperlink w:anchor="_Toc243057775" w:history="1">
+          <w:hyperlink w:anchor="_Toc243059005" w:history="1">
             <w:r>
               <w:rPr>
                 <w:rStyle w:val="Hyperlink"/>
                 <w:noProof/>
               </w:rPr>
-              <w:t>3.3.1 Tổ chức mã nguồn</w:t>
+              <w:t>4.2.1 Nhập dự án và chọn thư mục gốc</w:t>
             </w:r>
             <w:r>
               <w:rPr>
@@ -2521,7 +3210,7 @@
                 <w:noProof/>
                 <w:webHidden/>
               </w:rPr>
-              <w:instrText xml:space="preserve"> PAGEREF _Toc243057775 \h </w:instrText>
+              <w:instrText xml:space="preserve"> PAGEREF _Toc243059005 \h </w:instrText>
             </w:r>
             <w:r>
               <w:rPr>
@@ -2541,7 +3230,7 @@
                 <w:noProof/>
                 <w:webHidden/>
               </w:rPr>
-              <w:t>3</w:t>
+              <w:t>5</w:t>
             </w:r>
             <w:r>
               <w:rPr>
@@ -2568,13 +3257,13 @@
               <w14:ligatures w14:val="standardContextual"/>
             </w:rPr>
           </w:pPr>
-          <w:hyperlink w:anchor="_Toc243057776" w:history="1">
+          <w:hyperlink w:anchor="_Toc243059006" w:history="1">
             <w:r>
               <w:rPr>
                 <w:rStyle w:val="Hyperlink"/>
                 <w:noProof/>
               </w:rPr>
-              <w:t>3.3.2 Quản lý mã nguồn trên GitHub</w:t>
+              <w:t>4.2.2 Cấu hình build và thư mục đầu ra</w:t>
             </w:r>
             <w:r>
               <w:rPr>
@@ -2595,7 +3284,7 @@
                 <w:noProof/>
                 <w:webHidden/>
               </w:rPr>
-              <w:instrText xml:space="preserve"> PAGEREF _Toc243057776 \h </w:instrText>
+              <w:instrText xml:space="preserve"> PAGEREF _Toc243059006 \h </w:instrText>
             </w:r>
             <w:r>
               <w:rPr>
@@ -2615,7 +3304,7 @@
                 <w:noProof/>
                 <w:webHidden/>
               </w:rPr>
-              <w:t>3</w:t>
+              <w:t>5</w:t>
             </w:r>
             <w:r>
               <w:rPr>
@@ -2642,13 +3331,13 @@
               <w14:ligatures w14:val="standardContextual"/>
             </w:rPr>
           </w:pPr>
-          <w:hyperlink w:anchor="_Toc243057777" w:history="1">
+          <w:hyperlink w:anchor="_Toc243059007" w:history="1">
             <w:r>
               <w:rPr>
                 <w:rStyle w:val="Hyperlink"/>
                 <w:noProof/>
               </w:rPr>
-              <w:t>3.3.3 Cấu hình trên Vercel</w:t>
+              <w:t>4.2.3 Cấu hình API và kết nối thời gian thực</w:t>
             </w:r>
             <w:r>
               <w:rPr>
@@ -2669,7 +3358,7 @@
                 <w:noProof/>
                 <w:webHidden/>
               </w:rPr>
-              <w:instrText xml:space="preserve"> PAGEREF _Toc243057777 \h </w:instrText>
+              <w:instrText xml:space="preserve"> PAGEREF _Toc243059007 \h </w:instrText>
             </w:r>
             <w:r>
               <w:rPr>
@@ -2689,7 +3378,7 @@
                 <w:noProof/>
                 <w:webHidden/>
               </w:rPr>
-              <w:t>3</w:t>
+              <w:t>5</w:t>
             </w:r>
             <w:r>
               <w:rPr>
@@ -2716,13 +3405,13 @@
               <w14:ligatures w14:val="standardContextual"/>
             </w:rPr>
           </w:pPr>
-          <w:hyperlink w:anchor="_Toc243057778" w:history="1">
+          <w:hyperlink w:anchor="_Toc243059008" w:history="1">
             <w:r>
               <w:rPr>
                 <w:rStyle w:val="Hyperlink"/>
                 <w:noProof/>
               </w:rPr>
-              <w:t>3.3.4 Kế hoạch kiểm tra</w:t>
+              <w:t>4.2.4 Cấu hình định tuyến và rewrite</w:t>
             </w:r>
             <w:r>
               <w:rPr>
@@ -2743,7 +3432,7 @@
                 <w:noProof/>
                 <w:webHidden/>
               </w:rPr>
-              <w:instrText xml:space="preserve"> PAGEREF _Toc243057778 \h </w:instrText>
+              <w:instrText xml:space="preserve"> PAGEREF _Toc243059008 \h </w:instrText>
             </w:r>
             <w:r>
               <w:rPr>
@@ -2763,7 +3452,7 @@
                 <w:noProof/>
                 <w:webHidden/>
               </w:rPr>
-              <w:t>3</w:t>
+              <w:t>5</w:t>
             </w:r>
             <w:r>
               <w:rPr>
@@ -2776,7 +3465,10 @@
         </w:p>
         <w:p>
           <w:pPr>
-            <w:pStyle w:val="TOC1"/>
+            <w:pStyle w:val="TOC3"/>
+            <w:tabs>
+              <w:tab w:val="right" w:leader="dot" w:pos="9016"/>
+            </w:tabs>
             <w:rPr>
               <w:rFonts w:asciiTheme="minorHAnsi" w:eastAsiaTheme="minorEastAsia" w:hAnsiTheme="minorHAnsi" w:cstheme="minorBidi"/>
               <w:noProof/>
@@ -2787,13 +3479,13 @@
               <w14:ligatures w14:val="standardContextual"/>
             </w:rPr>
           </w:pPr>
-          <w:hyperlink w:anchor="_Toc243057779" w:history="1">
+          <w:hyperlink w:anchor="_Toc243059009" w:history="1">
             <w:r>
               <w:rPr>
                 <w:rStyle w:val="Hyperlink"/>
                 <w:noProof/>
               </w:rPr>
-              <w:t>CHƯƠNG 4: TRIỂN KHAI VÀ KẾT QUẢ</w:t>
+              <w:t>4.2.5 Triển khai Preview và Production</w:t>
             </w:r>
             <w:r>
               <w:rPr>
@@ -2814,7 +3506,7 @@
                 <w:noProof/>
                 <w:webHidden/>
               </w:rPr>
-              <w:instrText xml:space="preserve"> PAGEREF _Toc243057779 \h </w:instrText>
+              <w:instrText xml:space="preserve"> PAGEREF _Toc243059009 \h </w:instrText>
             </w:r>
             <w:r>
               <w:rPr>
@@ -2834,7 +3526,81 @@
                 <w:noProof/>
                 <w:webHidden/>
               </w:rPr>
-              <w:t>4</w:t>
+              <w:t>5</w:t>
+            </w:r>
+            <w:r>
+              <w:rPr>
+                <w:noProof/>
+                <w:webHidden/>
+              </w:rPr>
+              <w:fldChar w:fldCharType="end"/>
+            </w:r>
+          </w:hyperlink>
+        </w:p>
+        <w:p>
+          <w:pPr>
+            <w:pStyle w:val="TOC3"/>
+            <w:tabs>
+              <w:tab w:val="right" w:leader="dot" w:pos="9016"/>
+            </w:tabs>
+            <w:rPr>
+              <w:rFonts w:asciiTheme="minorHAnsi" w:eastAsiaTheme="minorEastAsia" w:hAnsiTheme="minorHAnsi" w:cstheme="minorBidi"/>
+              <w:noProof/>
+              <w:kern w:val="2"/>
+              <w:sz w:val="24"/>
+              <w:szCs w:val="24"/>
+              <w:lang w:val="en-US"/>
+              <w14:ligatures w14:val="standardContextual"/>
+            </w:rPr>
+          </w:pPr>
+          <w:hyperlink w:anchor="_Toc243059010" w:history="1">
+            <w:r>
+              <w:rPr>
+                <w:rStyle w:val="Hyperlink"/>
+                <w:noProof/>
+              </w:rPr>
+              <w:t>4.2.6 Cập nhật và khôi phục phiên bản</w:t>
+            </w:r>
+            <w:r>
+              <w:rPr>
+                <w:noProof/>
+                <w:webHidden/>
+              </w:rPr>
+              <w:tab/>
+            </w:r>
+            <w:r>
+              <w:rPr>
+                <w:noProof/>
+                <w:webHidden/>
+              </w:rPr>
+              <w:fldChar w:fldCharType="begin"/>
+            </w:r>
+            <w:r>
+              <w:rPr>
+                <w:noProof/>
+                <w:webHidden/>
+              </w:rPr>
+              <w:instrText xml:space="preserve"> PAGEREF _Toc243059010 \h </w:instrText>
+            </w:r>
+            <w:r>
+              <w:rPr>
+                <w:noProof/>
+                <w:webHidden/>
+              </w:rPr>
+            </w:r>
+            <w:r>
+              <w:rPr>
+                <w:noProof/>
+                <w:webHidden/>
+              </w:rPr>
+              <w:fldChar w:fldCharType="separate"/>
+            </w:r>
+            <w:r>
+              <w:rPr>
+                <w:noProof/>
+                <w:webHidden/>
+              </w:rPr>
+              <w:t>5</w:t>
             </w:r>
             <w:r>
               <w:rPr>
@@ -2861,13 +3627,13 @@
               <w14:ligatures w14:val="standardContextual"/>
             </w:rPr>
           </w:pPr>
-          <w:hyperlink w:anchor="_Toc243057780" w:history="1">
+          <w:hyperlink w:anchor="_Toc243059011" w:history="1">
             <w:r>
               <w:rPr>
                 <w:rStyle w:val="Hyperlink"/>
                 <w:noProof/>
               </w:rPr>
-              <w:t>4.1 Các bước triển khai</w:t>
+              <w:t>4.3 Kết nối backend và các dịch vụ hỗ trợ</w:t>
             </w:r>
             <w:r>
               <w:rPr>
@@ -2888,7 +3654,7 @@
                 <w:noProof/>
                 <w:webHidden/>
               </w:rPr>
-              <w:instrText xml:space="preserve"> PAGEREF _Toc243057780 \h </w:instrText>
+              <w:instrText xml:space="preserve"> PAGEREF _Toc243059011 \h </w:instrText>
             </w:r>
             <w:r>
               <w:rPr>
@@ -2908,7 +3674,81 @@
                 <w:noProof/>
                 <w:webHidden/>
               </w:rPr>
-              <w:t>4</w:t>
+              <w:t>6</w:t>
+            </w:r>
+            <w:r>
+              <w:rPr>
+                <w:noProof/>
+                <w:webHidden/>
+              </w:rPr>
+              <w:fldChar w:fldCharType="end"/>
+            </w:r>
+          </w:hyperlink>
+        </w:p>
+        <w:p>
+          <w:pPr>
+            <w:pStyle w:val="TOC2"/>
+            <w:tabs>
+              <w:tab w:val="right" w:leader="dot" w:pos="9016"/>
+            </w:tabs>
+            <w:rPr>
+              <w:rFonts w:asciiTheme="minorHAnsi" w:eastAsiaTheme="minorEastAsia" w:hAnsiTheme="minorHAnsi" w:cstheme="minorBidi"/>
+              <w:noProof/>
+              <w:kern w:val="2"/>
+              <w:sz w:val="24"/>
+              <w:szCs w:val="24"/>
+              <w:lang w:val="en-US"/>
+              <w14:ligatures w14:val="standardContextual"/>
+            </w:rPr>
+          </w:pPr>
+          <w:hyperlink w:anchor="_Toc243059012" w:history="1">
+            <w:r>
+              <w:rPr>
+                <w:rStyle w:val="Hyperlink"/>
+                <w:noProof/>
+              </w:rPr>
+              <w:t>4.4 Kết quả và kiểm thử sau triển khai</w:t>
+            </w:r>
+            <w:r>
+              <w:rPr>
+                <w:noProof/>
+                <w:webHidden/>
+              </w:rPr>
+              <w:tab/>
+            </w:r>
+            <w:r>
+              <w:rPr>
+                <w:noProof/>
+                <w:webHidden/>
+              </w:rPr>
+              <w:fldChar w:fldCharType="begin"/>
+            </w:r>
+            <w:r>
+              <w:rPr>
+                <w:noProof/>
+                <w:webHidden/>
+              </w:rPr>
+              <w:instrText xml:space="preserve"> PAGEREF _Toc243059012 \h </w:instrText>
+            </w:r>
+            <w:r>
+              <w:rPr>
+                <w:noProof/>
+                <w:webHidden/>
+              </w:rPr>
+            </w:r>
+            <w:r>
+              <w:rPr>
+                <w:noProof/>
+                <w:webHidden/>
+              </w:rPr>
+              <w:fldChar w:fldCharType="separate"/>
+            </w:r>
+            <w:r>
+              <w:rPr>
+                <w:noProof/>
+                <w:webHidden/>
+              </w:rPr>
+              <w:t>6</w:t>
             </w:r>
             <w:r>
               <w:rPr>
@@ -2935,13 +3775,13 @@
               <w14:ligatures w14:val="standardContextual"/>
             </w:rPr>
           </w:pPr>
-          <w:hyperlink w:anchor="_Toc243057781" w:history="1">
+          <w:hyperlink w:anchor="_Toc243059013" w:history="1">
             <w:r>
               <w:rPr>
                 <w:rStyle w:val="Hyperlink"/>
                 <w:noProof/>
               </w:rPr>
-              <w:t>4.1.1 Chuẩn bị môi trường và chạy website cục bộ</w:t>
+              <w:t>4.4.1 Kiểm tra website trên Vercel</w:t>
             </w:r>
             <w:r>
               <w:rPr>
@@ -2962,7 +3802,7 @@
                 <w:noProof/>
                 <w:webHidden/>
               </w:rPr>
-              <w:instrText xml:space="preserve"> PAGEREF _Toc243057781 \h </w:instrText>
+              <w:instrText xml:space="preserve"> PAGEREF _Toc243059013 \h </w:instrText>
             </w:r>
             <w:r>
               <w:rPr>
@@ -2982,7 +3822,7 @@
                 <w:noProof/>
                 <w:webHidden/>
               </w:rPr>
-              <w:t>4</w:t>
+              <w:t>6</w:t>
             </w:r>
             <w:r>
               <w:rPr>
@@ -3009,13 +3849,13 @@
               <w14:ligatures w14:val="standardContextual"/>
             </w:rPr>
           </w:pPr>
-          <w:hyperlink w:anchor="_Toc243057782" w:history="1">
+          <w:hyperlink w:anchor="_Toc243059014" w:history="1">
             <w:r>
               <w:rPr>
                 <w:rStyle w:val="Hyperlink"/>
                 <w:noProof/>
               </w:rPr>
-              <w:t>4.1.2 Đưa mã nguồn lên GitHub</w:t>
+              <w:t>4.4.2 Kiểm tra kết nối với các dịch vụ</w:t>
             </w:r>
             <w:r>
               <w:rPr>
@@ -3036,7 +3876,7 @@
                 <w:noProof/>
                 <w:webHidden/>
               </w:rPr>
-              <w:instrText xml:space="preserve"> PAGEREF _Toc243057782 \h </w:instrText>
+              <w:instrText xml:space="preserve"> PAGEREF _Toc243059014 \h </w:instrText>
             </w:r>
             <w:r>
               <w:rPr>
@@ -3056,7 +3896,7 @@
                 <w:noProof/>
                 <w:webHidden/>
               </w:rPr>
-              <w:t>4</w:t>
+              <w:t>6</w:t>
             </w:r>
             <w:r>
               <w:rPr>
@@ -3069,10 +3909,7 @@
         </w:p>
         <w:p>
           <w:pPr>
-            <w:pStyle w:val="TOC3"/>
-            <w:tabs>
-              <w:tab w:val="right" w:leader="dot" w:pos="9016"/>
-            </w:tabs>
+            <w:pStyle w:val="TOC1"/>
             <w:rPr>
               <w:rFonts w:asciiTheme="minorHAnsi" w:eastAsiaTheme="minorEastAsia" w:hAnsiTheme="minorHAnsi" w:cstheme="minorBidi"/>
               <w:noProof/>
@@ -3083,13 +3920,13 @@
               <w14:ligatures w14:val="standardContextual"/>
             </w:rPr>
           </w:pPr>
-          <w:hyperlink w:anchor="_Toc243057783" w:history="1">
+          <w:hyperlink w:anchor="_Toc243059015" w:history="1">
             <w:r>
               <w:rPr>
                 <w:rStyle w:val="Hyperlink"/>
                 <w:noProof/>
               </w:rPr>
-              <w:t>4.1.3 Kết nối dự án và cấu hình Vercel</w:t>
+              <w:t>CHƯƠNG 5: KẾT LUẬN</w:t>
             </w:r>
             <w:r>
               <w:rPr>
@@ -3110,7 +3947,7 @@
                 <w:noProof/>
                 <w:webHidden/>
               </w:rPr>
-              <w:instrText xml:space="preserve"> PAGEREF _Toc243057783 \h </w:instrText>
+              <w:instrText xml:space="preserve"> PAGEREF _Toc243059015 \h </w:instrText>
             </w:r>
             <w:r>
               <w:rPr>
@@ -3130,81 +3967,7 @@
                 <w:noProof/>
                 <w:webHidden/>
               </w:rPr>
-              <w:t>4</w:t>
-            </w:r>
-            <w:r>
-              <w:rPr>
-                <w:noProof/>
-                <w:webHidden/>
-              </w:rPr>
-              <w:fldChar w:fldCharType="end"/>
-            </w:r>
-          </w:hyperlink>
-        </w:p>
-        <w:p>
-          <w:pPr>
-            <w:pStyle w:val="TOC3"/>
-            <w:tabs>
-              <w:tab w:val="right" w:leader="dot" w:pos="9016"/>
-            </w:tabs>
-            <w:rPr>
-              <w:rFonts w:asciiTheme="minorHAnsi" w:eastAsiaTheme="minorEastAsia" w:hAnsiTheme="minorHAnsi" w:cstheme="minorBidi"/>
-              <w:noProof/>
-              <w:kern w:val="2"/>
-              <w:sz w:val="24"/>
-              <w:szCs w:val="24"/>
-              <w:lang w:val="en-US"/>
-              <w14:ligatures w14:val="standardContextual"/>
-            </w:rPr>
-          </w:pPr>
-          <w:hyperlink w:anchor="_Toc243057784" w:history="1">
-            <w:r>
-              <w:rPr>
-                <w:rStyle w:val="Hyperlink"/>
-                <w:noProof/>
-              </w:rPr>
-              <w:t>4.1.4 Triển khai và cập nhật website</w:t>
-            </w:r>
-            <w:r>
-              <w:rPr>
-                <w:noProof/>
-                <w:webHidden/>
-              </w:rPr>
-              <w:tab/>
-            </w:r>
-            <w:r>
-              <w:rPr>
-                <w:noProof/>
-                <w:webHidden/>
-              </w:rPr>
-              <w:fldChar w:fldCharType="begin"/>
-            </w:r>
-            <w:r>
-              <w:rPr>
-                <w:noProof/>
-                <w:webHidden/>
-              </w:rPr>
-              <w:instrText xml:space="preserve"> PAGEREF _Toc243057784 \h </w:instrText>
-            </w:r>
-            <w:r>
-              <w:rPr>
-                <w:noProof/>
-                <w:webHidden/>
-              </w:rPr>
-            </w:r>
-            <w:r>
-              <w:rPr>
-                <w:noProof/>
-                <w:webHidden/>
-              </w:rPr>
-              <w:fldChar w:fldCharType="separate"/>
-            </w:r>
-            <w:r>
-              <w:rPr>
-                <w:noProof/>
-                <w:webHidden/>
-              </w:rPr>
-              <w:t>4</w:t>
+              <w:t>7</w:t>
             </w:r>
             <w:r>
               <w:rPr>
@@ -3231,13 +3994,13 @@
               <w14:ligatures w14:val="standardContextual"/>
             </w:rPr>
           </w:pPr>
-          <w:hyperlink w:anchor="_Toc243057785" w:history="1">
+          <w:hyperlink w:anchor="_Toc243059016" w:history="1">
             <w:r>
               <w:rPr>
                 <w:rStyle w:val="Hyperlink"/>
                 <w:noProof/>
               </w:rPr>
-              <w:t>4.2 Kết quả triển khai</w:t>
+              <w:t>5.1 Tóm tắt kết quả đạt được</w:t>
             </w:r>
             <w:r>
               <w:rPr>
@@ -3258,7 +4021,7 @@
                 <w:noProof/>
                 <w:webHidden/>
               </w:rPr>
-              <w:instrText xml:space="preserve"> PAGEREF _Toc243057785 \h </w:instrText>
+              <w:instrText xml:space="preserve"> PAGEREF _Toc243059016 \h </w:instrText>
             </w:r>
             <w:r>
               <w:rPr>
@@ -3278,7 +4041,7 @@
                 <w:noProof/>
                 <w:webHidden/>
               </w:rPr>
-              <w:t>4</w:t>
+              <w:t>7</w:t>
             </w:r>
             <w:r>
               <w:rPr>
@@ -3305,13 +4068,13 @@
               <w14:ligatures w14:val="standardContextual"/>
             </w:rPr>
           </w:pPr>
-          <w:hyperlink w:anchor="_Toc243057786" w:history="1">
+          <w:hyperlink w:anchor="_Toc243059017" w:history="1">
             <w:r>
               <w:rPr>
                 <w:rStyle w:val="Hyperlink"/>
                 <w:noProof/>
               </w:rPr>
-              <w:t>4.3 Kiểm thử và đánh giá</w:t>
+              <w:t>5.2 Hạn chế của hệ thống</w:t>
             </w:r>
             <w:r>
               <w:rPr>
@@ -3332,7 +4095,7 @@
                 <w:noProof/>
                 <w:webHidden/>
               </w:rPr>
-              <w:instrText xml:space="preserve"> PAGEREF _Toc243057786 \h </w:instrText>
+              <w:instrText xml:space="preserve"> PAGEREF _Toc243059017 \h </w:instrText>
             </w:r>
             <w:r>
               <w:rPr>
@@ -3352,78 +4115,7 @@
                 <w:noProof/>
                 <w:webHidden/>
               </w:rPr>
-              <w:t>4</w:t>
-            </w:r>
-            <w:r>
-              <w:rPr>
-                <w:noProof/>
-                <w:webHidden/>
-              </w:rPr>
-              <w:fldChar w:fldCharType="end"/>
-            </w:r>
-          </w:hyperlink>
-        </w:p>
-        <w:p>
-          <w:pPr>
-            <w:pStyle w:val="TOC1"/>
-            <w:rPr>
-              <w:rFonts w:asciiTheme="minorHAnsi" w:eastAsiaTheme="minorEastAsia" w:hAnsiTheme="minorHAnsi" w:cstheme="minorBidi"/>
-              <w:noProof/>
-              <w:kern w:val="2"/>
-              <w:sz w:val="24"/>
-              <w:szCs w:val="24"/>
-              <w:lang w:val="en-US"/>
-              <w14:ligatures w14:val="standardContextual"/>
-            </w:rPr>
-          </w:pPr>
-          <w:hyperlink w:anchor="_Toc243057787" w:history="1">
-            <w:r>
-              <w:rPr>
-                <w:rStyle w:val="Hyperlink"/>
-                <w:noProof/>
-              </w:rPr>
-              <w:t>CHƯƠNG 5: KẾT LUẬN</w:t>
-            </w:r>
-            <w:r>
-              <w:rPr>
-                <w:noProof/>
-                <w:webHidden/>
-              </w:rPr>
-              <w:tab/>
-            </w:r>
-            <w:r>
-              <w:rPr>
-                <w:noProof/>
-                <w:webHidden/>
-              </w:rPr>
-              <w:fldChar w:fldCharType="begin"/>
-            </w:r>
-            <w:r>
-              <w:rPr>
-                <w:noProof/>
-                <w:webHidden/>
-              </w:rPr>
-              <w:instrText xml:space="preserve"> PAGEREF _Toc243057787 \h </w:instrText>
-            </w:r>
-            <w:r>
-              <w:rPr>
-                <w:noProof/>
-                <w:webHidden/>
-              </w:rPr>
-            </w:r>
-            <w:r>
-              <w:rPr>
-                <w:noProof/>
-                <w:webHidden/>
-              </w:rPr>
-              <w:fldChar w:fldCharType="separate"/>
-            </w:r>
-            <w:r>
-              <w:rPr>
-                <w:noProof/>
-                <w:webHidden/>
-              </w:rPr>
-              <w:t>5</w:t>
+              <w:t>7</w:t>
             </w:r>
             <w:r>
               <w:rPr>
@@ -3450,13 +4142,13 @@
               <w14:ligatures w14:val="standardContextual"/>
             </w:rPr>
           </w:pPr>
-          <w:hyperlink w:anchor="_Toc243057788" w:history="1">
+          <w:hyperlink w:anchor="_Toc243059018" w:history="1">
             <w:r>
               <w:rPr>
                 <w:rStyle w:val="Hyperlink"/>
                 <w:noProof/>
               </w:rPr>
-              <w:t>5.1 Tóm tắt kết quả đạt được</w:t>
+              <w:t>5.3 Hướng mở rộng của hệ thống</w:t>
             </w:r>
             <w:r>
               <w:rPr>
@@ -3477,7 +4169,7 @@
                 <w:noProof/>
                 <w:webHidden/>
               </w:rPr>
-              <w:instrText xml:space="preserve"> PAGEREF _Toc243057788 \h </w:instrText>
+              <w:instrText xml:space="preserve"> PAGEREF _Toc243059018 \h </w:instrText>
             </w:r>
             <w:r>
               <w:rPr>
@@ -3497,155 +4189,7 @@
                 <w:noProof/>
                 <w:webHidden/>
               </w:rPr>
-              <w:t>5</w:t>
-            </w:r>
-            <w:r>
-              <w:rPr>
-                <w:noProof/>
-                <w:webHidden/>
-              </w:rPr>
-              <w:fldChar w:fldCharType="end"/>
-            </w:r>
-          </w:hyperlink>
-        </w:p>
-        <w:p>
-          <w:pPr>
-            <w:pStyle w:val="TOC2"/>
-            <w:tabs>
-              <w:tab w:val="right" w:leader="dot" w:pos="9016"/>
-            </w:tabs>
-            <w:rPr>
-              <w:rFonts w:asciiTheme="minorHAnsi" w:eastAsiaTheme="minorEastAsia" w:hAnsiTheme="minorHAnsi" w:cstheme="minorBidi"/>
-              <w:noProof/>
-              <w:kern w:val="2"/>
-              <w:sz w:val="24"/>
-              <w:szCs w:val="24"/>
-              <w:lang w:val="en-US"/>
-              <w14:ligatures w14:val="standardContextual"/>
-            </w:rPr>
-          </w:pPr>
-          <w:hyperlink w:anchor="_Toc243057789" w:history="1">
-            <w:r>
-              <w:rPr>
-                <w:rStyle w:val="Hyperlink"/>
-                <w:noProof/>
-              </w:rPr>
-              <w:t>5.2 Hạn chế của hệ thống</w:t>
-            </w:r>
-            <w:r>
-              <w:rPr>
-                <w:noProof/>
-                <w:webHidden/>
-              </w:rPr>
-              <w:tab/>
-            </w:r>
-            <w:r>
-              <w:rPr>
-                <w:noProof/>
-                <w:webHidden/>
-              </w:rPr>
-              <w:fldChar w:fldCharType="begin"/>
-            </w:r>
-            <w:r>
-              <w:rPr>
-                <w:noProof/>
-                <w:webHidden/>
-              </w:rPr>
-              <w:instrText xml:space="preserve"> PAGEREF _Toc243057789 \h </w:instrText>
-            </w:r>
-            <w:r>
-              <w:rPr>
-                <w:noProof/>
-                <w:webHidden/>
-              </w:rPr>
-            </w:r>
-            <w:r>
-              <w:rPr>
-                <w:noProof/>
-                <w:webHidden/>
-              </w:rPr>
-              <w:fldChar w:fldCharType="separate"/>
-            </w:r>
-            <w:r>
-              <w:rPr>
-                <w:noProof/>
-                <w:webHidden/>
-              </w:rPr>
-              <w:t>5</w:t>
-            </w:r>
-            <w:r>
-              <w:rPr>
-                <w:noProof/>
-                <w:webHidden/>
-              </w:rPr>
-              <w:fldChar w:fldCharType="end"/>
-            </w:r>
-          </w:hyperlink>
-        </w:p>
-        <w:p>
-          <w:pPr>
-            <w:pStyle w:val="TOC2"/>
-            <w:tabs>
-              <w:tab w:val="right" w:leader="dot" w:pos="9016"/>
-            </w:tabs>
-            <w:rPr>
-              <w:rFonts w:asciiTheme="minorHAnsi" w:eastAsiaTheme="minorEastAsia" w:hAnsiTheme="minorHAnsi" w:cstheme="minorBidi"/>
-              <w:noProof/>
-              <w:kern w:val="2"/>
-              <w:sz w:val="24"/>
-              <w:szCs w:val="24"/>
-              <w:lang w:val="en-US"/>
-              <w14:ligatures w14:val="standardContextual"/>
-            </w:rPr>
-          </w:pPr>
-          <w:hyperlink w:anchor="_Toc243057790" w:history="1">
-            <w:r>
-              <w:rPr>
-                <w:rStyle w:val="Hyperlink"/>
-                <w:noProof/>
-              </w:rPr>
-              <w:t>5.3 Hướng mở rộng của hệ thống</w:t>
-            </w:r>
-            <w:r>
-              <w:rPr>
-                <w:noProof/>
-                <w:webHidden/>
-              </w:rPr>
-              <w:tab/>
-            </w:r>
-            <w:r>
-              <w:rPr>
-                <w:noProof/>
-                <w:webHidden/>
-              </w:rPr>
-              <w:fldChar w:fldCharType="begin"/>
-            </w:r>
-            <w:r>
-              <w:rPr>
-                <w:noProof/>
-                <w:webHidden/>
-              </w:rPr>
-              <w:instrText xml:space="preserve"> PAGEREF _Toc243057790 \h </w:instrText>
-            </w:r>
-            <w:r>
-              <w:rPr>
-                <w:noProof/>
-                <w:webHidden/>
-              </w:rPr>
-            </w:r>
-            <w:r>
-              <w:rPr>
-                <w:noProof/>
-                <w:webHidden/>
-              </w:rPr>
-              <w:fldChar w:fldCharType="separate"/>
-            </w:r>
-            <w:r>
-              <w:rPr>
-                <w:noProof/>
-                <w:webHidden/>
-              </w:rPr>
-              <w:t>5</w:t>
+              <w:t>7</w:t>
             </w:r>
             <w:r>
               <w:rPr>
@@ -3669,7 +4213,7 @@
               <w14:ligatures w14:val="standardContextual"/>
             </w:rPr>
           </w:pPr>
-          <w:hyperlink w:anchor="_Toc243057791" w:history="1">
+          <w:hyperlink w:anchor="_Toc243059019" w:history="1">
             <w:r>
               <w:rPr>
                 <w:rStyle w:val="Hyperlink"/>
@@ -3696,7 +4240,7 @@
                 <w:noProof/>
                 <w:webHidden/>
               </w:rPr>
-              <w:instrText xml:space="preserve"> PAGEREF _Toc243057791 \h </w:instrText>
+              <w:instrText xml:space="preserve"> PAGEREF _Toc243059019 \h </w:instrText>
             </w:r>
             <w:r>
               <w:rPr>
@@ -3716,7 +4260,7 @@
                 <w:noProof/>
                 <w:webHidden/>
               </w:rPr>
-              <w:t>6</w:t>
+              <w:t>8</w:t>
             </w:r>
             <w:r>
               <w:rPr>
@@ -3740,7 +4284,7 @@
               <w14:ligatures w14:val="standardContextual"/>
             </w:rPr>
           </w:pPr>
-          <w:hyperlink w:anchor="_Toc243057792" w:history="1">
+          <w:hyperlink w:anchor="_Toc243059020" w:history="1">
             <w:r>
               <w:rPr>
                 <w:rStyle w:val="Hyperlink"/>
@@ -3767,7 +4311,7 @@
                 <w:noProof/>
                 <w:webHidden/>
               </w:rPr>
-              <w:instrText xml:space="preserve"> PAGEREF _Toc243057792 \h </w:instrText>
+              <w:instrText xml:space="preserve"> PAGEREF _Toc243059020 \h </w:instrText>
             </w:r>
             <w:r>
               <w:rPr>
@@ -3787,7 +4331,7 @@
                 <w:noProof/>
                 <w:webHidden/>
               </w:rPr>
-              <w:t>7</w:t>
+              <w:t>9</w:t>
             </w:r>
             <w:r>
               <w:rPr>
@@ -3883,13 +4427,13 @@
           <w:r>
             <w:fldChar w:fldCharType="separate"/>
           </w:r>
-          <w:hyperlink w:anchor="_Toc243057793" w:history="1">
+          <w:hyperlink w:anchor="_Toc243059021" w:history="1">
             <w:r>
               <w:rPr>
                 <w:rStyle w:val="Hyperlink"/>
                 <w:noProof/>
               </w:rPr>
-              <w:t>Hình 1. Kiến trúc tổng thể của website</w:t>
+              <w:t>Hình 1. Kiến trúc Vercel và các dịch vụ hỗ trợ</w:t>
             </w:r>
             <w:r>
               <w:rPr>
@@ -3910,7 +4454,7 @@
                 <w:noProof/>
                 <w:webHidden/>
               </w:rPr>
-              <w:instrText xml:space="preserve"> PAGEREF _Toc243057793 \h </w:instrText>
+              <w:instrText xml:space="preserve"> PAGEREF _Toc243059021 \h </w:instrText>
             </w:r>
             <w:r>
               <w:rPr>
@@ -3930,7 +4474,7 @@
                 <w:noProof/>
                 <w:webHidden/>
               </w:rPr>
-              <w:t>3</w:t>
+              <w:t>4</w:t>
             </w:r>
             <w:r>
               <w:rPr>
@@ -3957,13 +4501,13 @@
               <w14:ligatures w14:val="standardContextual"/>
             </w:rPr>
           </w:pPr>
-          <w:hyperlink w:anchor="_Toc243057794" w:history="1">
+          <w:hyperlink w:anchor="_Toc243059022" w:history="1">
             <w:r>
               <w:rPr>
                 <w:rStyle w:val="Hyperlink"/>
                 <w:noProof/>
               </w:rPr>
-              <w:t>Hình 2. Giao diện website</w:t>
+              <w:t>Hình 2. Giao diện ứng dụng truy cập từ Vercel</w:t>
             </w:r>
             <w:r>
               <w:rPr>
@@ -3984,7 +4528,7 @@
                 <w:noProof/>
                 <w:webHidden/>
               </w:rPr>
-              <w:instrText xml:space="preserve"> PAGEREF _Toc243057794 \h </w:instrText>
+              <w:instrText xml:space="preserve"> PAGEREF _Toc243059022 \h </w:instrText>
             </w:r>
             <w:r>
               <w:rPr>
@@ -4004,7 +4548,7 @@
                 <w:noProof/>
                 <w:webHidden/>
               </w:rPr>
-              <w:t>3</w:t>
+              <w:t>4</w:t>
             </w:r>
             <w:r>
               <w:rPr>
@@ -4031,13 +4575,13 @@
               <w14:ligatures w14:val="standardContextual"/>
             </w:rPr>
           </w:pPr>
-          <w:hyperlink w:anchor="_Toc243057795" w:history="1">
+          <w:hyperlink w:anchor="_Toc243059023" w:history="1">
             <w:r>
               <w:rPr>
                 <w:rStyle w:val="Hyperlink"/>
                 <w:noProof/>
               </w:rPr>
-              <w:t>Hình 3. Kho mã nguồn trên GitHub</w:t>
+              <w:t>Hình 3. Kho mã nguồn liên kết với Vercel</w:t>
             </w:r>
             <w:r>
               <w:rPr>
@@ -4058,7 +4602,7 @@
                 <w:noProof/>
                 <w:webHidden/>
               </w:rPr>
-              <w:instrText xml:space="preserve"> PAGEREF _Toc243057795 \h </w:instrText>
+              <w:instrText xml:space="preserve"> PAGEREF _Toc243059023 \h </w:instrText>
             </w:r>
             <w:r>
               <w:rPr>
@@ -4078,7 +4622,7 @@
                 <w:noProof/>
                 <w:webHidden/>
               </w:rPr>
-              <w:t>4</w:t>
+              <w:t>5</w:t>
             </w:r>
             <w:r>
               <w:rPr>
@@ -4105,13 +4649,13 @@
               <w14:ligatures w14:val="standardContextual"/>
             </w:rPr>
           </w:pPr>
-          <w:hyperlink w:anchor="_Toc243057796" w:history="1">
+          <w:hyperlink w:anchor="_Toc243059024" w:history="1">
             <w:r>
               <w:rPr>
                 <w:rStyle w:val="Hyperlink"/>
                 <w:noProof/>
               </w:rPr>
-              <w:t>Hình 4. Cấu hình triển khai trên Vercel</w:t>
+              <w:t>Hình 4. Cấu hình build của frontend trên Vercel</w:t>
             </w:r>
             <w:r>
               <w:rPr>
@@ -4132,7 +4676,7 @@
                 <w:noProof/>
                 <w:webHidden/>
               </w:rPr>
-              <w:instrText xml:space="preserve"> PAGEREF _Toc243057796 \h </w:instrText>
+              <w:instrText xml:space="preserve"> PAGEREF _Toc243059024 \h </w:instrText>
             </w:r>
             <w:r>
               <w:rPr>
@@ -4152,7 +4696,7 @@
                 <w:noProof/>
                 <w:webHidden/>
               </w:rPr>
-              <w:t>4</w:t>
+              <w:t>5</w:t>
             </w:r>
             <w:r>
               <w:rPr>
@@ -4179,13 +4723,13 @@
               <w14:ligatures w14:val="standardContextual"/>
             </w:rPr>
           </w:pPr>
-          <w:hyperlink w:anchor="_Toc243057797" w:history="1">
+          <w:hyperlink w:anchor="_Toc243059025" w:history="1">
             <w:r>
               <w:rPr>
                 <w:rStyle w:val="Hyperlink"/>
                 <w:noProof/>
               </w:rPr>
-              <w:t>Hình 5. Website sau khi triển khai</w:t>
+              <w:t>Hình 5. Bản triển khai frontend trên Vercel</w:t>
             </w:r>
             <w:r>
               <w:rPr>
@@ -4206,7 +4750,7 @@
                 <w:noProof/>
                 <w:webHidden/>
               </w:rPr>
-              <w:instrText xml:space="preserve"> PAGEREF _Toc243057797 \h </w:instrText>
+              <w:instrText xml:space="preserve"> PAGEREF _Toc243059025 \h </w:instrText>
             </w:r>
             <w:r>
               <w:rPr>
@@ -4226,7 +4770,81 @@
                 <w:noProof/>
                 <w:webHidden/>
               </w:rPr>
-              <w:t>4</w:t>
+              <w:t>5</w:t>
+            </w:r>
+            <w:r>
+              <w:rPr>
+                <w:noProof/>
+                <w:webHidden/>
+              </w:rPr>
+              <w:fldChar w:fldCharType="end"/>
+            </w:r>
+          </w:hyperlink>
+        </w:p>
+        <w:p>
+          <w:pPr>
+            <w:pStyle w:val="TableofFigures"/>
+            <w:tabs>
+              <w:tab w:val="right" w:leader="dot" w:pos="9016"/>
+            </w:tabs>
+            <w:rPr>
+              <w:rFonts w:asciiTheme="minorHAnsi" w:eastAsiaTheme="minorEastAsia" w:hAnsiTheme="minorHAnsi" w:cstheme="minorBidi"/>
+              <w:noProof/>
+              <w:kern w:val="2"/>
+              <w:sz w:val="24"/>
+              <w:szCs w:val="24"/>
+              <w:lang w:val="en-US"/>
+              <w14:ligatures w14:val="standardContextual"/>
+            </w:rPr>
+          </w:pPr>
+          <w:hyperlink w:anchor="_Toc243059026" w:history="1">
+            <w:r>
+              <w:rPr>
+                <w:rStyle w:val="Hyperlink"/>
+                <w:noProof/>
+              </w:rPr>
+              <w:t>Hình 6. Website sau khi triển khai trên Vercel</w:t>
+            </w:r>
+            <w:r>
+              <w:rPr>
+                <w:noProof/>
+                <w:webHidden/>
+              </w:rPr>
+              <w:tab/>
+            </w:r>
+            <w:r>
+              <w:rPr>
+                <w:noProof/>
+                <w:webHidden/>
+              </w:rPr>
+              <w:fldChar w:fldCharType="begin"/>
+            </w:r>
+            <w:r>
+              <w:rPr>
+                <w:noProof/>
+                <w:webHidden/>
+              </w:rPr>
+              <w:instrText xml:space="preserve"> PAGEREF _Toc243059026 \h </w:instrText>
+            </w:r>
+            <w:r>
+              <w:rPr>
+                <w:noProof/>
+                <w:webHidden/>
+              </w:rPr>
+            </w:r>
+            <w:r>
+              <w:rPr>
+                <w:noProof/>
+                <w:webHidden/>
+              </w:rPr>
+              <w:fldChar w:fldCharType="separate"/>
+            </w:r>
+            <w:r>
+              <w:rPr>
+                <w:noProof/>
+                <w:webHidden/>
+              </w:rPr>
+              <w:t>6</w:t>
             </w:r>
             <w:r>
               <w:rPr>
@@ -4301,7 +4919,7 @@
           <w:r>
             <w:fldChar w:fldCharType="separate"/>
           </w:r>
-          <w:hyperlink w:anchor="_Toc243057798" w:history="1">
+          <w:hyperlink w:anchor="_Toc243059027" w:history="1">
             <w:r>
               <w:rPr>
                 <w:rStyle w:val="Hyperlink"/>
@@ -4328,7 +4946,7 @@
                 <w:noProof/>
                 <w:webHidden/>
               </w:rPr>
-              <w:instrText xml:space="preserve"> PAGEREF _Toc243057798 \h </w:instrText>
+              <w:instrText xml:space="preserve"> PAGEREF _Toc243059027 \h </w:instrText>
             </w:r>
             <w:r>
               <w:rPr>
@@ -4348,7 +4966,7 @@
                 <w:noProof/>
                 <w:webHidden/>
               </w:rPr>
-              <w:t>6</w:t>
+              <w:t>8</w:t>
             </w:r>
             <w:r>
               <w:rPr>
@@ -4400,7 +5018,7 @@
         <w:keepNext w:val="1"/>
         <w:pageBreakBefore w:val="1"/>
       </w:pPr>
-      <w:bookmarkStart w:id="0" w:name="_Toc243057755"/>
+      <w:bookmarkStart w:id="0" w:name="_Toc243058977"/>
       <w:r>
         <w:rPr>
           <w:rFonts w:ascii="Times New Roman" w:hAnsi="Times New Roman" w:eastAsia="Times New Roman" w:cs="Times New Roman"/>
@@ -4423,7 +5041,7 @@
         <w:keepLines w:val="1"/>
         <w:keepNext w:val="1"/>
       </w:pPr>
-      <w:bookmarkStart w:id="1" w:name="_Toc243057756"/>
+      <w:bookmarkStart w:id="1" w:name="_Toc243058978"/>
       <w:r>
         <w:rPr>
           <w:rFonts w:ascii="Times New Roman" w:hAnsi="Times New Roman" w:eastAsia="Times New Roman" w:cs="Times New Roman"/>
@@ -4452,7 +5070,7 @@
           <w:szCs w:val="26"/>
           <w:color w:val="000000"/>
         </w:rPr>
-        <w:t xml:space="preserve">[Trình bày nhu cầu đưa ứng dụng web lên Internet và lý do lựa chọn đề tài triển khai trên Vercel.]</w:t>
+        <w:t xml:space="preserve">[Trình bày nhu cầu đưa ứng dụng web lên Internet, lựa chọn Vercel và lợi ích của việc kết nối mã nguồn GitHub với quy trình triển khai.]</w:t>
       </w:r>
     </w:p>
     <w:p>
@@ -4465,7 +5083,7 @@
         <w:keepLines w:val="1"/>
         <w:keepNext w:val="1"/>
       </w:pPr>
-      <w:bookmarkStart w:id="2" w:name="_Toc243057757"/>
+      <w:bookmarkStart w:id="2" w:name="_Toc243058979"/>
       <w:r>
         <w:rPr>
           <w:rFonts w:ascii="Times New Roman" w:hAnsi="Times New Roman" w:eastAsia="Times New Roman" w:cs="Times New Roman"/>
@@ -4494,7 +5112,7 @@
           <w:szCs w:val="26"/>
           <w:color w:val="000000"/>
         </w:rPr>
-        <w:t xml:space="preserve">[Nêu mục tiêu tìm hiểu Vercel, GitHub; xây dựng một website; triển khai và kiểm tra website trực tuyến theo đề bài.]</w:t>
+        <w:t xml:space="preserve">Đề tài tập trung tìm hiểu Vercel, quản lý mã nguồn trên GitHub và triển khai giao diện ứng dụng web Shrimple. Các dịch vụ backend, cơ sở dữ liệu, email và lưu trữ media được giới thiệu để giải thích cách website hoạt động sau khi triển khai.</w:t>
       </w:r>
     </w:p>
     <w:p>
@@ -4507,7 +5125,7 @@
         <w:keepLines w:val="1"/>
         <w:keepNext w:val="1"/>
       </w:pPr>
-      <w:bookmarkStart w:id="3" w:name="_Toc243057758"/>
+      <w:bookmarkStart w:id="3" w:name="_Toc243058980"/>
       <w:r>
         <w:rPr>
           <w:rFonts w:ascii="Times New Roman" w:hAnsi="Times New Roman" w:eastAsia="Times New Roman" w:cs="Times New Roman"/>
@@ -4516,7 +5134,7 @@
           <w:color w:val="000000"/>
           <w:b w:val="1"/>
         </w:rPr>
-        <w:t xml:space="preserve">1.3 Phạm vi và đối tượng nghiên cứu</w:t>
+        <w:t xml:space="preserve">1.3 Phạm vi và trọng tâm báo cáo</w:t>
       </w:r>
       <w:bookmarkEnd w:id="3"/>
     </w:p>
@@ -4536,7 +5154,7 @@
           <w:szCs w:val="26"/>
           <w:color w:val="000000"/>
         </w:rPr>
-        <w:t xml:space="preserve">[Điền tên website, đối tượng sử dụng, chức năng thực hiện và giới hạn phạm vi của bài báo cáo.]</w:t>
+        <w:t xml:space="preserve">Khoảng 70% nội dung chuyên môn dự kiến dành cho Vercel: cấu hình dự án, build, triển khai, cập nhật và kiểm thử frontend. Khoảng 30% còn lại giới thiệu Render, MongoDB, Brevo cùng các thành phần hỗ trợ và kết nối giữa các dịch vụ.</w:t>
       </w:r>
     </w:p>
     <w:p>
@@ -4549,7 +5167,7 @@
         <w:keepLines w:val="1"/>
         <w:keepNext w:val="1"/>
       </w:pPr>
-      <w:bookmarkStart w:id="4" w:name="_Toc243057759"/>
+      <w:bookmarkStart w:id="4" w:name="_Toc243058981"/>
       <w:r>
         <w:rPr>
           <w:rFonts w:ascii="Times New Roman" w:hAnsi="Times New Roman" w:eastAsia="Times New Roman" w:cs="Times New Roman"/>
@@ -4558,7 +5176,7 @@
           <w:color w:val="000000"/>
           <w:b w:val="1"/>
         </w:rPr>
-        <w:t xml:space="preserve">1.4 Tổng quan về website thực hiện</w:t>
+        <w:t xml:space="preserve">1.4 Tổng quan về ứng dụng Shrimple</w:t>
       </w:r>
       <w:bookmarkEnd w:id="4"/>
     </w:p>
@@ -4578,7 +5196,26 @@
           <w:szCs w:val="26"/>
           <w:color w:val="000000"/>
         </w:rPr>
-        <w:t xml:space="preserve">[Tên website: ...; mục đích: ...; các chức năng chính: ...; công nghệ sử dụng: ...]</w:t>
+        <w:t xml:space="preserve">Shrimple là ứng dụng mạng xã hội và chat, sử dụng React và Vite cho giao diện, Express cho API và Socket.IO cho cập nhật thời gian thực. Trong mô hình báo cáo, frontend được triển khai trên Vercel, backend chạy trên Render và kết nối với MongoDB, Brevo cùng Cloudinary.</w:t>
+      </w:r>
+    </w:p>
+    <w:p>
+      <w:pPr>
+        <w:widowControl w:val="1"/>
+        <w:spacing w:after="100" w:lineRule="auto" w:before="0" w:line="300"/>
+        <w:ind w:left="0" w:right="0" w:firstLine="0"/>
+        <w:jc w:val="both"/>
+        <w:keepLines w:val="1"/>
+        <w:keepNext w:val="0"/>
+      </w:pPr>
+      <w:r>
+        <w:rPr>
+          <w:rFonts w:ascii="Times New Roman" w:hAnsi="Times New Roman" w:eastAsia="Times New Roman" w:cs="Times New Roman"/>
+          <w:sz w:val="26"/>
+          <w:szCs w:val="26"/>
+          <w:color w:val="000000"/>
+        </w:rPr>
+        <w:t xml:space="preserve">[Điền các chức năng được chọn để minh họa, link GitHub và link website thực tế. Bổ sung tình trạng triển khai của từng dịch vụ.]</w:t>
       </w:r>
     </w:p>
     <w:p>
@@ -4591,7 +5228,7 @@
         <w:keepLines w:val="1"/>
         <w:keepNext w:val="1"/>
       </w:pPr>
-      <w:bookmarkStart w:id="5" w:name="_Toc243057760"/>
+      <w:bookmarkStart w:id="5" w:name="_Toc243058982"/>
       <w:r>
         <w:rPr>
           <w:rFonts w:ascii="Times New Roman" w:hAnsi="Times New Roman" w:eastAsia="Times New Roman" w:cs="Times New Roman"/>
@@ -4620,7 +5257,7 @@
           <w:szCs w:val="26"/>
           <w:color w:val="000000"/>
         </w:rPr>
-        <w:t xml:space="preserve">[Liệt kê yêu cầu của đề bài và minh chứng cần có cho từng yêu cầu. Ghi kết quả sau khi thực hiện.]</w:t>
+        <w:t xml:space="preserve">[Đối chiếu yêu cầu đề bài với khả năng truy cập website, điều hướng trang, kết nối API, cập nhật mã nguồn và minh chứng triển khai trên Vercel.]</w:t>
       </w:r>
     </w:p>
     <w:p>
@@ -4634,7 +5271,7 @@
         <w:keepNext w:val="1"/>
         <w:pageBreakBefore w:val="1"/>
       </w:pPr>
-      <w:bookmarkStart w:id="6" w:name="_Toc243057761"/>
+      <w:bookmarkStart w:id="6" w:name="_Toc243058983"/>
       <w:r>
         <w:rPr>
           <w:rFonts w:ascii="Times New Roman" w:hAnsi="Times New Roman" w:eastAsia="Times New Roman" w:cs="Times New Roman"/>
@@ -4657,7 +5294,7 @@
         <w:keepLines w:val="1"/>
         <w:keepNext w:val="1"/>
       </w:pPr>
-      <w:bookmarkStart w:id="7" w:name="_Toc243057762"/>
+      <w:bookmarkStart w:id="7" w:name="_Toc243058984"/>
       <w:r>
         <w:rPr>
           <w:rFonts w:ascii="Times New Roman" w:hAnsi="Times New Roman" w:eastAsia="Times New Roman" w:cs="Times New Roman"/>
@@ -4666,7 +5303,7 @@
           <w:color w:val="000000"/>
           <w:b w:val="1"/>
         </w:rPr>
-        <w:t xml:space="preserve">2.1 Tổng quan về Vercel</w:t>
+        <w:t xml:space="preserve">2.1 Nền tảng Vercel</w:t>
       </w:r>
       <w:bookmarkEnd w:id="7"/>
     </w:p>
@@ -4686,7 +5323,7 @@
           <w:szCs w:val="26"/>
           <w:color w:val="000000"/>
         </w:rPr>
-        <w:t xml:space="preserve">[Giới thiệu Vercel, vai trò trong đề tài và dẫn nguồn tài liệu chính thức.]</w:t>
+        <w:t xml:space="preserve">Vercel hỗ trợ triển khai ứng dụng web từ mã nguồn và tích hợp với Git. Với giao diện React dùng Vite, quá trình build tạo các tài nguyên frontend để phân phối tới trình duyệt. Đây là thành phần trung tâm được khảo sát trong báo cáo. [1], [2]</w:t>
       </w:r>
     </w:p>
     <w:p>
@@ -4699,7 +5336,7 @@
         <w:keepLines w:val="1"/>
         <w:keepNext w:val="1"/>
       </w:pPr>
-      <w:bookmarkStart w:id="8" w:name="_Toc243057763"/>
+      <w:bookmarkStart w:id="8" w:name="_Toc243058985"/>
       <w:r>
         <w:rPr>
           <w:rFonts w:ascii="Times New Roman" w:hAnsi="Times New Roman" w:eastAsia="Times New Roman" w:cs="Times New Roman"/>
@@ -4708,7 +5345,7 @@
           <w:color w:val="000000"/>
           <w:b w:val="1"/>
         </w:rPr>
-        <w:t xml:space="preserve">2.1.1 Mô hình triển khai ứng dụng web</w:t>
+        <w:t xml:space="preserve">2.1.1 Quy trình build và triển khai frontend</w:t>
       </w:r>
       <w:bookmarkEnd w:id="8"/>
     </w:p>
@@ -4728,7 +5365,7 @@
           <w:szCs w:val="26"/>
           <w:color w:val="000000"/>
         </w:rPr>
-        <w:t xml:space="preserve">[Trình bày cách mã nguồn được xây dựng và đưa thành website có thể truy cập; liên hệ với ứng dụng của nhóm.]</w:t>
+        <w:t xml:space="preserve">[Giải thích các bước lấy mã nguồn, cài dependency, chạy build và xuất bản tài nguyên. Liên hệ với thư mục client và đầu ra của Vite.]</w:t>
       </w:r>
     </w:p>
     <w:p>
@@ -4741,7 +5378,7 @@
         <w:keepLines w:val="1"/>
         <w:keepNext w:val="1"/>
       </w:pPr>
-      <w:bookmarkStart w:id="9" w:name="_Toc243057764"/>
+      <w:bookmarkStart w:id="9" w:name="_Toc243058986"/>
       <w:r>
         <w:rPr>
           <w:rFonts w:ascii="Times New Roman" w:hAnsi="Times New Roman" w:eastAsia="Times New Roman" w:cs="Times New Roman"/>
@@ -4750,7 +5387,7 @@
           <w:color w:val="000000"/>
           <w:b w:val="1"/>
         </w:rPr>
-        <w:t xml:space="preserve">2.1.2 Các thành phần sử dụng trong đề tài</w:t>
+        <w:t xml:space="preserve">2.1.2 Tích hợp GitHub và các môi trường triển khai</w:t>
       </w:r>
       <w:bookmarkEnd w:id="9"/>
     </w:p>
@@ -4770,7 +5407,91 @@
           <w:szCs w:val="26"/>
           <w:color w:val="000000"/>
         </w:rPr>
-        <w:t xml:space="preserve">[Mô tả các thành phần Vercel thực sự sử dụng. Ghi rõ phần nào thuộc nền tảng hoặc dịch vụ khác, nếu có.]</w:t>
+        <w:t xml:space="preserve">[Phân biệt Preview và Production; mô tả nhánh triển khai và sự liên hệ giữa commit trên GitHub với một deployment Vercel. Tham khảo [3].]</w:t>
+      </w:r>
+    </w:p>
+    <w:p>
+      <w:pPr>
+        <w:pStyle w:val="Heading3"/>
+        <w:spacing w:before="120" w:after="100" w:line="276" w:lineRule="auto"/>
+        <w:ind w:left="0" w:right="0" w:firstLine="0"/>
+        <w:jc w:val="left"/>
+        <w:widowControl w:val="1"/>
+        <w:keepLines w:val="1"/>
+        <w:keepNext w:val="1"/>
+      </w:pPr>
+      <w:bookmarkStart w:id="10" w:name="_Toc243058987"/>
+      <w:r>
+        <w:rPr>
+          <w:rFonts w:ascii="Times New Roman" w:hAnsi="Times New Roman" w:eastAsia="Times New Roman" w:cs="Times New Roman"/>
+          <w:sz w:val="26"/>
+          <w:szCs w:val="26"/>
+          <w:color w:val="000000"/>
+          <w:b w:val="1"/>
+        </w:rPr>
+        <w:t xml:space="preserve">2.1.3 Cấu hình dự án và biến môi trường</w:t>
+      </w:r>
+      <w:bookmarkEnd w:id="10"/>
+    </w:p>
+    <w:p>
+      <w:pPr>
+        <w:widowControl w:val="1"/>
+        <w:spacing w:after="100" w:lineRule="auto" w:before="0" w:line="300"/>
+        <w:ind w:left="0" w:right="0" w:firstLine="0"/>
+        <w:jc w:val="both"/>
+        <w:keepLines w:val="1"/>
+        <w:keepNext w:val="0"/>
+      </w:pPr>
+      <w:r>
+        <w:rPr>
+          <w:rFonts w:ascii="Times New Roman" w:hAnsi="Times New Roman" w:eastAsia="Times New Roman" w:cs="Times New Roman"/>
+          <w:sz w:val="26"/>
+          <w:szCs w:val="26"/>
+          <w:color w:val="000000"/>
+        </w:rPr>
+        <w:t xml:space="preserve">[Giới thiệu Root Directory, Build Command, Output Directory và biến môi trường theo môi trường triển khai. Liên hệ các biến VITE_API_URL, VITE_SOCKET_URL và VITE_ASSET_BASE_URL.]</w:t>
+      </w:r>
+    </w:p>
+    <w:p>
+      <w:pPr>
+        <w:pStyle w:val="Heading3"/>
+        <w:spacing w:before="120" w:after="100" w:line="276" w:lineRule="auto"/>
+        <w:ind w:left="0" w:right="0" w:firstLine="0"/>
+        <w:jc w:val="left"/>
+        <w:widowControl w:val="1"/>
+        <w:keepLines w:val="1"/>
+        <w:keepNext w:val="1"/>
+      </w:pPr>
+      <w:bookmarkStart w:id="11" w:name="_Toc243058988"/>
+      <w:r>
+        <w:rPr>
+          <w:rFonts w:ascii="Times New Roman" w:hAnsi="Times New Roman" w:eastAsia="Times New Roman" w:cs="Times New Roman"/>
+          <w:sz w:val="26"/>
+          <w:szCs w:val="26"/>
+          <w:color w:val="000000"/>
+          <w:b w:val="1"/>
+        </w:rPr>
+        <w:t xml:space="preserve">2.1.4 Định tuyến và địa chỉ truy cập</w:t>
+      </w:r>
+      <w:bookmarkEnd w:id="11"/>
+    </w:p>
+    <w:p>
+      <w:pPr>
+        <w:widowControl w:val="1"/>
+        <w:spacing w:after="100" w:lineRule="auto" w:before="0" w:line="300"/>
+        <w:ind w:left="0" w:right="0" w:firstLine="0"/>
+        <w:jc w:val="both"/>
+        <w:keepLines w:val="1"/>
+        <w:keepNext w:val="0"/>
+      </w:pPr>
+      <w:r>
+        <w:rPr>
+          <w:rFonts w:ascii="Times New Roman" w:hAnsi="Times New Roman" w:eastAsia="Times New Roman" w:cs="Times New Roman"/>
+          <w:sz w:val="26"/>
+          <w:szCs w:val="26"/>
+          <w:color w:val="000000"/>
+        </w:rPr>
+        <w:t xml:space="preserve">[Trình bày điều hướng SPA, refresh tại đường dẫn con, tên miền và HTTPS. Giải thích cấu hình rewrite hoặc proxy thực tế được chọn theo [2].]</w:t>
       </w:r>
     </w:p>
     <w:p>
@@ -4783,7 +5504,7 @@
         <w:keepLines w:val="1"/>
         <w:keepNext w:val="1"/>
       </w:pPr>
-      <w:bookmarkStart w:id="10" w:name="_Toc243057765"/>
+      <w:bookmarkStart w:id="12" w:name="_Toc243058989"/>
       <w:r>
         <w:rPr>
           <w:rFonts w:ascii="Times New Roman" w:hAnsi="Times New Roman" w:eastAsia="Times New Roman" w:cs="Times New Roman"/>
@@ -4792,9 +5513,9 @@
           <w:color w:val="000000"/>
           <w:b w:val="1"/>
         </w:rPr>
-        <w:t xml:space="preserve">2.2 Git và GitHub</w:t>
-      </w:r>
-      <w:bookmarkEnd w:id="10"/>
+        <w:t xml:space="preserve">2.2 Git và GitHub trong quy trình triển khai</w:t>
+      </w:r>
+      <w:bookmarkEnd w:id="12"/>
     </w:p>
     <w:p>
       <w:pPr>
@@ -4812,8 +5533,50 @@
           <w:szCs w:val="26"/>
           <w:color w:val="000000"/>
         </w:rPr>
-        <w:t xml:space="preserve">[Giới thiệu quản lý phiên bản và vai trò của kho mã nguồn trong quá trình làm việc nhóm.]</w:t>
-      </w:r>
+        <w:t xml:space="preserve">Git quản lý các phiên bản mã nguồn; GitHub lưu trữ repository để nhóm phối hợp và kết nối với Vercel. Báo cáo tập trung vào việc theo dõi nhánh, commit và bản triển khai tương ứng thay vì trình bày toàn bộ nghiệp vụ Git. [3], [4]</w:t>
+      </w:r>
+    </w:p>
+    <w:p>
+      <w:pPr>
+        <w:widowControl w:val="1"/>
+        <w:spacing w:after="100" w:lineRule="auto" w:before="0" w:line="300"/>
+        <w:ind w:left="0" w:right="0" w:firstLine="0"/>
+        <w:jc w:val="both"/>
+        <w:keepLines w:val="1"/>
+        <w:keepNext w:val="0"/>
+      </w:pPr>
+      <w:r>
+        <w:rPr>
+          <w:rFonts w:ascii="Times New Roman" w:hAnsi="Times New Roman" w:eastAsia="Times New Roman" w:cs="Times New Roman"/>
+          <w:sz w:val="26"/>
+          <w:szCs w:val="26"/>
+          <w:color w:val="000000"/>
+        </w:rPr>
+        <w:t xml:space="preserve">[Bổ sung sơ đồ GitHub → Vercel và ví dụ một lần cập nhật website từ commit thực tế.]</w:t>
+      </w:r>
+    </w:p>
+    <w:p>
+      <w:pPr>
+        <w:pStyle w:val="Heading2"/>
+        <w:spacing w:before="120" w:after="100" w:line="276" w:lineRule="auto"/>
+        <w:ind w:left="0" w:right="0" w:firstLine="0"/>
+        <w:jc w:val="left"/>
+        <w:widowControl w:val="1"/>
+        <w:keepLines w:val="1"/>
+        <w:keepNext w:val="1"/>
+      </w:pPr>
+      <w:bookmarkStart w:id="13" w:name="_Toc243058990"/>
+      <w:r>
+        <w:rPr>
+          <w:rFonts w:ascii="Times New Roman" w:hAnsi="Times New Roman" w:eastAsia="Times New Roman" w:cs="Times New Roman"/>
+          <w:sz w:val="26"/>
+          <w:szCs w:val="26"/>
+          <w:color w:val="000000"/>
+          <w:b w:val="1"/>
+        </w:rPr>
+        <w:t xml:space="preserve">2.3 Backend và các dịch vụ hỗ trợ</w:t>
+      </w:r>
+      <w:bookmarkEnd w:id="13"/>
     </w:p>
     <w:p>
       <w:pPr>
@@ -4825,7 +5588,7 @@
         <w:keepLines w:val="1"/>
         <w:keepNext w:val="1"/>
       </w:pPr>
-      <w:bookmarkStart w:id="11" w:name="_Toc243057766"/>
+      <w:bookmarkStart w:id="14" w:name="_Toc243058991"/>
       <w:r>
         <w:rPr>
           <w:rFonts w:ascii="Times New Roman" w:hAnsi="Times New Roman" w:eastAsia="Times New Roman" w:cs="Times New Roman"/>
@@ -4834,9 +5597,9 @@
           <w:color w:val="000000"/>
           <w:b w:val="1"/>
         </w:rPr>
-        <w:t xml:space="preserve">2.2.1 Kho mã nguồn và commit</w:t>
-      </w:r>
-      <w:bookmarkEnd w:id="11"/>
+        <w:t xml:space="preserve">2.3.1 Render cho backend</w:t>
+      </w:r>
+      <w:bookmarkEnd w:id="14"/>
     </w:p>
     <w:p>
       <w:pPr>
@@ -4854,7 +5617,7 @@
           <w:szCs w:val="26"/>
           <w:color w:val="000000"/>
         </w:rPr>
-        <w:t xml:space="preserve">[Giải thích repository và commit; bổ sung ví dụ từ dự án khi đã có.]</w:t>
+        <w:t xml:space="preserve">Render cho phép triển khai ứng dụng Node.js và Express dưới dạng Web Service. Trong mô hình này, backend xử lý API, xác thực và kết nối Socket.IO; frontend trên Vercel trao đổi với backend qua địa chỉ dịch vụ được cấu hình. [5]</w:t>
       </w:r>
     </w:p>
     <w:p>
@@ -4867,7 +5630,7 @@
         <w:keepLines w:val="1"/>
         <w:keepNext w:val="1"/>
       </w:pPr>
-      <w:bookmarkStart w:id="12" w:name="_Toc243057767"/>
+      <w:bookmarkStart w:id="15" w:name="_Toc243058992"/>
       <w:r>
         <w:rPr>
           <w:rFonts w:ascii="Times New Roman" w:hAnsi="Times New Roman" w:eastAsia="Times New Roman" w:cs="Times New Roman"/>
@@ -4876,9 +5639,9 @@
           <w:color w:val="000000"/>
           <w:b w:val="1"/>
         </w:rPr>
-        <w:t xml:space="preserve">2.2.2 Nhánh và phối hợp làm việc</w:t>
-      </w:r>
-      <w:bookmarkEnd w:id="12"/>
+        <w:t xml:space="preserve">2.3.2 MongoDB cho cơ sở dữ liệu</w:t>
+      </w:r>
+      <w:bookmarkEnd w:id="15"/>
     </w:p>
     <w:p>
       <w:pPr>
@@ -4896,7 +5659,7 @@
           <w:szCs w:val="26"/>
           <w:color w:val="000000"/>
         </w:rPr>
-        <w:t xml:space="preserve">[Mô tả cách nhóm tổ chức nhánh và tổng hợp thay đổi trong dự án.]</w:t>
+        <w:t xml:space="preserve">MongoDB lưu dữ liệu dưới dạng document. Backend của Shrimple sử dụng Mongoose để làm việc với các dữ liệu như người dùng, hội thoại, tin nhắn và bài viết. Kết nối cơ sở dữ liệu được cấu hình ở backend; trình duyệt gọi API để truy cập dữ liệu. [6]</w:t>
       </w:r>
     </w:p>
     <w:p>
@@ -4909,7 +5672,7 @@
         <w:keepLines w:val="1"/>
         <w:keepNext w:val="1"/>
       </w:pPr>
-      <w:bookmarkStart w:id="13" w:name="_Toc243057768"/>
+      <w:bookmarkStart w:id="16" w:name="_Toc243058993"/>
       <w:r>
         <w:rPr>
           <w:rFonts w:ascii="Times New Roman" w:hAnsi="Times New Roman" w:eastAsia="Times New Roman" w:cs="Times New Roman"/>
@@ -4918,9 +5681,9 @@
           <w:color w:val="000000"/>
           <w:b w:val="1"/>
         </w:rPr>
-        <w:t xml:space="preserve">2.2.3 Mối liên hệ giữa GitHub và Vercel</w:t>
-      </w:r>
-      <w:bookmarkEnd w:id="13"/>
+        <w:t xml:space="preserve">2.3.3 Brevo cho email OTP</w:t>
+      </w:r>
+      <w:bookmarkEnd w:id="16"/>
     </w:p>
     <w:p>
       <w:pPr>
@@ -4938,12 +5701,12 @@
           <w:szCs w:val="26"/>
           <w:color w:val="000000"/>
         </w:rPr>
-        <w:t xml:space="preserve">[Trình bày luồng từ cập nhật mã nguồn đến bản triển khai dựa trên cấu hình thực tế của nhóm.]</w:t>
-      </w:r>
-    </w:p>
-    <w:p>
-      <w:pPr>
-        <w:pStyle w:val="Heading2"/>
+        <w:t xml:space="preserve">Brevo cung cấp API gửi email giao dịch. Mã nguồn có luồng backend gọi Brevo qua HTTPS để gửi email OTP cho các thao tác xác minh tài khoản và khôi phục mật khẩu. API key và thông tin người gửi được cấu hình ở backend. [7]</w:t>
+      </w:r>
+    </w:p>
+    <w:p>
+      <w:pPr>
+        <w:pStyle w:val="Heading3"/>
         <w:spacing w:before="120" w:after="100" w:line="276" w:lineRule="auto"/>
         <w:ind w:left="0" w:right="0" w:firstLine="0"/>
         <w:jc w:val="left"/>
@@ -4951,7 +5714,7 @@
         <w:keepLines w:val="1"/>
         <w:keepNext w:val="1"/>
       </w:pPr>
-      <w:bookmarkStart w:id="14" w:name="_Toc243057769"/>
+      <w:bookmarkStart w:id="17" w:name="_Toc243058994"/>
       <w:r>
         <w:rPr>
           <w:rFonts w:ascii="Times New Roman" w:hAnsi="Times New Roman" w:eastAsia="Times New Roman" w:cs="Times New Roman"/>
@@ -4960,9 +5723,9 @@
           <w:color w:val="000000"/>
           <w:b w:val="1"/>
         </w:rPr>
-        <w:t xml:space="preserve">2.3 Công nghệ xây dựng website</w:t>
-      </w:r>
-      <w:bookmarkEnd w:id="14"/>
+        <w:t xml:space="preserve">2.3.4 Các thành phần hỗ trợ khác</w:t>
+      </w:r>
+      <w:bookmarkEnd w:id="17"/>
     </w:p>
     <w:p>
       <w:pPr>
@@ -4980,49 +5743,7 @@
           <w:szCs w:val="26"/>
           <w:color w:val="000000"/>
         </w:rPr>
-        <w:t xml:space="preserve">[Liệt kê ngôn ngữ, thư viện, framework và dịch vụ được dùng; ghi đúng phiên bản thực tế.]</w:t>
-      </w:r>
-    </w:p>
-    <w:p>
-      <w:pPr>
-        <w:pStyle w:val="Heading2"/>
-        <w:spacing w:before="120" w:after="100" w:line="276" w:lineRule="auto"/>
-        <w:ind w:left="0" w:right="0" w:firstLine="0"/>
-        <w:jc w:val="left"/>
-        <w:widowControl w:val="1"/>
-        <w:keepLines w:val="1"/>
-        <w:keepNext w:val="1"/>
-      </w:pPr>
-      <w:bookmarkStart w:id="15" w:name="_Toc243057770"/>
-      <w:r>
-        <w:rPr>
-          <w:rFonts w:ascii="Times New Roman" w:hAnsi="Times New Roman" w:eastAsia="Times New Roman" w:cs="Times New Roman"/>
-          <w:sz w:val="26"/>
-          <w:szCs w:val="26"/>
-          <w:color w:val="000000"/>
-          <w:b w:val="1"/>
-        </w:rPr>
-        <w:t xml:space="preserve">2.4 Các khái niệm liên quan đến triển khai</w:t>
-      </w:r>
-      <w:bookmarkEnd w:id="15"/>
-    </w:p>
-    <w:p>
-      <w:pPr>
-        <w:widowControl w:val="1"/>
-        <w:spacing w:after="100" w:lineRule="auto" w:before="0" w:line="300"/>
-        <w:ind w:left="0" w:right="0" w:firstLine="0"/>
-        <w:jc w:val="both"/>
-        <w:keepLines w:val="1"/>
-        <w:keepNext w:val="0"/>
-      </w:pPr>
-      <w:r>
-        <w:rPr>
-          <w:rFonts w:ascii="Times New Roman" w:hAnsi="Times New Roman" w:eastAsia="Times New Roman" w:cs="Times New Roman"/>
-          <w:sz w:val="26"/>
-          <w:szCs w:val="26"/>
-          <w:color w:val="000000"/>
-        </w:rPr>
-        <w:t xml:space="preserve">[Giải thích các khái niệm xuất hiện trong bài như build, deployment, biến môi trường, tên miền và HTTPS; bổ sung nguồn tham khảo.]</w:t>
+        <w:t xml:space="preserve">Cloudinary được tích hợp để lưu và phân phối media tải lên. [8] Socket.IO hỗ trợ sự kiện chat và báo hiệu cuộc gọi; WebRTC xử lý media cuộc gọi giữa trình duyệt trong luồng hiện có. Google OAuth hỗ trợ luồng đăng nhập Google. Các thành phần này chỉ cần mô tả ngắn theo chức năng đưa vào minh họa.</w:t>
       </w:r>
     </w:p>
     <w:p>
@@ -5036,7 +5757,7 @@
         <w:keepNext w:val="1"/>
         <w:pageBreakBefore w:val="1"/>
       </w:pPr>
-      <w:bookmarkStart w:id="16" w:name="_Toc243057771"/>
+      <w:bookmarkStart w:id="18" w:name="_Toc243058995"/>
       <w:r>
         <w:rPr>
           <w:rFonts w:ascii="Times New Roman" w:hAnsi="Times New Roman" w:eastAsia="Times New Roman" w:cs="Times New Roman"/>
@@ -5047,7 +5768,7 @@
         </w:rPr>
         <w:t xml:space="preserve">CHƯƠNG 3: THIẾT KẾ HỆ THỐNG</w:t>
       </w:r>
-      <w:bookmarkEnd w:id="16"/>
+      <w:bookmarkEnd w:id="18"/>
     </w:p>
     <w:p>
       <w:pPr>
@@ -5059,7 +5780,7 @@
         <w:keepLines w:val="1"/>
         <w:keepNext w:val="1"/>
       </w:pPr>
-      <w:bookmarkStart w:id="17" w:name="_Toc243057772"/>
+      <w:bookmarkStart w:id="19" w:name="_Toc243058996"/>
       <w:r>
         <w:rPr>
           <w:rFonts w:ascii="Times New Roman" w:hAnsi="Times New Roman" w:eastAsia="Times New Roman" w:cs="Times New Roman"/>
@@ -5068,9 +5789,9 @@
           <w:color w:val="000000"/>
           <w:b w:val="1"/>
         </w:rPr>
-        <w:t xml:space="preserve">3.1 Kiến trúc tổng thể của hệ thống</w:t>
-      </w:r>
-      <w:bookmarkEnd w:id="17"/>
+        <w:t xml:space="preserve">3.1 Kiến trúc triển khai tổng thể</w:t>
+      </w:r>
+      <w:bookmarkEnd w:id="19"/>
     </w:p>
     <w:p>
       <w:pPr>
@@ -5088,7 +5809,7 @@
           <w:szCs w:val="26"/>
           <w:color w:val="000000"/>
         </w:rPr>
-        <w:t xml:space="preserve">[Mô tả các thành phần và luồng trao đổi thực tế của website. Điền nơi chạy từng thành phần nếu ứng dụng sử dụng nhiều dịch vụ.]</w:t>
+        <w:t xml:space="preserve">Người dùng truy cập giao diện trên Vercel. Giao diện gửi yêu cầu API và kết nối thời gian thực tới backend trên Render; backend làm việc với MongoDB, gửi email qua Brevo và xử lý media qua Cloudinary. Luồng GitHub → Vercel thể hiện quá trình cập nhật giao diện.</w:t>
       </w:r>
     </w:p>
     <w:p>
@@ -5108,7 +5829,7 @@
           <w:color w:val="595959"/>
           <w:i w:val="1"/>
         </w:rPr>
-        <w:t xml:space="preserve">[Chèn sơ đồ kiến trúc của website thực hiện]</w:t>
+        <w:t xml:space="preserve">[Chèn sơ đồ Browser → Vercel frontend → Render backend → MongoDB, Brevo, Cloudinary; thêm luồng GitHub → Vercel]</w:t>
       </w:r>
     </w:p>
     <w:p>
@@ -5123,7 +5844,7 @@
         <w:ind w:left="0" w:right="0" w:firstLine="0"/>
         <w:pStyle w:val="Caption"/>
       </w:pPr>
-      <w:bookmarkStart w:id="18" w:name="_Toc243057793"/>
+      <w:bookmarkStart w:id="20" w:name="_Toc243059021"/>
       <w:r>
         <w:rPr>
           <w:rFonts w:ascii="Times New Roman" w:hAnsi="Times New Roman" w:eastAsia="Times New Roman" w:cs="Times New Roman"/>
@@ -5164,9 +5885,9 @@
           <w:color w:val="000000"/>
           <w:i w:val="1"/>
         </w:rPr>
-        <w:t xml:space="preserve">. Kiến trúc tổng thể của website</w:t>
-      </w:r>
-      <w:bookmarkEnd w:id="18"/>
+        <w:t xml:space="preserve">. Kiến trúc Vercel và các dịch vụ hỗ trợ</w:t>
+      </w:r>
+      <w:bookmarkEnd w:id="20"/>
     </w:p>
     <w:p>
       <w:pPr>
@@ -5178,7 +5899,7 @@
         <w:keepLines w:val="1"/>
         <w:keepNext w:val="1"/>
       </w:pPr>
-      <w:bookmarkStart w:id="19" w:name="_Toc243057773"/>
+      <w:bookmarkStart w:id="21" w:name="_Toc243058997"/>
       <w:r>
         <w:rPr>
           <w:rFonts w:ascii="Times New Roman" w:hAnsi="Times New Roman" w:eastAsia="Times New Roman" w:cs="Times New Roman"/>
@@ -5187,9 +5908,32 @@
           <w:color w:val="000000"/>
           <w:b w:val="1"/>
         </w:rPr>
-        <w:t xml:space="preserve">3.2 Giao diện và luồng sử dụng</w:t>
-      </w:r>
-      <w:bookmarkEnd w:id="19"/>
+        <w:t xml:space="preserve">3.2 Thiết kế frontend trên Vercel</w:t>
+      </w:r>
+      <w:bookmarkEnd w:id="21"/>
+    </w:p>
+    <w:p>
+      <w:pPr>
+        <w:pStyle w:val="Heading3"/>
+        <w:spacing w:before="120" w:after="100" w:line="276" w:lineRule="auto"/>
+        <w:ind w:left="0" w:right="0" w:firstLine="0"/>
+        <w:jc w:val="left"/>
+        <w:widowControl w:val="1"/>
+        <w:keepLines w:val="1"/>
+        <w:keepNext w:val="1"/>
+      </w:pPr>
+      <w:bookmarkStart w:id="22" w:name="_Toc243058998"/>
+      <w:r>
+        <w:rPr>
+          <w:rFonts w:ascii="Times New Roman" w:hAnsi="Times New Roman" w:eastAsia="Times New Roman" w:cs="Times New Roman"/>
+          <w:sz w:val="26"/>
+          <w:szCs w:val="26"/>
+          <w:color w:val="000000"/>
+          <w:b w:val="1"/>
+        </w:rPr>
+        <w:t xml:space="preserve">3.2.1 Tổ chức mã nguồn React và Vite</w:t>
+      </w:r>
+      <w:bookmarkEnd w:id="22"/>
     </w:p>
     <w:p>
       <w:pPr>
@@ -5207,7 +5951,133 @@
           <w:szCs w:val="26"/>
           <w:color w:val="000000"/>
         </w:rPr>
-        <w:t xml:space="preserve">[Trình bày các màn hình chính, thao tác người dùng và luồng chức năng. Bổ sung ảnh và chú thích theo giao diện thực tế.]</w:t>
+        <w:t xml:space="preserve">[Mô tả thư mục client, các trang chính và quá trình tạo bundle. Nêu rõ phần nào của sản phẩm được xuất bản bằng Vercel.]</w:t>
+      </w:r>
+    </w:p>
+    <w:p>
+      <w:pPr>
+        <w:pStyle w:val="Heading3"/>
+        <w:spacing w:before="120" w:after="100" w:line="276" w:lineRule="auto"/>
+        <w:ind w:left="0" w:right="0" w:firstLine="0"/>
+        <w:jc w:val="left"/>
+        <w:widowControl w:val="1"/>
+        <w:keepLines w:val="1"/>
+        <w:keepNext w:val="1"/>
+      </w:pPr>
+      <w:bookmarkStart w:id="23" w:name="_Toc243058999"/>
+      <w:r>
+        <w:rPr>
+          <w:rFonts w:ascii="Times New Roman" w:hAnsi="Times New Roman" w:eastAsia="Times New Roman" w:cs="Times New Roman"/>
+          <w:sz w:val="26"/>
+          <w:szCs w:val="26"/>
+          <w:color w:val="000000"/>
+          <w:b w:val="1"/>
+        </w:rPr>
+        <w:t xml:space="preserve">3.2.2 Định tuyến và kết nối tới backend</w:t>
+      </w:r>
+      <w:bookmarkEnd w:id="23"/>
+    </w:p>
+    <w:p>
+      <w:pPr>
+        <w:widowControl w:val="1"/>
+        <w:spacing w:after="100" w:lineRule="auto" w:before="0" w:line="300"/>
+        <w:ind w:left="0" w:right="0" w:firstLine="0"/>
+        <w:jc w:val="both"/>
+        <w:keepLines w:val="1"/>
+        <w:keepNext w:val="0"/>
+      </w:pPr>
+      <w:r>
+        <w:rPr>
+          <w:rFonts w:ascii="Times New Roman" w:hAnsi="Times New Roman" w:eastAsia="Times New Roman" w:cs="Times New Roman"/>
+          <w:sz w:val="26"/>
+          <w:szCs w:val="26"/>
+          <w:color w:val="000000"/>
+        </w:rPr>
+        <w:t xml:space="preserve">[Trình bày đường dẫn người dùng, API, Socket.IO và media. Điền cấu hình gọi API trực tiếp hoặc rewrite đang áp dụng; bổ sung cách kiểm tra đường dẫn sau refresh.]</w:t>
+      </w:r>
+    </w:p>
+    <w:p>
+      <w:pPr>
+        <w:pStyle w:val="Heading3"/>
+        <w:spacing w:before="120" w:after="100" w:line="276" w:lineRule="auto"/>
+        <w:ind w:left="0" w:right="0" w:firstLine="0"/>
+        <w:jc w:val="left"/>
+        <w:widowControl w:val="1"/>
+        <w:keepLines w:val="1"/>
+        <w:keepNext w:val="1"/>
+      </w:pPr>
+      <w:bookmarkStart w:id="24" w:name="_Toc243059000"/>
+      <w:r>
+        <w:rPr>
+          <w:rFonts w:ascii="Times New Roman" w:hAnsi="Times New Roman" w:eastAsia="Times New Roman" w:cs="Times New Roman"/>
+          <w:sz w:val="26"/>
+          <w:szCs w:val="26"/>
+          <w:color w:val="000000"/>
+          <w:b w:val="1"/>
+        </w:rPr>
+        <w:t xml:space="preserve">3.2.3 Phân bố cấu hình giữa các dịch vụ</w:t>
+      </w:r>
+      <w:bookmarkEnd w:id="24"/>
+    </w:p>
+    <w:p>
+      <w:pPr>
+        <w:widowControl w:val="1"/>
+        <w:spacing w:after="100" w:lineRule="auto" w:before="0" w:line="300"/>
+        <w:ind w:left="0" w:right="0" w:firstLine="0"/>
+        <w:jc w:val="both"/>
+        <w:keepLines w:val="1"/>
+        <w:keepNext w:val="0"/>
+      </w:pPr>
+      <w:r>
+        <w:rPr>
+          <w:rFonts w:ascii="Times New Roman" w:hAnsi="Times New Roman" w:eastAsia="Times New Roman" w:cs="Times New Roman"/>
+          <w:sz w:val="26"/>
+          <w:szCs w:val="26"/>
+          <w:color w:val="000000"/>
+        </w:rPr>
+        <w:t xml:space="preserve">[Ghi các biến VITE_* cần dùng ở frontend. Các cấu hình MongoDB, Brevo, JWT và Cloudinary secret đặt ở backend. Dùng tên biến để minh họa, không đưa giá trị bí mật vào báo cáo.]</w:t>
+      </w:r>
+    </w:p>
+    <w:p>
+      <w:pPr>
+        <w:pStyle w:val="Heading2"/>
+        <w:spacing w:before="120" w:after="100" w:line="276" w:lineRule="auto"/>
+        <w:ind w:left="0" w:right="0" w:firstLine="0"/>
+        <w:jc w:val="left"/>
+        <w:widowControl w:val="1"/>
+        <w:keepLines w:val="1"/>
+        <w:keepNext w:val="1"/>
+      </w:pPr>
+      <w:bookmarkStart w:id="25" w:name="_Toc243059001"/>
+      <w:r>
+        <w:rPr>
+          <w:rFonts w:ascii="Times New Roman" w:hAnsi="Times New Roman" w:eastAsia="Times New Roman" w:cs="Times New Roman"/>
+          <w:sz w:val="26"/>
+          <w:szCs w:val="26"/>
+          <w:color w:val="000000"/>
+          <w:b w:val="1"/>
+        </w:rPr>
+        <w:t xml:space="preserve">3.3 Giao diện và luồng sử dụng minh họa</w:t>
+      </w:r>
+      <w:bookmarkEnd w:id="25"/>
+    </w:p>
+    <w:p>
+      <w:pPr>
+        <w:widowControl w:val="1"/>
+        <w:spacing w:after="100" w:lineRule="auto" w:before="0" w:line="300"/>
+        <w:ind w:left="0" w:right="0" w:firstLine="0"/>
+        <w:jc w:val="both"/>
+        <w:keepLines w:val="1"/>
+        <w:keepNext w:val="0"/>
+      </w:pPr>
+      <w:r>
+        <w:rPr>
+          <w:rFonts w:ascii="Times New Roman" w:hAnsi="Times New Roman" w:eastAsia="Times New Roman" w:cs="Times New Roman"/>
+          <w:sz w:val="26"/>
+          <w:szCs w:val="26"/>
+          <w:color w:val="000000"/>
+        </w:rPr>
+        <w:t xml:space="preserve">[Chọn các luồng ngắn để trình bày: truy cập website, đăng nhập, nhận OTP, chat và tải media. Gắn mỗi ảnh với URL frontend trên Vercel và kết quả quan sát thực tế.]</w:t>
       </w:r>
     </w:p>
     <w:p>
@@ -5227,7 +6097,7 @@
           <w:color w:val="595959"/>
           <w:i w:val="1"/>
         </w:rPr>
-        <w:t xml:space="preserve">[Chèn ảnh giao diện website thực hiện]</w:t>
+        <w:t xml:space="preserve">[Chèn ảnh giao diện ứng dụng và địa chỉ website đã triển khai]</w:t>
       </w:r>
     </w:p>
     <w:p>
@@ -5242,7 +6112,7 @@
         <w:ind w:left="0" w:right="0" w:firstLine="0"/>
         <w:pStyle w:val="Caption"/>
       </w:pPr>
-      <w:bookmarkStart w:id="20" w:name="_Toc243057794"/>
+      <w:bookmarkStart w:id="26" w:name="_Toc243059022"/>
       <w:r>
         <w:rPr>
           <w:rFonts w:ascii="Times New Roman" w:hAnsi="Times New Roman" w:eastAsia="Times New Roman" w:cs="Times New Roman"/>
@@ -5283,200 +6153,9 @@
           <w:color w:val="000000"/>
           <w:i w:val="1"/>
         </w:rPr>
-        <w:t xml:space="preserve">. Giao diện website</w:t>
-      </w:r>
-      <w:bookmarkEnd w:id="20"/>
-    </w:p>
-    <w:p>
-      <w:pPr>
-        <w:pStyle w:val="Heading2"/>
-        <w:spacing w:before="120" w:after="100" w:line="276" w:lineRule="auto"/>
-        <w:ind w:left="0" w:right="0" w:firstLine="0"/>
-        <w:jc w:val="left"/>
-        <w:widowControl w:val="1"/>
-        <w:keepLines w:val="1"/>
-        <w:keepNext w:val="1"/>
-      </w:pPr>
-      <w:bookmarkStart w:id="21" w:name="_Toc243057774"/>
-      <w:r>
-        <w:rPr>
-          <w:rFonts w:ascii="Times New Roman" w:hAnsi="Times New Roman" w:eastAsia="Times New Roman" w:cs="Times New Roman"/>
-          <w:sz w:val="26"/>
-          <w:szCs w:val="26"/>
-          <w:color w:val="000000"/>
-          <w:b w:val="1"/>
-        </w:rPr>
-        <w:t xml:space="preserve">3.3 Thiết kế quy trình triển khai</w:t>
-      </w:r>
-      <w:bookmarkEnd w:id="21"/>
-    </w:p>
-    <w:p>
-      <w:pPr>
-        <w:pStyle w:val="Heading3"/>
-        <w:spacing w:before="120" w:after="100" w:line="276" w:lineRule="auto"/>
-        <w:ind w:left="0" w:right="0" w:firstLine="0"/>
-        <w:jc w:val="left"/>
-        <w:widowControl w:val="1"/>
-        <w:keepLines w:val="1"/>
-        <w:keepNext w:val="1"/>
-      </w:pPr>
-      <w:bookmarkStart w:id="22" w:name="_Toc243057775"/>
-      <w:r>
-        <w:rPr>
-          <w:rFonts w:ascii="Times New Roman" w:hAnsi="Times New Roman" w:eastAsia="Times New Roman" w:cs="Times New Roman"/>
-          <w:sz w:val="26"/>
-          <w:szCs w:val="26"/>
-          <w:color w:val="000000"/>
-          <w:b w:val="1"/>
-        </w:rPr>
-        <w:t xml:space="preserve">3.3.1 Tổ chức mã nguồn</w:t>
-      </w:r>
-      <w:bookmarkEnd w:id="22"/>
-    </w:p>
-    <w:p>
-      <w:pPr>
-        <w:widowControl w:val="1"/>
-        <w:spacing w:after="100" w:lineRule="auto" w:before="0" w:line="300"/>
-        <w:ind w:left="0" w:right="0" w:firstLine="0"/>
-        <w:jc w:val="both"/>
-        <w:keepLines w:val="1"/>
-        <w:keepNext w:val="0"/>
-      </w:pPr>
-      <w:r>
-        <w:rPr>
-          <w:rFonts w:ascii="Times New Roman" w:hAnsi="Times New Roman" w:eastAsia="Times New Roman" w:cs="Times New Roman"/>
-          <w:sz w:val="26"/>
-          <w:szCs w:val="26"/>
-          <w:color w:val="000000"/>
-        </w:rPr>
-        <w:t xml:space="preserve">[Mô tả cấu trúc thư mục và phần mã nguồn sẽ được triển khai.]</w:t>
-      </w:r>
-    </w:p>
-    <w:p>
-      <w:pPr>
-        <w:pStyle w:val="Heading3"/>
-        <w:spacing w:before="120" w:after="100" w:line="276" w:lineRule="auto"/>
-        <w:ind w:left="0" w:right="0" w:firstLine="0"/>
-        <w:jc w:val="left"/>
-        <w:widowControl w:val="1"/>
-        <w:keepLines w:val="1"/>
-        <w:keepNext w:val="1"/>
-      </w:pPr>
-      <w:bookmarkStart w:id="23" w:name="_Toc243057776"/>
-      <w:r>
-        <w:rPr>
-          <w:rFonts w:ascii="Times New Roman" w:hAnsi="Times New Roman" w:eastAsia="Times New Roman" w:cs="Times New Roman"/>
-          <w:sz w:val="26"/>
-          <w:szCs w:val="26"/>
-          <w:color w:val="000000"/>
-          <w:b w:val="1"/>
-        </w:rPr>
-        <w:t xml:space="preserve">3.3.2 Quản lý mã nguồn trên GitHub</w:t>
-      </w:r>
-      <w:bookmarkEnd w:id="23"/>
-    </w:p>
-    <w:p>
-      <w:pPr>
-        <w:widowControl w:val="1"/>
-        <w:spacing w:after="100" w:lineRule="auto" w:before="0" w:line="300"/>
-        <w:ind w:left="0" w:right="0" w:firstLine="0"/>
-        <w:jc w:val="both"/>
-        <w:keepLines w:val="1"/>
-        <w:keepNext w:val="0"/>
-      </w:pPr>
-      <w:r>
-        <w:rPr>
-          <w:rFonts w:ascii="Times New Roman" w:hAnsi="Times New Roman" w:eastAsia="Times New Roman" w:cs="Times New Roman"/>
-          <w:sz w:val="26"/>
-          <w:szCs w:val="26"/>
-          <w:color w:val="000000"/>
-        </w:rPr>
-        <w:t xml:space="preserve">[Điền cách tổ chức repository, nhánh sử dụng và các mốc thay đổi chính.]</w:t>
-      </w:r>
-    </w:p>
-    <w:p>
-      <w:pPr>
-        <w:pStyle w:val="Heading3"/>
-        <w:spacing w:before="120" w:after="100" w:line="276" w:lineRule="auto"/>
-        <w:ind w:left="0" w:right="0" w:firstLine="0"/>
-        <w:jc w:val="left"/>
-        <w:widowControl w:val="1"/>
-        <w:keepLines w:val="1"/>
-        <w:keepNext w:val="1"/>
-      </w:pPr>
-      <w:bookmarkStart w:id="24" w:name="_Toc243057777"/>
-      <w:r>
-        <w:rPr>
-          <w:rFonts w:ascii="Times New Roman" w:hAnsi="Times New Roman" w:eastAsia="Times New Roman" w:cs="Times New Roman"/>
-          <w:sz w:val="26"/>
-          <w:szCs w:val="26"/>
-          <w:color w:val="000000"/>
-          <w:b w:val="1"/>
-        </w:rPr>
-        <w:t xml:space="preserve">3.3.3 Cấu hình trên Vercel</w:t>
-      </w:r>
-      <w:bookmarkEnd w:id="24"/>
-    </w:p>
-    <w:p>
-      <w:pPr>
-        <w:widowControl w:val="1"/>
-        <w:spacing w:after="100" w:lineRule="auto" w:before="0" w:line="300"/>
-        <w:ind w:left="0" w:right="0" w:firstLine="0"/>
-        <w:jc w:val="both"/>
-        <w:keepLines w:val="1"/>
-        <w:keepNext w:val="0"/>
-      </w:pPr>
-      <w:r>
-        <w:rPr>
-          <w:rFonts w:ascii="Times New Roman" w:hAnsi="Times New Roman" w:eastAsia="Times New Roman" w:cs="Times New Roman"/>
-          <w:sz w:val="26"/>
-          <w:szCs w:val="26"/>
-          <w:color w:val="000000"/>
-        </w:rPr>
-        <w:t xml:space="preserve">[Ghi các thiết lập thực tế của dự án, gồm thư mục gốc, lệnh build, thư mục đầu ra và tên biến môi trường nếu có.]</w:t>
-      </w:r>
-    </w:p>
-    <w:p>
-      <w:pPr>
-        <w:pStyle w:val="Heading3"/>
-        <w:spacing w:before="120" w:after="100" w:line="276" w:lineRule="auto"/>
-        <w:ind w:left="0" w:right="0" w:firstLine="0"/>
-        <w:jc w:val="left"/>
-        <w:widowControl w:val="1"/>
-        <w:keepLines w:val="1"/>
-        <w:keepNext w:val="1"/>
-      </w:pPr>
-      <w:bookmarkStart w:id="25" w:name="_Toc243057778"/>
-      <w:r>
-        <w:rPr>
-          <w:rFonts w:ascii="Times New Roman" w:hAnsi="Times New Roman" w:eastAsia="Times New Roman" w:cs="Times New Roman"/>
-          <w:sz w:val="26"/>
-          <w:szCs w:val="26"/>
-          <w:color w:val="000000"/>
-          <w:b w:val="1"/>
-        </w:rPr>
-        <w:t xml:space="preserve">3.3.4 Kế hoạch kiểm tra</w:t>
-      </w:r>
-      <w:bookmarkEnd w:id="25"/>
-    </w:p>
-    <w:p>
-      <w:pPr>
-        <w:widowControl w:val="1"/>
-        <w:spacing w:after="100" w:lineRule="auto" w:before="0" w:line="300"/>
-        <w:ind w:left="0" w:right="0" w:firstLine="0"/>
-        <w:jc w:val="both"/>
-        <w:keepLines w:val="1"/>
-        <w:keepNext w:val="0"/>
-      </w:pPr>
-      <w:r>
-        <w:rPr>
-          <w:rFonts w:ascii="Times New Roman" w:hAnsi="Times New Roman" w:eastAsia="Times New Roman" w:cs="Times New Roman"/>
-          <w:sz w:val="26"/>
-          <w:szCs w:val="26"/>
-          <w:color w:val="000000"/>
-        </w:rPr>
-        <w:t xml:space="preserve">[Liệt kê chức năng và đường dẫn cần kiểm tra sau khi triển khai, cùng kết quả mong đợi.]</w:t>
-      </w:r>
+        <w:t xml:space="preserve">. Giao diện ứng dụng truy cập từ Vercel</w:t>
+      </w:r>
+      <w:bookmarkEnd w:id="26"/>
     </w:p>
     <w:p>
       <w:pPr>
@@ -5489,7 +6168,7 @@
         <w:keepNext w:val="1"/>
         <w:pageBreakBefore w:val="1"/>
       </w:pPr>
-      <w:bookmarkStart w:id="26" w:name="_Toc243057779"/>
+      <w:bookmarkStart w:id="27" w:name="_Toc243059002"/>
       <w:r>
         <w:rPr>
           <w:rFonts w:ascii="Times New Roman" w:hAnsi="Times New Roman" w:eastAsia="Times New Roman" w:cs="Times New Roman"/>
@@ -5500,7 +6179,7 @@
         </w:rPr>
         <w:t xml:space="preserve">CHƯƠNG 4: TRIỂN KHAI VÀ KẾT QUẢ</w:t>
       </w:r>
-      <w:bookmarkEnd w:id="26"/>
+      <w:bookmarkEnd w:id="27"/>
     </w:p>
     <w:p>
       <w:pPr>
@@ -5512,7 +6191,7 @@
         <w:keepLines w:val="1"/>
         <w:keepNext w:val="1"/>
       </w:pPr>
-      <w:bookmarkStart w:id="27" w:name="_Toc243057780"/>
+      <w:bookmarkStart w:id="28" w:name="_Toc243059003"/>
       <w:r>
         <w:rPr>
           <w:rFonts w:ascii="Times New Roman" w:hAnsi="Times New Roman" w:eastAsia="Times New Roman" w:cs="Times New Roman"/>
@@ -5521,30 +6200,7 @@
           <w:color w:val="000000"/>
           <w:b w:val="1"/>
         </w:rPr>
-        <w:t xml:space="preserve">4.1 Các bước triển khai</w:t>
-      </w:r>
-      <w:bookmarkEnd w:id="27"/>
-    </w:p>
-    <w:p>
-      <w:pPr>
-        <w:pStyle w:val="Heading3"/>
-        <w:spacing w:before="120" w:after="100" w:line="276" w:lineRule="auto"/>
-        <w:ind w:left="0" w:right="0" w:firstLine="0"/>
-        <w:jc w:val="left"/>
-        <w:widowControl w:val="1"/>
-        <w:keepLines w:val="1"/>
-        <w:keepNext w:val="1"/>
-      </w:pPr>
-      <w:bookmarkStart w:id="28" w:name="_Toc243057781"/>
-      <w:r>
-        <w:rPr>
-          <w:rFonts w:ascii="Times New Roman" w:hAnsi="Times New Roman" w:eastAsia="Times New Roman" w:cs="Times New Roman"/>
-          <w:sz w:val="26"/>
-          <w:szCs w:val="26"/>
-          <w:color w:val="000000"/>
-          <w:b w:val="1"/>
-        </w:rPr>
-        <w:t xml:space="preserve">4.1.1 Chuẩn bị môi trường và chạy website cục bộ</w:t>
+        <w:t xml:space="preserve">4.1 Chuẩn bị mã nguồn trên GitHub</w:t>
       </w:r>
       <w:bookmarkEnd w:id="28"/>
     </w:p>
@@ -5564,49 +6220,7 @@
           <w:szCs w:val="26"/>
           <w:color w:val="000000"/>
         </w:rPr>
-        <w:t xml:space="preserve">[Ghi môi trường, phiên bản công cụ, các bước cài đặt và lệnh chạy thực tế; bổ sung ảnh nếu cần.]</w:t>
-      </w:r>
-    </w:p>
-    <w:p>
-      <w:pPr>
-        <w:pStyle w:val="Heading3"/>
-        <w:spacing w:before="120" w:after="100" w:line="276" w:lineRule="auto"/>
-        <w:ind w:left="0" w:right="0" w:firstLine="0"/>
-        <w:jc w:val="left"/>
-        <w:widowControl w:val="1"/>
-        <w:keepLines w:val="1"/>
-        <w:keepNext w:val="1"/>
-      </w:pPr>
-      <w:bookmarkStart w:id="29" w:name="_Toc243057782"/>
-      <w:r>
-        <w:rPr>
-          <w:rFonts w:ascii="Times New Roman" w:hAnsi="Times New Roman" w:eastAsia="Times New Roman" w:cs="Times New Roman"/>
-          <w:sz w:val="26"/>
-          <w:szCs w:val="26"/>
-          <w:color w:val="000000"/>
-          <w:b w:val="1"/>
-        </w:rPr>
-        <w:t xml:space="preserve">4.1.2 Đưa mã nguồn lên GitHub</w:t>
-      </w:r>
-      <w:bookmarkEnd w:id="29"/>
-    </w:p>
-    <w:p>
-      <w:pPr>
-        <w:widowControl w:val="1"/>
-        <w:spacing w:after="100" w:lineRule="auto" w:before="0" w:line="300"/>
-        <w:ind w:left="0" w:right="0" w:firstLine="0"/>
-        <w:jc w:val="both"/>
-        <w:keepLines w:val="1"/>
-        <w:keepNext w:val="0"/>
-      </w:pPr>
-      <w:r>
-        <w:rPr>
-          <w:rFonts w:ascii="Times New Roman" w:hAnsi="Times New Roman" w:eastAsia="Times New Roman" w:cs="Times New Roman"/>
-          <w:sz w:val="26"/>
-          <w:szCs w:val="26"/>
-          <w:color w:val="000000"/>
-        </w:rPr>
-        <w:t xml:space="preserve">[Mô tả các bước đã làm. Link repository: ...; nhánh triển khai: ...; commit được sử dụng: ...]</w:t>
+        <w:t xml:space="preserve">[Điền link repository, nhánh triển khai và commit sử dụng. Ghi các bước chạy frontend cục bộ, kiểm tra build và chuẩn bị mã nguồn trước khi đưa lên Vercel.]</w:t>
       </w:r>
     </w:p>
     <w:p>
@@ -5626,7 +6240,7 @@
           <w:color w:val="595959"/>
           <w:i w:val="1"/>
         </w:rPr>
-        <w:t xml:space="preserve">[Chèn ảnh kho mã nguồn GitHub của nhóm]</w:t>
+        <w:t xml:space="preserve">[Chèn ảnh repository GitHub và nhánh triển khai của nhóm]</w:t>
       </w:r>
     </w:p>
     <w:p>
@@ -5641,7 +6255,7 @@
         <w:ind w:left="0" w:right="0" w:firstLine="0"/>
         <w:pStyle w:val="Caption"/>
       </w:pPr>
-      <w:bookmarkStart w:id="30" w:name="_Toc243057795"/>
+      <w:bookmarkStart w:id="29" w:name="_Toc243059023"/>
       <w:r>
         <w:rPr>
           <w:rFonts w:ascii="Times New Roman" w:hAnsi="Times New Roman" w:eastAsia="Times New Roman" w:cs="Times New Roman"/>
@@ -5682,7 +6296,30 @@
           <w:color w:val="000000"/>
           <w:i w:val="1"/>
         </w:rPr>
-        <w:t xml:space="preserve">. Kho mã nguồn trên GitHub</w:t>
+        <w:t xml:space="preserve">. Kho mã nguồn liên kết với Vercel</w:t>
+      </w:r>
+      <w:bookmarkEnd w:id="29"/>
+    </w:p>
+    <w:p>
+      <w:pPr>
+        <w:pStyle w:val="Heading2"/>
+        <w:spacing w:before="120" w:after="100" w:line="276" w:lineRule="auto"/>
+        <w:ind w:left="0" w:right="0" w:firstLine="0"/>
+        <w:jc w:val="left"/>
+        <w:widowControl w:val="1"/>
+        <w:keepLines w:val="1"/>
+        <w:keepNext w:val="1"/>
+      </w:pPr>
+      <w:bookmarkStart w:id="30" w:name="_Toc243059004"/>
+      <w:r>
+        <w:rPr>
+          <w:rFonts w:ascii="Times New Roman" w:hAnsi="Times New Roman" w:eastAsia="Times New Roman" w:cs="Times New Roman"/>
+          <w:sz w:val="26"/>
+          <w:szCs w:val="26"/>
+          <w:color w:val="000000"/>
+          <w:b w:val="1"/>
+        </w:rPr>
+        <w:t xml:space="preserve">4.2 Triển khai frontend trên Vercel</w:t>
       </w:r>
       <w:bookmarkEnd w:id="30"/>
     </w:p>
@@ -5696,7 +6333,7 @@
         <w:keepLines w:val="1"/>
         <w:keepNext w:val="1"/>
       </w:pPr>
-      <w:bookmarkStart w:id="31" w:name="_Toc243057783"/>
+      <w:bookmarkStart w:id="31" w:name="_Toc243059005"/>
       <w:r>
         <w:rPr>
           <w:rFonts w:ascii="Times New Roman" w:hAnsi="Times New Roman" w:eastAsia="Times New Roman" w:cs="Times New Roman"/>
@@ -5705,7 +6342,7 @@
           <w:color w:val="000000"/>
           <w:b w:val="1"/>
         </w:rPr>
-        <w:t xml:space="preserve">4.1.3 Kết nối dự án và cấu hình Vercel</w:t>
+        <w:t xml:space="preserve">4.2.1 Nhập dự án và chọn thư mục gốc</w:t>
       </w:r>
       <w:bookmarkEnd w:id="31"/>
     </w:p>
@@ -5725,7 +6362,49 @@
           <w:szCs w:val="26"/>
           <w:color w:val="000000"/>
         </w:rPr>
-        <w:t xml:space="preserve">[Mô tả thao tác tạo hoặc nhập dự án từ GitHub và điền các giá trị cấu hình thực tế.]</w:t>
+        <w:t xml:space="preserve">[Mô tả thao tác kết nối GitHub, chọn repository và Root Directory. Với cấu trúc hiện tại, phần frontend nằm trong client; đối chiếu Dashboard khi điền cấu hình thực tế.]</w:t>
+      </w:r>
+    </w:p>
+    <w:p>
+      <w:pPr>
+        <w:pStyle w:val="Heading3"/>
+        <w:spacing w:before="120" w:after="100" w:line="276" w:lineRule="auto"/>
+        <w:ind w:left="0" w:right="0" w:firstLine="0"/>
+        <w:jc w:val="left"/>
+        <w:widowControl w:val="1"/>
+        <w:keepLines w:val="1"/>
+        <w:keepNext w:val="1"/>
+      </w:pPr>
+      <w:bookmarkStart w:id="32" w:name="_Toc243059006"/>
+      <w:r>
+        <w:rPr>
+          <w:rFonts w:ascii="Times New Roman" w:hAnsi="Times New Roman" w:eastAsia="Times New Roman" w:cs="Times New Roman"/>
+          <w:sz w:val="26"/>
+          <w:szCs w:val="26"/>
+          <w:color w:val="000000"/>
+          <w:b w:val="1"/>
+        </w:rPr>
+        <w:t xml:space="preserve">4.2.2 Cấu hình build và thư mục đầu ra</w:t>
+      </w:r>
+      <w:bookmarkEnd w:id="32"/>
+    </w:p>
+    <w:p>
+      <w:pPr>
+        <w:widowControl w:val="1"/>
+        <w:spacing w:after="100" w:lineRule="auto" w:before="0" w:line="300"/>
+        <w:ind w:left="0" w:right="0" w:firstLine="0"/>
+        <w:jc w:val="both"/>
+        <w:keepLines w:val="1"/>
+        <w:keepNext w:val="0"/>
+      </w:pPr>
+      <w:r>
+        <w:rPr>
+          <w:rFonts w:ascii="Times New Roman" w:hAnsi="Times New Roman" w:eastAsia="Times New Roman" w:cs="Times New Roman"/>
+          <w:sz w:val="26"/>
+          <w:szCs w:val="26"/>
+          <w:color w:val="000000"/>
+        </w:rPr>
+        <w:t xml:space="preserve">[Trình bày Framework Preset Vite, lệnh npm run build và thư mục dist khi chạy trong client. Đính kèm cấu hình thực tế và build log đã kiểm tra.]</w:t>
       </w:r>
     </w:p>
     <w:p>
@@ -5745,7 +6424,7 @@
           <w:color w:val="595959"/>
           <w:i w:val="1"/>
         </w:rPr>
-        <w:t xml:space="preserve">[Chèn ảnh cấu hình triển khai; chỉ thể hiện tên biến môi trường nếu có]</w:t>
+        <w:t xml:space="preserve">[Chèn ảnh Root Directory, Build Command và Output Directory trên Vercel]</w:t>
       </w:r>
     </w:p>
     <w:p>
@@ -5760,7 +6439,7 @@
         <w:ind w:left="0" w:right="0" w:firstLine="0"/>
         <w:pStyle w:val="Caption"/>
       </w:pPr>
-      <w:bookmarkStart w:id="32" w:name="_Toc243057796"/>
+      <w:bookmarkStart w:id="33" w:name="_Toc243059024"/>
       <w:r>
         <w:rPr>
           <w:rFonts w:ascii="Times New Roman" w:hAnsi="Times New Roman" w:eastAsia="Times New Roman" w:cs="Times New Roman"/>
@@ -5801,9 +6480,9 @@
           <w:color w:val="000000"/>
           <w:i w:val="1"/>
         </w:rPr>
-        <w:t xml:space="preserve">. Cấu hình triển khai trên Vercel</w:t>
-      </w:r>
-      <w:bookmarkEnd w:id="32"/>
+        <w:t xml:space="preserve">. Cấu hình build của frontend trên Vercel</w:t>
+      </w:r>
+      <w:bookmarkEnd w:id="33"/>
     </w:p>
     <w:p>
       <w:pPr>
@@ -5815,7 +6494,7 @@
         <w:keepLines w:val="1"/>
         <w:keepNext w:val="1"/>
       </w:pPr>
-      <w:bookmarkStart w:id="33" w:name="_Toc243057784"/>
+      <w:bookmarkStart w:id="34" w:name="_Toc243059007"/>
       <w:r>
         <w:rPr>
           <w:rFonts w:ascii="Times New Roman" w:hAnsi="Times New Roman" w:eastAsia="Times New Roman" w:cs="Times New Roman"/>
@@ -5824,9 +6503,51 @@
           <w:color w:val="000000"/>
           <w:b w:val="1"/>
         </w:rPr>
-        <w:t xml:space="preserve">4.1.4 Triển khai và cập nhật website</w:t>
-      </w:r>
-      <w:bookmarkEnd w:id="33"/>
+        <w:t xml:space="preserve">4.2.3 Cấu hình API và kết nối thời gian thực</w:t>
+      </w:r>
+      <w:bookmarkEnd w:id="34"/>
+    </w:p>
+    <w:p>
+      <w:pPr>
+        <w:widowControl w:val="1"/>
+        <w:spacing w:after="100" w:lineRule="auto" w:before="0" w:line="300"/>
+        <w:ind w:left="0" w:right="0" w:firstLine="0"/>
+        <w:jc w:val="left"/>
+        <w:keepLines w:val="1"/>
+        <w:keepNext w:val="0"/>
+      </w:pPr>
+      <w:r>
+        <w:rPr>
+          <w:rFonts w:ascii="Times New Roman" w:hAnsi="Times New Roman" w:eastAsia="Times New Roman" w:cs="Times New Roman"/>
+          <w:sz w:val="26"/>
+          <w:szCs w:val="26"/>
+          <w:color w:val="000000"/>
+        </w:rPr>
+        <w:t xml:space="preserve">[Điền tên và vai trò của VITE_API_URL, VITE_SOCKET_URL, VITE_ASSET_BASE_URL, VITE_GOOGLE_CLIENT_ID nếu sử dụng. Giải thích mối liên hệ với địa chỉ backend Render và môi trường Vercel.]</w:t>
+      </w:r>
+    </w:p>
+    <w:p>
+      <w:pPr>
+        <w:pStyle w:val="Heading3"/>
+        <w:spacing w:before="120" w:after="100" w:line="276" w:lineRule="auto"/>
+        <w:ind w:left="0" w:right="0" w:firstLine="0"/>
+        <w:jc w:val="left"/>
+        <w:widowControl w:val="1"/>
+        <w:keepLines w:val="1"/>
+        <w:keepNext w:val="1"/>
+      </w:pPr>
+      <w:bookmarkStart w:id="35" w:name="_Toc243059008"/>
+      <w:r>
+        <w:rPr>
+          <w:rFonts w:ascii="Times New Roman" w:hAnsi="Times New Roman" w:eastAsia="Times New Roman" w:cs="Times New Roman"/>
+          <w:sz w:val="26"/>
+          <w:szCs w:val="26"/>
+          <w:color w:val="000000"/>
+          <w:b w:val="1"/>
+        </w:rPr>
+        <w:t xml:space="preserve">4.2.4 Cấu hình định tuyến và rewrite</w:t>
+      </w:r>
+      <w:bookmarkEnd w:id="35"/>
     </w:p>
     <w:p>
       <w:pPr>
@@ -5844,12 +6565,12 @@
           <w:szCs w:val="26"/>
           <w:color w:val="000000"/>
         </w:rPr>
-        <w:t xml:space="preserve">[Mô tả quá trình triển khai, trạng thái nhận được, lỗi gặp phải và cách xử lý; bổ sung ảnh minh chứng.]</w:t>
-      </w:r>
-    </w:p>
-    <w:p>
-      <w:pPr>
-        <w:pStyle w:val="Heading2"/>
+        <w:t xml:space="preserve">[Mô tả cấu hình SPA, đường dẫn API hoặc proxy thực sự áp dụng. Kiểm tra truy cập trực tiếp URL con và refresh trang trên Vercel.]</w:t>
+      </w:r>
+    </w:p>
+    <w:p>
+      <w:pPr>
+        <w:pStyle w:val="Heading3"/>
         <w:spacing w:before="120" w:after="100" w:line="276" w:lineRule="auto"/>
         <w:ind w:left="0" w:right="0" w:firstLine="0"/>
         <w:jc w:val="left"/>
@@ -5857,7 +6578,7 @@
         <w:keepLines w:val="1"/>
         <w:keepNext w:val="1"/>
       </w:pPr>
-      <w:bookmarkStart w:id="34" w:name="_Toc243057785"/>
+      <w:bookmarkStart w:id="36" w:name="_Toc243059009"/>
       <w:r>
         <w:rPr>
           <w:rFonts w:ascii="Times New Roman" w:hAnsi="Times New Roman" w:eastAsia="Times New Roman" w:cs="Times New Roman"/>
@@ -5866,9 +6587,9 @@
           <w:color w:val="000000"/>
           <w:b w:val="1"/>
         </w:rPr>
-        <w:t xml:space="preserve">4.2 Kết quả triển khai</w:t>
-      </w:r>
-      <w:bookmarkEnd w:id="34"/>
+        <w:t xml:space="preserve">4.2.5 Triển khai Preview và Production</w:t>
+      </w:r>
+      <w:bookmarkEnd w:id="36"/>
     </w:p>
     <w:p>
       <w:pPr>
@@ -5886,7 +6607,7 @@
           <w:szCs w:val="26"/>
           <w:color w:val="000000"/>
         </w:rPr>
-        <w:t xml:space="preserve">[Tên dự án: ...; link website: ...; thời điểm kiểm tra: ...; trạng thái thực tế: ...; chức năng đã chạy được: ...]</w:t>
+        <w:t xml:space="preserve">[Mô tả thao tác deploy, trạng thái nhận được và URL tương ứng. Phân biệt bản dùng thử với bản được dùng để báo cáo; gắn ảnh minh chứng.]</w:t>
       </w:r>
     </w:p>
     <w:p>
@@ -5906,7 +6627,7 @@
           <w:color w:val="595959"/>
           <w:i w:val="1"/>
         </w:rPr>
-        <w:t xml:space="preserve">[Chèn ảnh website tại địa chỉ đã triển khai]</w:t>
+        <w:t xml:space="preserve">[Chèn ảnh deployment và URL tương ứng trên Vercel]</w:t>
       </w:r>
     </w:p>
     <w:p>
@@ -5921,7 +6642,7 @@
         <w:ind w:left="0" w:right="0" w:firstLine="0"/>
         <w:pStyle w:val="Caption"/>
       </w:pPr>
-      <w:bookmarkStart w:id="35" w:name="_Toc243057797"/>
+      <w:bookmarkStart w:id="37" w:name="_Toc243059025"/>
       <w:r>
         <w:rPr>
           <w:rFonts w:ascii="Times New Roman" w:hAnsi="Times New Roman" w:eastAsia="Times New Roman" w:cs="Times New Roman"/>
@@ -5962,9 +6683,51 @@
           <w:color w:val="000000"/>
           <w:i w:val="1"/>
         </w:rPr>
-        <w:t xml:space="preserve">. Website sau khi triển khai</w:t>
-      </w:r>
-      <w:bookmarkEnd w:id="35"/>
+        <w:t xml:space="preserve">. Bản triển khai frontend trên Vercel</w:t>
+      </w:r>
+      <w:bookmarkEnd w:id="37"/>
+    </w:p>
+    <w:p>
+      <w:pPr>
+        <w:pStyle w:val="Heading3"/>
+        <w:spacing w:before="120" w:after="100" w:line="276" w:lineRule="auto"/>
+        <w:ind w:left="0" w:right="0" w:firstLine="0"/>
+        <w:jc w:val="left"/>
+        <w:widowControl w:val="1"/>
+        <w:keepLines w:val="1"/>
+        <w:keepNext w:val="1"/>
+      </w:pPr>
+      <w:bookmarkStart w:id="38" w:name="_Toc243059010"/>
+      <w:r>
+        <w:rPr>
+          <w:rFonts w:ascii="Times New Roman" w:hAnsi="Times New Roman" w:eastAsia="Times New Roman" w:cs="Times New Roman"/>
+          <w:sz w:val="26"/>
+          <w:szCs w:val="26"/>
+          <w:color w:val="000000"/>
+          <w:b w:val="1"/>
+        </w:rPr>
+        <w:t xml:space="preserve">4.2.6 Cập nhật và khôi phục phiên bản</w:t>
+      </w:r>
+      <w:bookmarkEnd w:id="38"/>
+    </w:p>
+    <w:p>
+      <w:pPr>
+        <w:widowControl w:val="1"/>
+        <w:spacing w:after="100" w:lineRule="auto" w:before="0" w:line="300"/>
+        <w:ind w:left="0" w:right="0" w:firstLine="0"/>
+        <w:jc w:val="both"/>
+        <w:keepLines w:val="1"/>
+        <w:keepNext w:val="0"/>
+      </w:pPr>
+      <w:r>
+        <w:rPr>
+          <w:rFonts w:ascii="Times New Roman" w:hAnsi="Times New Roman" w:eastAsia="Times New Roman" w:cs="Times New Roman"/>
+          <w:sz w:val="26"/>
+          <w:szCs w:val="26"/>
+          <w:color w:val="000000"/>
+        </w:rPr>
+        <w:t xml:space="preserve">[Minh họa một thay đổi giao diện, commit trên GitHub và deployment mới. Ghi cách redeploy hoặc khôi phục phiên bản được khảo sát, cùng kết quả kiểm tra thực tế.]</w:t>
+      </w:r>
     </w:p>
     <w:p>
       <w:pPr>
@@ -5976,7 +6739,7 @@
         <w:keepLines w:val="1"/>
         <w:keepNext w:val="1"/>
       </w:pPr>
-      <w:bookmarkStart w:id="36" w:name="_Toc243057786"/>
+      <w:bookmarkStart w:id="39" w:name="_Toc243059011"/>
       <w:r>
         <w:rPr>
           <w:rFonts w:ascii="Times New Roman" w:hAnsi="Times New Roman" w:eastAsia="Times New Roman" w:cs="Times New Roman"/>
@@ -5985,9 +6748,9 @@
           <w:color w:val="000000"/>
           <w:b w:val="1"/>
         </w:rPr>
-        <w:t xml:space="preserve">4.3 Kiểm thử và đánh giá</w:t>
-      </w:r>
-      <w:bookmarkEnd w:id="36"/>
+        <w:t xml:space="preserve">4.3 Kết nối backend và các dịch vụ hỗ trợ</w:t>
+      </w:r>
+      <w:bookmarkEnd w:id="39"/>
     </w:p>
     <w:p>
       <w:pPr>
@@ -6005,7 +6768,229 @@
           <w:szCs w:val="26"/>
           <w:color w:val="000000"/>
         </w:rPr>
-        <w:t xml:space="preserve">[Ghi từng trường hợp kiểm tra: thao tác, kết quả mong đợi, kết quả thực tế, trạng thái và ảnh minh chứng. Chỉ kết luận dựa trên các kiểm tra đã thực hiện.]</w:t>
+        <w:t xml:space="preserve">Phần này ghi ngắn các cấu hình cần để frontend trên Vercel hoạt động với hệ thống. Với backend hiện có, thư mục chạy là server, lệnh cài dependency là npm ci và lệnh khởi động là npm start. Đối chiếu các thiết lập này với Web Service trên Render khi hoàn thiện báo cáo.</w:t>
+      </w:r>
+    </w:p>
+    <w:p>
+      <w:pPr>
+        <w:widowControl w:val="1"/>
+        <w:spacing w:after="100" w:lineRule="auto" w:before="0" w:line="300"/>
+        <w:ind w:left="0" w:right="0" w:firstLine="0"/>
+        <w:jc w:val="left"/>
+        <w:keepLines w:val="1"/>
+        <w:keepNext w:val="0"/>
+      </w:pPr>
+      <w:r>
+        <w:rPr>
+          <w:rFonts w:ascii="Times New Roman" w:hAnsi="Times New Roman" w:eastAsia="Times New Roman" w:cs="Times New Roman"/>
+          <w:sz w:val="26"/>
+          <w:szCs w:val="26"/>
+          <w:color w:val="000000"/>
+        </w:rPr>
+        <w:t xml:space="preserve">[Render: URL backend, cấu hình PORT, CLIENT_ORIGINS và kết quả gọi API từ website Vercel. MongoDB: tên môi trường cơ sở dữ liệu, cách cấu hình MONGODB_CONNECTIONSTRING và bằng chứng kết nối đã che thông tin nhạy cảm.]</w:t>
+      </w:r>
+    </w:p>
+    <w:p>
+      <w:pPr>
+        <w:widowControl w:val="1"/>
+        <w:spacing w:after="100" w:lineRule="auto" w:before="0" w:line="300"/>
+        <w:ind w:left="0" w:right="0" w:firstLine="0"/>
+        <w:jc w:val="both"/>
+        <w:keepLines w:val="1"/>
+        <w:keepNext w:val="0"/>
+      </w:pPr>
+      <w:r>
+        <w:rPr>
+          <w:rFonts w:ascii="Times New Roman" w:hAnsi="Times New Roman" w:eastAsia="Times New Roman" w:cs="Times New Roman"/>
+          <w:sz w:val="26"/>
+          <w:szCs w:val="26"/>
+          <w:color w:val="000000"/>
+        </w:rPr>
+        <w:t xml:space="preserve">[Brevo: cấu hình người gửi và tên biến BREVO_API_KEY; ghi kết quả nhận email OTP thực tế. Cloudinary: minh họa upload và hiển thị media. Chỉ bổ sung Google OAuth hoặc thành phần khác khi nằm trong demo.]</w:t>
+      </w:r>
+    </w:p>
+    <w:p>
+      <w:pPr>
+        <w:pStyle w:val="Heading2"/>
+        <w:spacing w:before="120" w:after="100" w:line="276" w:lineRule="auto"/>
+        <w:ind w:left="0" w:right="0" w:firstLine="0"/>
+        <w:jc w:val="left"/>
+        <w:widowControl w:val="1"/>
+        <w:keepLines w:val="1"/>
+        <w:keepNext w:val="1"/>
+      </w:pPr>
+      <w:bookmarkStart w:id="40" w:name="_Toc243059012"/>
+      <w:r>
+        <w:rPr>
+          <w:rFonts w:ascii="Times New Roman" w:hAnsi="Times New Roman" w:eastAsia="Times New Roman" w:cs="Times New Roman"/>
+          <w:sz w:val="26"/>
+          <w:szCs w:val="26"/>
+          <w:color w:val="000000"/>
+          <w:b w:val="1"/>
+        </w:rPr>
+        <w:t xml:space="preserve">4.4 Kết quả và kiểm thử sau triển khai</w:t>
+      </w:r>
+      <w:bookmarkEnd w:id="40"/>
+    </w:p>
+    <w:p>
+      <w:pPr>
+        <w:pStyle w:val="Heading3"/>
+        <w:spacing w:before="120" w:after="100" w:line="276" w:lineRule="auto"/>
+        <w:ind w:left="0" w:right="0" w:firstLine="0"/>
+        <w:jc w:val="left"/>
+        <w:widowControl w:val="1"/>
+        <w:keepLines w:val="1"/>
+        <w:keepNext w:val="1"/>
+      </w:pPr>
+      <w:bookmarkStart w:id="41" w:name="_Toc243059013"/>
+      <w:r>
+        <w:rPr>
+          <w:rFonts w:ascii="Times New Roman" w:hAnsi="Times New Roman" w:eastAsia="Times New Roman" w:cs="Times New Roman"/>
+          <w:sz w:val="26"/>
+          <w:szCs w:val="26"/>
+          <w:color w:val="000000"/>
+          <w:b w:val="1"/>
+        </w:rPr>
+        <w:t xml:space="preserve">4.4.1 Kiểm tra website trên Vercel</w:t>
+      </w:r>
+      <w:bookmarkEnd w:id="41"/>
+    </w:p>
+    <w:p>
+      <w:pPr>
+        <w:widowControl w:val="1"/>
+        <w:spacing w:after="100" w:lineRule="auto" w:before="0" w:line="300"/>
+        <w:ind w:left="0" w:right="0" w:firstLine="0"/>
+        <w:jc w:val="both"/>
+        <w:keepLines w:val="1"/>
+        <w:keepNext w:val="0"/>
+      </w:pPr>
+      <w:r>
+        <w:rPr>
+          <w:rFonts w:ascii="Times New Roman" w:hAnsi="Times New Roman" w:eastAsia="Times New Roman" w:cs="Times New Roman"/>
+          <w:sz w:val="26"/>
+          <w:szCs w:val="26"/>
+          <w:color w:val="000000"/>
+        </w:rPr>
+        <w:t xml:space="preserve">[Điền URL website, deployment, commit và thời điểm kiểm tra. Kiểm tra tải trang, tài nguyên, refresh URL con, bố cục di động và lần cập nhật mới. Ghi kết quả mong đợi, thực tế và ảnh tương ứng.]</w:t>
+      </w:r>
+    </w:p>
+    <w:p>
+      <w:pPr>
+        <w:widowControl w:val="1"/>
+        <w:spacing w:after="100" w:lineRule="auto" w:before="0" w:line="300"/>
+        <w:ind w:left="0" w:right="0" w:firstLine="0"/>
+        <w:jc w:val="center"/>
+        <w:keepLines w:val="1"/>
+        <w:keepNext w:val="1"/>
+      </w:pPr>
+      <w:r>
+        <w:rPr>
+          <w:rFonts w:ascii="Times New Roman" w:hAnsi="Times New Roman" w:eastAsia="Times New Roman" w:cs="Times New Roman"/>
+          <w:sz w:val="26"/>
+          <w:szCs w:val="26"/>
+          <w:color w:val="595959"/>
+          <w:i w:val="1"/>
+        </w:rPr>
+        <w:t xml:space="preserve">[Chèn ảnh website tại URL Vercel và một màn hình chức năng minh họa]</w:t>
+      </w:r>
+    </w:p>
+    <w:p>
+      <w:pPr>
+        <w:keepNext w:val="0"/>
+        <w:keepLines w:val="1"/>
+        <w:pageBreakBefore w:val="0"/>
+        <w:widowControl w:val="1"/>
+        <w:shd w:fill="auto" w:val="clear"/>
+        <w:spacing w:after="160" w:before="0" w:line="276" w:lineRule="auto"/>
+        <w:jc w:val="center"/>
+        <w:ind w:left="0" w:right="0" w:firstLine="0"/>
+        <w:pStyle w:val="Caption"/>
+      </w:pPr>
+      <w:bookmarkStart w:id="42" w:name="_Toc243059026"/>
+      <w:r>
+        <w:rPr>
+          <w:rFonts w:ascii="Times New Roman" w:hAnsi="Times New Roman" w:eastAsia="Times New Roman" w:cs="Times New Roman"/>
+          <w:sz w:val="26"/>
+          <w:szCs w:val="26"/>
+          <w:color w:val="000000"/>
+          <w:i w:val="1"/>
+        </w:rPr>
+        <w:t xml:space="preserve">Hình </w:t>
+      </w:r>
+      <w:r>
+        <w:fldChar w:fldCharType="begin" w:dirty="true"/>
+      </w:r>
+      <w:r>
+        <w:instrText xml:space="preserve"> SEQ Hình \* ARABIC </w:instrText>
+      </w:r>
+      <w:r>
+        <w:fldChar w:fldCharType="separate"/>
+      </w:r>
+      <w:r>
+        <w:rPr>
+          <w:rFonts w:ascii="Times New Roman" w:hAnsi="Times New Roman" w:eastAsia="Times New Roman" w:cs="Times New Roman"/>
+          <w:sz w:val="26"/>
+          <w:szCs w:val="26"/>
+          <w:color w:val="000000"/>
+          <w:i w:val="1"/>
+        </w:rPr>
+        <w:t xml:space="preserve">6</w:t>
+      </w:r>
+      <w:r>
+        <w:fldChar w:fldCharType="end"/>
+      </w:r>
+      <w:r>
+        <w:rPr>
+          <w:rFonts w:ascii="Times New Roman" w:hAnsi="Times New Roman" w:eastAsia="Times New Roman" w:cs="Times New Roman"/>
+          <w:sz w:val="26"/>
+          <w:szCs w:val="26"/>
+          <w:color w:val="000000"/>
+          <w:i w:val="1"/>
+        </w:rPr>
+        <w:t xml:space="preserve">. Website sau khi triển khai trên Vercel</w:t>
+      </w:r>
+      <w:bookmarkEnd w:id="42"/>
+    </w:p>
+    <w:p>
+      <w:pPr>
+        <w:pStyle w:val="Heading3"/>
+        <w:spacing w:before="120" w:after="100" w:line="276" w:lineRule="auto"/>
+        <w:ind w:left="0" w:right="0" w:firstLine="0"/>
+        <w:jc w:val="left"/>
+        <w:widowControl w:val="1"/>
+        <w:keepLines w:val="1"/>
+        <w:keepNext w:val="1"/>
+      </w:pPr>
+      <w:bookmarkStart w:id="43" w:name="_Toc243059014"/>
+      <w:r>
+        <w:rPr>
+          <w:rFonts w:ascii="Times New Roman" w:hAnsi="Times New Roman" w:eastAsia="Times New Roman" w:cs="Times New Roman"/>
+          <w:sz w:val="26"/>
+          <w:szCs w:val="26"/>
+          <w:color w:val="000000"/>
+          <w:b w:val="1"/>
+        </w:rPr>
+        <w:t xml:space="preserve">4.4.2 Kiểm tra kết nối với các dịch vụ</w:t>
+      </w:r>
+      <w:bookmarkEnd w:id="43"/>
+    </w:p>
+    <w:p>
+      <w:pPr>
+        <w:widowControl w:val="1"/>
+        <w:spacing w:after="100" w:lineRule="auto" w:before="0" w:line="300"/>
+        <w:ind w:left="0" w:right="0" w:firstLine="0"/>
+        <w:jc w:val="both"/>
+        <w:keepLines w:val="1"/>
+        <w:keepNext w:val="0"/>
+      </w:pPr>
+      <w:r>
+        <w:rPr>
+          <w:rFonts w:ascii="Times New Roman" w:hAnsi="Times New Roman" w:eastAsia="Times New Roman" w:cs="Times New Roman"/>
+          <w:sz w:val="26"/>
+          <w:szCs w:val="26"/>
+          <w:color w:val="000000"/>
+        </w:rPr>
+        <w:t xml:space="preserve">[Ghi kết quả gọi API tới Render, lưu và đọc dữ liệu MongoDB, nhận email Brevo, chat thời gian thực và upload media. Tách rõ kiểm tra đã thực hiện và phần chưa kiểm tra.]</w:t>
       </w:r>
     </w:p>
     <w:p>
@@ -6019,7 +7004,7 @@
         <w:keepNext w:val="1"/>
         <w:pageBreakBefore w:val="1"/>
       </w:pPr>
-      <w:bookmarkStart w:id="37" w:name="_Toc243057787"/>
+      <w:bookmarkStart w:id="44" w:name="_Toc243059015"/>
       <w:r>
         <w:rPr>
           <w:rFonts w:ascii="Times New Roman" w:hAnsi="Times New Roman" w:eastAsia="Times New Roman" w:cs="Times New Roman"/>
@@ -6030,7 +7015,7 @@
         </w:rPr>
         <w:t xml:space="preserve">CHƯƠNG 5: KẾT LUẬN</w:t>
       </w:r>
-      <w:bookmarkEnd w:id="37"/>
+      <w:bookmarkEnd w:id="44"/>
     </w:p>
     <w:p>
       <w:pPr>
@@ -6042,7 +7027,7 @@
         <w:keepLines w:val="1"/>
         <w:keepNext w:val="1"/>
       </w:pPr>
-      <w:bookmarkStart w:id="38" w:name="_Toc243057788"/>
+      <w:bookmarkStart w:id="45" w:name="_Toc243059016"/>
       <w:r>
         <w:rPr>
           <w:rFonts w:ascii="Times New Roman" w:hAnsi="Times New Roman" w:eastAsia="Times New Roman" w:cs="Times New Roman"/>
@@ -6053,7 +7038,7 @@
         </w:rPr>
         <w:t xml:space="preserve">5.1 Tóm tắt kết quả đạt được</w:t>
       </w:r>
-      <w:bookmarkEnd w:id="38"/>
+      <w:bookmarkEnd w:id="45"/>
     </w:p>
     <w:p>
       <w:pPr>
@@ -6071,7 +7056,7 @@
           <w:szCs w:val="26"/>
           <w:color w:val="000000"/>
         </w:rPr>
-        <w:t xml:space="preserve">[Đối chiếu từng mục tiêu ở Chương 1 với kết quả thực tế; nêu sản phẩm và minh chứng tương ứng.]</w:t>
+        <w:t xml:space="preserve">[Ưu tiên tổng kết quy trình và kết quả triển khai trên Vercel, sau đó nêu vai trò của Render, MongoDB, Brevo và các dịch vụ hỗ trợ. Đối chiếu với mục tiêu và minh chứng thực tế.]</w:t>
       </w:r>
     </w:p>
     <w:p>
@@ -6084,7 +7069,7 @@
         <w:keepLines w:val="1"/>
         <w:keepNext w:val="1"/>
       </w:pPr>
-      <w:bookmarkStart w:id="39" w:name="_Toc243057789"/>
+      <w:bookmarkStart w:id="46" w:name="_Toc243059017"/>
       <w:r>
         <w:rPr>
           <w:rFonts w:ascii="Times New Roman" w:hAnsi="Times New Roman" w:eastAsia="Times New Roman" w:cs="Times New Roman"/>
@@ -6095,7 +7080,7 @@
         </w:rPr>
         <w:t xml:space="preserve">5.2 Hạn chế của hệ thống</w:t>
       </w:r>
-      <w:bookmarkEnd w:id="39"/>
+      <w:bookmarkEnd w:id="46"/>
     </w:p>
     <w:p>
       <w:pPr>
@@ -6113,7 +7098,7 @@
           <w:szCs w:val="26"/>
           <w:color w:val="000000"/>
         </w:rPr>
-        <w:t xml:space="preserve">[Nêu các chức năng hoặc điều kiện chưa hoàn thành, lỗi còn tồn tại và phạm vi chưa kiểm tra.]</w:t>
+        <w:t xml:space="preserve">[Nêu lỗi còn tồn tại, chức năng chưa hoàn thành, điều kiện chưa kiểm tra và giới hạn đã gặp ở môi trường thực tế. Không dùng build thành công để kết luận toàn bộ hệ thống hoạt động đầy đủ.]</w:t>
       </w:r>
     </w:p>
     <w:p>
@@ -6126,7 +7111,7 @@
         <w:keepLines w:val="1"/>
         <w:keepNext w:val="1"/>
       </w:pPr>
-      <w:bookmarkStart w:id="40" w:name="_Toc243057790"/>
+      <w:bookmarkStart w:id="47" w:name="_Toc243059018"/>
       <w:r>
         <w:rPr>
           <w:rFonts w:ascii="Times New Roman" w:hAnsi="Times New Roman" w:eastAsia="Times New Roman" w:cs="Times New Roman"/>
@@ -6137,7 +7122,7 @@
         </w:rPr>
         <w:t xml:space="preserve">5.3 Hướng mở rộng của hệ thống</w:t>
       </w:r>
-      <w:bookmarkEnd w:id="40"/>
+      <w:bookmarkEnd w:id="47"/>
     </w:p>
     <w:p>
       <w:pPr>
@@ -6155,7 +7140,7 @@
           <w:szCs w:val="26"/>
           <w:color w:val="000000"/>
         </w:rPr>
-        <w:t xml:space="preserve">[Đề xuất các cải tiến phù hợp với website và những hạn chế đã xác định.]</w:t>
+        <w:t xml:space="preserve">[Đề xuất cải tiến liên quan đến vận hành frontend trên Vercel, quy trình cập nhật và chất lượng kết nối với backend; lựa chọn ưu tiên từ các hạn chế đã xác định.]</w:t>
       </w:r>
     </w:p>
     <w:p>
@@ -6169,7 +7154,7 @@
         <w:keepNext w:val="1"/>
         <w:pageBreakBefore w:val="1"/>
       </w:pPr>
-      <w:bookmarkStart w:id="41" w:name="_Toc243057791"/>
+      <w:bookmarkStart w:id="48" w:name="_Toc243059019"/>
       <w:r>
         <w:rPr>
           <w:rFonts w:ascii="Times New Roman" w:hAnsi="Times New Roman" w:eastAsia="Times New Roman" w:cs="Times New Roman"/>
@@ -6180,7 +7165,7 @@
         </w:rPr>
         <w:t xml:space="preserve">BẢNG PHÂN CHIA CÔNG VIỆC</w:t>
       </w:r>
-      <w:bookmarkEnd w:id="41"/>
+      <w:bookmarkEnd w:id="48"/>
     </w:p>
     <w:tbl>
       <w:tblPr>
@@ -6205,10 +7190,10 @@
         </w:tblCellMar>
       </w:tblPr>
       <w:tblGrid>
-        <w:gridCol w:w="750"/>
-        <w:gridCol w:w="1700"/>
-        <w:gridCol w:w="2000"/>
-        <w:gridCol w:w="2800"/>
+        <w:gridCol w:w="650"/>
+        <w:gridCol w:w="1500"/>
+        <w:gridCol w:w="2400"/>
+        <w:gridCol w:w="2700"/>
         <w:gridCol w:w="1776"/>
       </w:tblGrid>
       <w:tr>
@@ -6220,7 +7205,7 @@
           <w:tcPr>
             <w:shd w:fill="F2F2F2" w:val="clear"/>
             <w:vAlign w:val="center"/>
-            <w:tcW w:w="750" w:type="dxa"/>
+            <w:tcW w:w="650" w:type="dxa"/>
           </w:tcPr>
           <w:p>
             <w:pPr>
@@ -6247,7 +7232,7 @@
           <w:tcPr>
             <w:shd w:fill="F2F2F2" w:val="clear"/>
             <w:vAlign w:val="center"/>
-            <w:tcW w:w="1700" w:type="dxa"/>
+            <w:tcW w:w="1500" w:type="dxa"/>
           </w:tcPr>
           <w:p>
             <w:pPr>
@@ -6274,7 +7259,7 @@
           <w:tcPr>
             <w:shd w:fill="F2F2F2" w:val="clear"/>
             <w:vAlign w:val="center"/>
-            <w:tcW w:w="2000" w:type="dxa"/>
+            <w:tcW w:w="2400" w:type="dxa"/>
           </w:tcPr>
           <w:p>
             <w:pPr>
@@ -6301,7 +7286,7 @@
           <w:tcPr>
             <w:shd w:fill="F2F2F2" w:val="clear"/>
             <w:vAlign w:val="center"/>
-            <w:tcW w:w="2800" w:type="dxa"/>
+            <w:tcW w:w="2700" w:type="dxa"/>
           </w:tcPr>
           <w:p>
             <w:pPr>
@@ -6362,7 +7347,7 @@
           <w:tcPr>
             <w:shd w:fill="auto" w:val="clear"/>
             <w:vAlign w:val="center"/>
-            <w:tcW w:w="750" w:type="dxa"/>
+            <w:tcW w:w="650" w:type="dxa"/>
           </w:tcPr>
           <w:p>
             <w:pPr>
@@ -6388,7 +7373,7 @@
           <w:tcPr>
             <w:shd w:fill="auto" w:val="clear"/>
             <w:vAlign w:val="center"/>
-            <w:tcW w:w="1700" w:type="dxa"/>
+            <w:tcW w:w="1500" w:type="dxa"/>
           </w:tcPr>
           <w:p>
             <w:pPr>
@@ -6406,7 +7391,7 @@
                 <w:szCs w:val="24"/>
                 <w:color w:val="000000"/>
               </w:rPr>
-              <w:t xml:space="preserve">3119410024</w:t>
+              <w:t xml:space="preserve">3122410167</w:t>
             </w:r>
           </w:p>
         </w:tc>
@@ -6414,7 +7399,7 @@
           <w:tcPr>
             <w:shd w:fill="auto" w:val="clear"/>
             <w:vAlign w:val="center"/>
-            <w:tcW w:w="2000" w:type="dxa"/>
+            <w:tcW w:w="2400" w:type="dxa"/>
           </w:tcPr>
           <w:p>
             <w:pPr>
@@ -6432,7 +7417,7 @@
                 <w:szCs w:val="24"/>
                 <w:color w:val="000000"/>
               </w:rPr>
-              <w:t xml:space="preserve">Đặng Văn Bảo</w:t>
+              <w:t xml:space="preserve">Quách Hoàng Kha</w:t>
             </w:r>
           </w:p>
         </w:tc>
@@ -6440,7 +7425,7 @@
           <w:tcPr>
             <w:shd w:fill="auto" w:val="clear"/>
             <w:vAlign w:val="center"/>
-            <w:tcW w:w="2800" w:type="dxa"/>
+            <w:tcW w:w="2700" w:type="dxa"/>
           </w:tcPr>
           <w:p>
             <w:pPr>
@@ -6497,7 +7482,7 @@
           <w:tcPr>
             <w:shd w:fill="auto" w:val="clear"/>
             <w:vAlign w:val="center"/>
-            <w:tcW w:w="750" w:type="dxa"/>
+            <w:tcW w:w="650" w:type="dxa"/>
           </w:tcPr>
           <w:p>
             <w:pPr>
@@ -6523,7 +7508,7 @@
           <w:tcPr>
             <w:shd w:fill="auto" w:val="clear"/>
             <w:vAlign w:val="center"/>
-            <w:tcW w:w="1700" w:type="dxa"/>
+            <w:tcW w:w="1500" w:type="dxa"/>
           </w:tcPr>
           <w:p>
             <w:pPr>
@@ -6541,7 +7526,7 @@
                 <w:szCs w:val="24"/>
                 <w:color w:val="000000"/>
               </w:rPr>
-              <w:t xml:space="preserve">3122410167</w:t>
+              <w:t xml:space="preserve">3124410183</w:t>
             </w:r>
           </w:p>
         </w:tc>
@@ -6549,7 +7534,7 @@
           <w:tcPr>
             <w:shd w:fill="auto" w:val="clear"/>
             <w:vAlign w:val="center"/>
-            <w:tcW w:w="2000" w:type="dxa"/>
+            <w:tcW w:w="2400" w:type="dxa"/>
           </w:tcPr>
           <w:p>
             <w:pPr>
@@ -6567,7 +7552,7 @@
                 <w:szCs w:val="24"/>
                 <w:color w:val="000000"/>
               </w:rPr>
-              <w:t xml:space="preserve">Quách Hoàng Kha</w:t>
+              <w:t xml:space="preserve">Tô Hoàng Nhật Lâm</w:t>
             </w:r>
           </w:p>
         </w:tc>
@@ -6575,7 +7560,7 @@
           <w:tcPr>
             <w:shd w:fill="auto" w:val="clear"/>
             <w:vAlign w:val="center"/>
-            <w:tcW w:w="2800" w:type="dxa"/>
+            <w:tcW w:w="2700" w:type="dxa"/>
           </w:tcPr>
           <w:p>
             <w:pPr>
@@ -6632,7 +7617,7 @@
           <w:tcPr>
             <w:shd w:fill="auto" w:val="clear"/>
             <w:vAlign w:val="center"/>
-            <w:tcW w:w="750" w:type="dxa"/>
+            <w:tcW w:w="650" w:type="dxa"/>
           </w:tcPr>
           <w:p>
             <w:pPr>
@@ -6658,7 +7643,7 @@
           <w:tcPr>
             <w:shd w:fill="auto" w:val="clear"/>
             <w:vAlign w:val="center"/>
-            <w:tcW w:w="1700" w:type="dxa"/>
+            <w:tcW w:w="1500" w:type="dxa"/>
           </w:tcPr>
           <w:p>
             <w:pPr>
@@ -6676,7 +7661,7 @@
                 <w:szCs w:val="24"/>
                 <w:color w:val="000000"/>
               </w:rPr>
-              <w:t xml:space="preserve">3123410021</w:t>
+              <w:t xml:space="preserve">3124410308</w:t>
             </w:r>
           </w:p>
         </w:tc>
@@ -6684,7 +7669,7 @@
           <w:tcPr>
             <w:shd w:fill="auto" w:val="clear"/>
             <w:vAlign w:val="center"/>
-            <w:tcW w:w="2000" w:type="dxa"/>
+            <w:tcW w:w="2400" w:type="dxa"/>
           </w:tcPr>
           <w:p>
             <w:pPr>
@@ -6702,7 +7687,7 @@
                 <w:szCs w:val="24"/>
                 <w:color w:val="000000"/>
               </w:rPr>
-              <w:t xml:space="preserve">Lý Chí Bảo</w:t>
+              <w:t xml:space="preserve">Nguyễn Phúc Tài</w:t>
             </w:r>
           </w:p>
         </w:tc>
@@ -6710,7 +7695,7 @@
           <w:tcPr>
             <w:shd w:fill="auto" w:val="clear"/>
             <w:vAlign w:val="center"/>
-            <w:tcW w:w="2800" w:type="dxa"/>
+            <w:tcW w:w="2700" w:type="dxa"/>
           </w:tcPr>
           <w:p>
             <w:pPr>
@@ -6759,6 +7744,276 @@
           </w:p>
         </w:tc>
       </w:tr>
+      <w:tr>
+        <w:trPr>
+          <w:cantSplit w:val="1"/>
+        </w:trPr>
+        <w:tc>
+          <w:tcPr>
+            <w:shd w:fill="auto" w:val="clear"/>
+            <w:vAlign w:val="center"/>
+            <w:tcW w:w="650" w:type="dxa"/>
+          </w:tcPr>
+          <w:p>
+            <w:pPr>
+              <w:widowControl w:val="1"/>
+              <w:spacing w:after="0" w:lineRule="auto" w:before="0" w:line="276"/>
+              <w:ind w:left="0" w:right="0" w:firstLine="0"/>
+              <w:jc w:val="center"/>
+              <w:keepLines w:val="1"/>
+              <w:keepNext w:val="0"/>
+            </w:pPr>
+            <w:r>
+              <w:rPr>
+                <w:rFonts w:ascii="Times New Roman" w:hAnsi="Times New Roman" w:eastAsia="Times New Roman" w:cs="Times New Roman"/>
+                <w:sz w:val="24"/>
+                <w:szCs w:val="24"/>
+                <w:color w:val="000000"/>
+              </w:rPr>
+              <w:t xml:space="preserve">4</w:t>
+            </w:r>
+          </w:p>
+        </w:tc>
+        <w:tc>
+          <w:tcPr>
+            <w:shd w:fill="auto" w:val="clear"/>
+            <w:vAlign w:val="center"/>
+            <w:tcW w:w="1500" w:type="dxa"/>
+          </w:tcPr>
+          <w:p>
+            <w:pPr>
+              <w:widowControl w:val="1"/>
+              <w:spacing w:after="0" w:lineRule="auto" w:before="0" w:line="276"/>
+              <w:ind w:left="0" w:right="0" w:firstLine="0"/>
+              <w:jc w:val="center"/>
+              <w:keepLines w:val="1"/>
+              <w:keepNext w:val="0"/>
+            </w:pPr>
+            <w:r>
+              <w:rPr>
+                <w:rFonts w:ascii="Times New Roman" w:hAnsi="Times New Roman" w:eastAsia="Times New Roman" w:cs="Times New Roman"/>
+                <w:sz w:val="24"/>
+                <w:szCs w:val="24"/>
+                <w:color w:val="000000"/>
+              </w:rPr>
+              <w:t xml:space="preserve">3124560062</w:t>
+            </w:r>
+          </w:p>
+        </w:tc>
+        <w:tc>
+          <w:tcPr>
+            <w:shd w:fill="auto" w:val="clear"/>
+            <w:vAlign w:val="center"/>
+            <w:tcW w:w="2400" w:type="dxa"/>
+          </w:tcPr>
+          <w:p>
+            <w:pPr>
+              <w:widowControl w:val="1"/>
+              <w:spacing w:after="0" w:lineRule="auto" w:before="0" w:line="276"/>
+              <w:ind w:left="0" w:right="0" w:firstLine="0"/>
+              <w:jc w:val="center"/>
+              <w:keepLines w:val="1"/>
+              <w:keepNext w:val="0"/>
+            </w:pPr>
+            <w:r>
+              <w:rPr>
+                <w:rFonts w:ascii="Times New Roman" w:hAnsi="Times New Roman" w:eastAsia="Times New Roman" w:cs="Times New Roman"/>
+                <w:sz w:val="24"/>
+                <w:szCs w:val="24"/>
+                <w:color w:val="000000"/>
+              </w:rPr>
+              <w:t xml:space="preserve">Trần Quỳnh Ngọc</w:t>
+            </w:r>
+          </w:p>
+        </w:tc>
+        <w:tc>
+          <w:tcPr>
+            <w:shd w:fill="auto" w:val="clear"/>
+            <w:vAlign w:val="center"/>
+            <w:tcW w:w="2700" w:type="dxa"/>
+          </w:tcPr>
+          <w:p>
+            <w:pPr>
+              <w:widowControl w:val="1"/>
+              <w:spacing w:after="0" w:lineRule="auto" w:before="0" w:line="276"/>
+              <w:ind w:left="0" w:right="0" w:firstLine="0"/>
+              <w:jc w:val="left"/>
+              <w:keepLines w:val="1"/>
+              <w:keepNext w:val="0"/>
+            </w:pPr>
+            <w:r>
+              <w:rPr>
+                <w:rFonts w:ascii="Times New Roman" w:hAnsi="Times New Roman" w:eastAsia="Times New Roman" w:cs="Times New Roman"/>
+                <w:sz w:val="24"/>
+                <w:szCs w:val="24"/>
+                <w:color w:val="000000"/>
+              </w:rPr>
+              <w:t xml:space="preserve">[Nội dung phụ trách]</w:t>
+            </w:r>
+          </w:p>
+        </w:tc>
+        <w:tc>
+          <w:tcPr>
+            <w:shd w:fill="auto" w:val="clear"/>
+            <w:vAlign w:val="center"/>
+            <w:tcW w:w="1776" w:type="dxa"/>
+          </w:tcPr>
+          <w:p>
+            <w:pPr>
+              <w:widowControl w:val="1"/>
+              <w:spacing w:after="0" w:lineRule="auto" w:before="0" w:line="276"/>
+              <w:ind w:left="0" w:right="0" w:firstLine="0"/>
+              <w:jc w:val="center"/>
+              <w:keepLines w:val="1"/>
+              <w:keepNext w:val="0"/>
+            </w:pPr>
+            <w:r>
+              <w:rPr>
+                <w:rFonts w:ascii="Times New Roman" w:hAnsi="Times New Roman" w:eastAsia="Times New Roman" w:cs="Times New Roman"/>
+                <w:sz w:val="24"/>
+                <w:szCs w:val="24"/>
+                <w:color w:val="000000"/>
+              </w:rPr>
+              <w:t xml:space="preserve">[...%]</w:t>
+            </w:r>
+          </w:p>
+        </w:tc>
+      </w:tr>
+      <w:tr>
+        <w:trPr>
+          <w:cantSplit w:val="1"/>
+        </w:trPr>
+        <w:tc>
+          <w:tcPr>
+            <w:shd w:fill="auto" w:val="clear"/>
+            <w:vAlign w:val="center"/>
+            <w:tcW w:w="650" w:type="dxa"/>
+          </w:tcPr>
+          <w:p>
+            <w:pPr>
+              <w:widowControl w:val="1"/>
+              <w:spacing w:after="0" w:lineRule="auto" w:before="0" w:line="276"/>
+              <w:ind w:left="0" w:right="0" w:firstLine="0"/>
+              <w:jc w:val="center"/>
+              <w:keepLines w:val="1"/>
+              <w:keepNext w:val="0"/>
+            </w:pPr>
+            <w:r>
+              <w:rPr>
+                <w:rFonts w:ascii="Times New Roman" w:hAnsi="Times New Roman" w:eastAsia="Times New Roman" w:cs="Times New Roman"/>
+                <w:sz w:val="24"/>
+                <w:szCs w:val="24"/>
+                <w:color w:val="000000"/>
+              </w:rPr>
+              <w:t xml:space="preserve">5</w:t>
+            </w:r>
+          </w:p>
+        </w:tc>
+        <w:tc>
+          <w:tcPr>
+            <w:shd w:fill="auto" w:val="clear"/>
+            <w:vAlign w:val="center"/>
+            <w:tcW w:w="1500" w:type="dxa"/>
+          </w:tcPr>
+          <w:p>
+            <w:pPr>
+              <w:widowControl w:val="1"/>
+              <w:spacing w:after="0" w:lineRule="auto" w:before="0" w:line="276"/>
+              <w:ind w:left="0" w:right="0" w:firstLine="0"/>
+              <w:jc w:val="center"/>
+              <w:keepLines w:val="1"/>
+              <w:keepNext w:val="0"/>
+            </w:pPr>
+            <w:r>
+              <w:rPr>
+                <w:rFonts w:ascii="Times New Roman" w:hAnsi="Times New Roman" w:eastAsia="Times New Roman" w:cs="Times New Roman"/>
+                <w:sz w:val="24"/>
+                <w:szCs w:val="24"/>
+                <w:color w:val="000000"/>
+              </w:rPr>
+              <w:t xml:space="preserve">3124560100</w:t>
+            </w:r>
+          </w:p>
+        </w:tc>
+        <w:tc>
+          <w:tcPr>
+            <w:shd w:fill="auto" w:val="clear"/>
+            <w:vAlign w:val="center"/>
+            <w:tcW w:w="2400" w:type="dxa"/>
+          </w:tcPr>
+          <w:p>
+            <w:pPr>
+              <w:widowControl w:val="1"/>
+              <w:spacing w:after="0" w:lineRule="auto" w:before="0" w:line="276"/>
+              <w:ind w:left="0" w:right="0" w:firstLine="0"/>
+              <w:jc w:val="center"/>
+              <w:keepLines w:val="1"/>
+              <w:keepNext w:val="0"/>
+            </w:pPr>
+            <w:r>
+              <w:rPr>
+                <w:rFonts w:ascii="Times New Roman" w:hAnsi="Times New Roman" w:eastAsia="Times New Roman" w:cs="Times New Roman"/>
+                <w:sz w:val="24"/>
+                <w:szCs w:val="24"/>
+                <w:color w:val="000000"/>
+              </w:rPr>
+              <w:t xml:space="preserve">Nguyễn Đinh Ý Vy</w:t>
+            </w:r>
+          </w:p>
+        </w:tc>
+        <w:tc>
+          <w:tcPr>
+            <w:shd w:fill="auto" w:val="clear"/>
+            <w:vAlign w:val="center"/>
+            <w:tcW w:w="2700" w:type="dxa"/>
+          </w:tcPr>
+          <w:p>
+            <w:pPr>
+              <w:widowControl w:val="1"/>
+              <w:spacing w:after="0" w:lineRule="auto" w:before="0" w:line="276"/>
+              <w:ind w:left="0" w:right="0" w:firstLine="0"/>
+              <w:jc w:val="left"/>
+              <w:keepLines w:val="1"/>
+              <w:keepNext w:val="0"/>
+            </w:pPr>
+            <w:r>
+              <w:rPr>
+                <w:rFonts w:ascii="Times New Roman" w:hAnsi="Times New Roman" w:eastAsia="Times New Roman" w:cs="Times New Roman"/>
+                <w:sz w:val="24"/>
+                <w:szCs w:val="24"/>
+                <w:color w:val="000000"/>
+              </w:rPr>
+              <w:t xml:space="preserve">[Nội dung phụ trách]</w:t>
+            </w:r>
+          </w:p>
+        </w:tc>
+        <w:tc>
+          <w:tcPr>
+            <w:shd w:fill="auto" w:val="clear"/>
+            <w:vAlign w:val="center"/>
+            <w:tcW w:w="1776" w:type="dxa"/>
+          </w:tcPr>
+          <w:p>
+            <w:pPr>
+              <w:widowControl w:val="1"/>
+              <w:spacing w:after="0" w:lineRule="auto" w:before="0" w:line="276"/>
+              <w:ind w:left="0" w:right="0" w:firstLine="0"/>
+              <w:jc w:val="center"/>
+              <w:keepLines w:val="1"/>
+              <w:keepNext w:val="0"/>
+            </w:pPr>
+            <w:r>
+              <w:rPr>
+                <w:rFonts w:ascii="Times New Roman" w:hAnsi="Times New Roman" w:eastAsia="Times New Roman" w:cs="Times New Roman"/>
+                <w:sz w:val="24"/>
+                <w:szCs w:val="24"/>
+                <w:color w:val="000000"/>
+              </w:rPr>
+              <w:t xml:space="preserve">[...%]</w:t>
+            </w:r>
+          </w:p>
+        </w:tc>
+      </w:tr>
     </w:tbl>
     <w:p>
       <w:pPr>
@@ -6772,7 +8027,7 @@
         <w:ind w:left="0" w:right="0" w:firstLine="0"/>
         <w:pStyle w:val="Caption"/>
       </w:pPr>
-      <w:bookmarkStart w:id="42" w:name="_Toc243057798"/>
+      <w:bookmarkStart w:id="49" w:name="_Toc243059027"/>
       <w:r>
         <w:rPr>
           <w:rFonts w:ascii="Times New Roman" w:hAnsi="Times New Roman" w:eastAsia="Times New Roman" w:cs="Times New Roman"/>
@@ -6815,7 +8070,7 @@
         </w:rPr>
         <w:t xml:space="preserve">. Phân chia công việc của nhóm</w:t>
       </w:r>
-      <w:bookmarkEnd w:id="42"/>
+      <w:bookmarkEnd w:id="49"/>
     </w:p>
     <w:p>
       <w:pPr>
@@ -6828,7 +8083,7 @@
         <w:keepNext w:val="1"/>
         <w:pageBreakBefore w:val="1"/>
       </w:pPr>
-      <w:bookmarkStart w:id="43" w:name="_Toc243057792"/>
+      <w:bookmarkStart w:id="50" w:name="_Toc243059020"/>
       <w:r>
         <w:rPr>
           <w:rFonts w:ascii="Times New Roman" w:hAnsi="Times New Roman" w:eastAsia="Times New Roman" w:cs="Times New Roman"/>
@@ -6839,7 +8094,7 @@
         </w:rPr>
         <w:t xml:space="preserve">TÀI LIỆU THAM KHẢO</w:t>
       </w:r>
-      <w:bookmarkEnd w:id="43"/>
+      <w:bookmarkEnd w:id="50"/>
     </w:p>
     <w:p>
       <w:pPr>
@@ -6857,9 +8112,9 @@
           <w:szCs w:val="26"/>
           <w:color w:val="000000"/>
         </w:rPr>
-        <w:t xml:space="preserve">[1] Vercel, trang chủ theo đề bài. </w:t>
-      </w:r>
-      <w:hyperlink r:id="rIdVercelRef1">
+        <w:t xml:space="preserve">[1] Vercel, trang chủ. </w:t>
+      </w:r>
+      <w:hyperlink r:id="rIdReportRef1">
         <w:r>
           <w:rPr>
             <w:rFonts w:ascii="Times New Roman" w:hAnsi="Times New Roman" w:eastAsia="Times New Roman" w:cs="Times New Roman"/>
@@ -6887,9 +8142,219 @@
           <w:szCs w:val="26"/>
           <w:color w:val="000000"/>
         </w:rPr>
-        <w:t xml:space="preserve">[2] 200Lab, bài viết gợi ý trong đề bài. </w:t>
-      </w:r>
-      <w:hyperlink r:id="rIdVercelRef2">
+        <w:t xml:space="preserve">[2] Vercel, Vite on Vercel. </w:t>
+      </w:r>
+      <w:hyperlink r:id="rIdReportRef2">
+        <w:r>
+          <w:rPr>
+            <w:rFonts w:ascii="Times New Roman" w:hAnsi="Times New Roman" w:eastAsia="Times New Roman" w:cs="Times New Roman"/>
+            <w:sz w:val="26"/>
+            <w:szCs w:val="26"/>
+            <w:color w:val="0563C1"/>
+          </w:rPr>
+          <w:t xml:space="preserve">https://vercel.com/docs/frameworks/frontend/vite</w:t>
+        </w:r>
+      </w:hyperlink>
+    </w:p>
+    <w:p>
+      <w:pPr>
+        <w:widowControl w:val="1"/>
+        <w:spacing w:after="100" w:lineRule="auto" w:before="0" w:line="300"/>
+        <w:ind w:left="0" w:right="0" w:firstLine="0"/>
+        <w:jc w:val="left"/>
+        <w:keepLines w:val="1"/>
+        <w:keepNext w:val="0"/>
+      </w:pPr>
+      <w:r>
+        <w:rPr>
+          <w:rFonts w:ascii="Times New Roman" w:hAnsi="Times New Roman" w:eastAsia="Times New Roman" w:cs="Times New Roman"/>
+          <w:sz w:val="26"/>
+          <w:szCs w:val="26"/>
+          <w:color w:val="000000"/>
+        </w:rPr>
+        <w:t xml:space="preserve">[3] Vercel, Deploying Git Repositories with Vercel. </w:t>
+      </w:r>
+      <w:hyperlink r:id="rIdReportRef3">
+        <w:r>
+          <w:rPr>
+            <w:rFonts w:ascii="Times New Roman" w:hAnsi="Times New Roman" w:eastAsia="Times New Roman" w:cs="Times New Roman"/>
+            <w:sz w:val="26"/>
+            <w:szCs w:val="26"/>
+            <w:color w:val="0563C1"/>
+          </w:rPr>
+          <w:t xml:space="preserve">https://vercel.com/docs/git</w:t>
+        </w:r>
+      </w:hyperlink>
+    </w:p>
+    <w:p>
+      <w:pPr>
+        <w:widowControl w:val="1"/>
+        <w:spacing w:after="100" w:lineRule="auto" w:before="0" w:line="300"/>
+        <w:ind w:left="0" w:right="0" w:firstLine="0"/>
+        <w:jc w:val="left"/>
+        <w:keepLines w:val="1"/>
+        <w:keepNext w:val="0"/>
+      </w:pPr>
+      <w:r>
+        <w:rPr>
+          <w:rFonts w:ascii="Times New Roman" w:hAnsi="Times New Roman" w:eastAsia="Times New Roman" w:cs="Times New Roman"/>
+          <w:sz w:val="26"/>
+          <w:szCs w:val="26"/>
+          <w:color w:val="000000"/>
+        </w:rPr>
+        <w:t xml:space="preserve">[4] GitHub Docs, Get started with GitHub documentation. </w:t>
+      </w:r>
+      <w:hyperlink r:id="rIdReportRef4">
+        <w:r>
+          <w:rPr>
+            <w:rFonts w:ascii="Times New Roman" w:hAnsi="Times New Roman" w:eastAsia="Times New Roman" w:cs="Times New Roman"/>
+            <w:sz w:val="26"/>
+            <w:szCs w:val="26"/>
+            <w:color w:val="0563C1"/>
+          </w:rPr>
+          <w:t xml:space="preserve">https://docs.github.com/en/get-started</w:t>
+        </w:r>
+      </w:hyperlink>
+    </w:p>
+    <w:p>
+      <w:pPr>
+        <w:widowControl w:val="1"/>
+        <w:spacing w:after="100" w:lineRule="auto" w:before="0" w:line="300"/>
+        <w:ind w:left="0" w:right="0" w:firstLine="0"/>
+        <w:jc w:val="left"/>
+        <w:keepLines w:val="1"/>
+        <w:keepNext w:val="0"/>
+      </w:pPr>
+      <w:r>
+        <w:rPr>
+          <w:rFonts w:ascii="Times New Roman" w:hAnsi="Times New Roman" w:eastAsia="Times New Roman" w:cs="Times New Roman"/>
+          <w:sz w:val="26"/>
+          <w:szCs w:val="26"/>
+          <w:color w:val="000000"/>
+        </w:rPr>
+        <w:t xml:space="preserve">[5] Render Docs, Deploy a Node Express App on Render. </w:t>
+      </w:r>
+      <w:hyperlink r:id="rIdReportRef5">
+        <w:r>
+          <w:rPr>
+            <w:rFonts w:ascii="Times New Roman" w:hAnsi="Times New Roman" w:eastAsia="Times New Roman" w:cs="Times New Roman"/>
+            <w:sz w:val="26"/>
+            <w:szCs w:val="26"/>
+            <w:color w:val="0563C1"/>
+          </w:rPr>
+          <w:t xml:space="preserve">https://render.com/docs/deploy-node-express-app</w:t>
+        </w:r>
+      </w:hyperlink>
+    </w:p>
+    <w:p>
+      <w:pPr>
+        <w:widowControl w:val="1"/>
+        <w:spacing w:after="100" w:lineRule="auto" w:before="0" w:line="300"/>
+        <w:ind w:left="0" w:right="0" w:firstLine="0"/>
+        <w:jc w:val="left"/>
+        <w:keepLines w:val="1"/>
+        <w:keepNext w:val="0"/>
+      </w:pPr>
+      <w:r>
+        <w:rPr>
+          <w:rFonts w:ascii="Times New Roman" w:hAnsi="Times New Roman" w:eastAsia="Times New Roman" w:cs="Times New Roman"/>
+          <w:sz w:val="26"/>
+          <w:szCs w:val="26"/>
+          <w:color w:val="000000"/>
+        </w:rPr>
+        <w:t xml:space="preserve">[6] MongoDB Docs, Get Started with the Node.js Driver. </w:t>
+      </w:r>
+      <w:hyperlink r:id="rIdReportRef6">
+        <w:r>
+          <w:rPr>
+            <w:rFonts w:ascii="Times New Roman" w:hAnsi="Times New Roman" w:eastAsia="Times New Roman" w:cs="Times New Roman"/>
+            <w:sz w:val="26"/>
+            <w:szCs w:val="26"/>
+            <w:color w:val="0563C1"/>
+          </w:rPr>
+          <w:t xml:space="preserve">https://www.mongodb.com/docs/drivers/node/current/get-started/</w:t>
+        </w:r>
+      </w:hyperlink>
+    </w:p>
+    <w:p>
+      <w:pPr>
+        <w:widowControl w:val="1"/>
+        <w:spacing w:after="100" w:lineRule="auto" w:before="0" w:line="300"/>
+        <w:ind w:left="0" w:right="0" w:firstLine="0"/>
+        <w:jc w:val="left"/>
+        <w:keepLines w:val="1"/>
+        <w:keepNext w:val="0"/>
+      </w:pPr>
+      <w:r>
+        <w:rPr>
+          <w:rFonts w:ascii="Times New Roman" w:hAnsi="Times New Roman" w:eastAsia="Times New Roman" w:cs="Times New Roman"/>
+          <w:sz w:val="26"/>
+          <w:szCs w:val="26"/>
+          <w:color w:val="000000"/>
+        </w:rPr>
+        <w:t xml:space="preserve">[7] Brevo, Send a transactional email. </w:t>
+      </w:r>
+      <w:hyperlink r:id="rIdReportRef7">
+        <w:r>
+          <w:rPr>
+            <w:rFonts w:ascii="Times New Roman" w:hAnsi="Times New Roman" w:eastAsia="Times New Roman" w:cs="Times New Roman"/>
+            <w:sz w:val="26"/>
+            <w:szCs w:val="26"/>
+            <w:color w:val="0563C1"/>
+          </w:rPr>
+          <w:t xml:space="preserve">https://developers.brevo.com/docs/send-a-transactional-email</w:t>
+        </w:r>
+      </w:hyperlink>
+    </w:p>
+    <w:p>
+      <w:pPr>
+        <w:widowControl w:val="1"/>
+        <w:spacing w:after="100" w:lineRule="auto" w:before="0" w:line="300"/>
+        <w:ind w:left="0" w:right="0" w:firstLine="0"/>
+        <w:jc w:val="left"/>
+        <w:keepLines w:val="1"/>
+        <w:keepNext w:val="0"/>
+      </w:pPr>
+      <w:r>
+        <w:rPr>
+          <w:rFonts w:ascii="Times New Roman" w:hAnsi="Times New Roman" w:eastAsia="Times New Roman" w:cs="Times New Roman"/>
+          <w:sz w:val="26"/>
+          <w:szCs w:val="26"/>
+          <w:color w:val="000000"/>
+        </w:rPr>
+        <w:t xml:space="preserve">[8] Cloudinary, Node.js image and video upload. </w:t>
+      </w:r>
+      <w:hyperlink r:id="rIdReportRef8">
+        <w:r>
+          <w:rPr>
+            <w:rFonts w:ascii="Times New Roman" w:hAnsi="Times New Roman" w:eastAsia="Times New Roman" w:cs="Times New Roman"/>
+            <w:sz w:val="26"/>
+            <w:szCs w:val="26"/>
+            <w:color w:val="0563C1"/>
+          </w:rPr>
+          <w:t xml:space="preserve">https://cloudinary.com/documentation/node_image_and_video_upload</w:t>
+        </w:r>
+      </w:hyperlink>
+    </w:p>
+    <w:p>
+      <w:pPr>
+        <w:widowControl w:val="1"/>
+        <w:spacing w:after="100" w:lineRule="auto" w:before="0" w:line="300"/>
+        <w:ind w:left="0" w:right="0" w:firstLine="0"/>
+        <w:jc w:val="left"/>
+        <w:keepLines w:val="1"/>
+        <w:keepNext w:val="0"/>
+      </w:pPr>
+      <w:r>
+        <w:rPr>
+          <w:rFonts w:ascii="Times New Roman" w:hAnsi="Times New Roman" w:eastAsia="Times New Roman" w:cs="Times New Roman"/>
+          <w:sz w:val="26"/>
+          <w:szCs w:val="26"/>
+          <w:color w:val="000000"/>
+        </w:rPr>
+        <w:t xml:space="preserve">[9] 200Lab, bài viết gợi ý trong đề bài. </w:t>
+      </w:r>
+      <w:hyperlink r:id="rIdReportRef9">
         <w:r>
           <w:rPr>
             <w:rFonts w:ascii="Times New Roman" w:hAnsi="Times New Roman" w:eastAsia="Times New Roman" w:cs="Times New Roman"/>
@@ -6906,66 +8371,6 @@
         <w:widowControl w:val="1"/>
         <w:spacing w:after="100" w:lineRule="auto" w:before="0" w:line="300"/>
         <w:ind w:left="0" w:right="0" w:firstLine="0"/>
-        <w:jc w:val="left"/>
-        <w:keepLines w:val="1"/>
-        <w:keepNext w:val="0"/>
-      </w:pPr>
-      <w:r>
-        <w:rPr>
-          <w:rFonts w:ascii="Times New Roman" w:hAnsi="Times New Roman" w:eastAsia="Times New Roman" w:cs="Times New Roman"/>
-          <w:sz w:val="26"/>
-          <w:szCs w:val="26"/>
-          <w:color w:val="000000"/>
-        </w:rPr>
-        <w:t xml:space="preserve">[3] Vercel, tài liệu chính thức. </w:t>
-      </w:r>
-      <w:hyperlink r:id="rIdVercelRef3">
-        <w:r>
-          <w:rPr>
-            <w:rFonts w:ascii="Times New Roman" w:hAnsi="Times New Roman" w:eastAsia="Times New Roman" w:cs="Times New Roman"/>
-            <w:sz w:val="26"/>
-            <w:szCs w:val="26"/>
-            <w:color w:val="0563C1"/>
-          </w:rPr>
-          <w:t xml:space="preserve">https://vercel.com/docs</w:t>
-        </w:r>
-      </w:hyperlink>
-    </w:p>
-    <w:p>
-      <w:pPr>
-        <w:widowControl w:val="1"/>
-        <w:spacing w:after="100" w:lineRule="auto" w:before="0" w:line="300"/>
-        <w:ind w:left="0" w:right="0" w:firstLine="0"/>
-        <w:jc w:val="left"/>
-        <w:keepLines w:val="1"/>
-        <w:keepNext w:val="0"/>
-      </w:pPr>
-      <w:r>
-        <w:rPr>
-          <w:rFonts w:ascii="Times New Roman" w:hAnsi="Times New Roman" w:eastAsia="Times New Roman" w:cs="Times New Roman"/>
-          <w:sz w:val="26"/>
-          <w:szCs w:val="26"/>
-          <w:color w:val="000000"/>
-        </w:rPr>
-        <w:t xml:space="preserve">[4] GitHub Docs, Get started with GitHub documentation. </w:t>
-      </w:r>
-      <w:hyperlink r:id="rIdVercelRef4">
-        <w:r>
-          <w:rPr>
-            <w:rFonts w:ascii="Times New Roman" w:hAnsi="Times New Roman" w:eastAsia="Times New Roman" w:cs="Times New Roman"/>
-            <w:sz w:val="26"/>
-            <w:szCs w:val="26"/>
-            <w:color w:val="0563C1"/>
-          </w:rPr>
-          <w:t xml:space="preserve">https://docs.github.com/en/get-started</w:t>
-        </w:r>
-      </w:hyperlink>
-    </w:p>
-    <w:p>
-      <w:pPr>
-        <w:widowControl w:val="1"/>
-        <w:spacing w:after="100" w:lineRule="auto" w:before="0" w:line="300"/>
-        <w:ind w:left="0" w:right="0" w:firstLine="0"/>
         <w:jc w:val="both"/>
         <w:keepLines w:val="1"/>
         <w:keepNext w:val="0"/>
@@ -6977,7 +8382,7 @@
           <w:szCs w:val="26"/>
           <w:color w:val="000000"/>
         </w:rPr>
-        <w:t xml:space="preserve">[Bổ sung tài liệu thực sự sử dụng, ngày truy cập và trích dẫn tương ứng trong nội dung báo cáo.]</w:t>
+        <w:t xml:space="preserve">[Bổ sung link repository của nhóm, ngày truy cập tài liệu và nguồn thực sự sử dụng. Cập nhật các trích dẫn khi hoàn thiện nội dung.]</w:t>
       </w:r>
     </w:p>
     <w:sectPr>
